--- a/pages/templates/daerahkuitansikegiatanppk.docx
+++ b/pages/templates/daerahkuitansikegiatanppk.docx
@@ -7264,7 +7264,15 @@
           <w:b/>
           <w:bCs/>
         </w:rPr>
-        <w:t>SURAT PERNYATAAN TANGGUNG JAWAB MUTLAT</w:t>
+        <w:t>SURAT PERNYATAAN TANGGUNG JAWAB MUTLA</w:t>
+      </w:r>
+      <w:r>
+        <w:rPr>
+          <w:rFonts w:ascii="Times New Roman" w:hAnsi="Times New Roman" w:cs="Times New Roman"/>
+          <w:b/>
+          <w:bCs/>
+        </w:rPr>
+        <w:t>K</w:t>
       </w:r>
     </w:p>
     <w:p>

--- a/pages/templates/daerahkuitansikegiatanppk.docx
+++ b/pages/templates/daerahkuitansikegiatanppk.docx
@@ -1999,8 +1999,7 @@
                 <w:sz w:val="18"/>
                 <w:szCs w:val="18"/>
               </w:rPr>
-              <w:tab/>
-              <w:t>x</w:t>
+              <w:t xml:space="preserve"> </w:t>
             </w:r>
             <w:r>
               <w:rPr>
@@ -2008,7 +2007,22 @@
                 <w:sz w:val="18"/>
                 <w:szCs w:val="18"/>
               </w:rPr>
-              <w:tab/>
+              <w:t>x</w:t>
+            </w:r>
+            <w:r>
+              <w:rPr>
+                <w:rFonts w:ascii="Times New Roman" w:hAnsi="Times New Roman" w:cs="Times New Roman"/>
+                <w:sz w:val="18"/>
+                <w:szCs w:val="18"/>
+              </w:rPr>
+              <w:t xml:space="preserve"> </w:t>
+            </w:r>
+            <w:r>
+              <w:rPr>
+                <w:rFonts w:ascii="Times New Roman" w:hAnsi="Times New Roman" w:cs="Times New Roman"/>
+                <w:sz w:val="18"/>
+                <w:szCs w:val="18"/>
+              </w:rPr>
               <w:t>{{ hari</w:t>
             </w:r>
             <w:r>

--- a/pages/templates/daerahkuitansikegiatanppk.docx
+++ b/pages/templates/daerahkuitansikegiatanppk.docx
@@ -504,12 +504,19 @@
       <w:r>
         <w:rPr>
           <w:rFonts w:ascii="Times New Roman" w:hAnsi="Times New Roman" w:cs="Times New Roman"/>
-          <w:b/>
-          <w:bCs/>
-          <w:sz w:val="18"/>
-          <w:szCs w:val="18"/>
-        </w:rPr>
-        <w:tab/>
+          <w:sz w:val="18"/>
+          <w:szCs w:val="18"/>
+        </w:rPr>
+        <w:t>Untuk Pembayaran</w:t>
+      </w:r>
+      <w:r>
+        <w:rPr>
+          <w:rFonts w:ascii="Times New Roman" w:hAnsi="Times New Roman" w:cs="Times New Roman"/>
+          <w:sz w:val="18"/>
+          <w:szCs w:val="18"/>
+        </w:rPr>
+        <w:tab/>
+        <w:t>:</w:t>
       </w:r>
       <w:r>
         <w:rPr>

--- a/pages/templates/daerahkuitansikegiatanppk.docx
+++ b/pages/templates/daerahkuitansikegiatanppk.docx
@@ -504,12 +504,19 @@
       <w:r>
         <w:rPr>
           <w:rFonts w:ascii="Times New Roman" w:hAnsi="Times New Roman" w:cs="Times New Roman"/>
-          <w:b/>
-          <w:bCs/>
-          <w:sz w:val="18"/>
-          <w:szCs w:val="18"/>
-        </w:rPr>
-        <w:tab/>
+          <w:sz w:val="18"/>
+          <w:szCs w:val="18"/>
+        </w:rPr>
+        <w:t>Untuk Pembayaran</w:t>
+      </w:r>
+      <w:r>
+        <w:rPr>
+          <w:rFonts w:ascii="Times New Roman" w:hAnsi="Times New Roman" w:cs="Times New Roman"/>
+          <w:sz w:val="18"/>
+          <w:szCs w:val="18"/>
+        </w:rPr>
+        <w:tab/>
+        <w:t>:</w:t>
       </w:r>
       <w:r>
         <w:rPr>
@@ -1999,8 +2006,7 @@
                 <w:sz w:val="18"/>
                 <w:szCs w:val="18"/>
               </w:rPr>
-              <w:tab/>
-              <w:t>x</w:t>
+              <w:t xml:space="preserve"> </w:t>
             </w:r>
             <w:r>
               <w:rPr>
@@ -2008,7 +2014,22 @@
                 <w:sz w:val="18"/>
                 <w:szCs w:val="18"/>
               </w:rPr>
-              <w:tab/>
+              <w:t>x</w:t>
+            </w:r>
+            <w:r>
+              <w:rPr>
+                <w:rFonts w:ascii="Times New Roman" w:hAnsi="Times New Roman" w:cs="Times New Roman"/>
+                <w:sz w:val="18"/>
+                <w:szCs w:val="18"/>
+              </w:rPr>
+              <w:t xml:space="preserve"> </w:t>
+            </w:r>
+            <w:r>
+              <w:rPr>
+                <w:rFonts w:ascii="Times New Roman" w:hAnsi="Times New Roman" w:cs="Times New Roman"/>
+                <w:sz w:val="18"/>
+                <w:szCs w:val="18"/>
+              </w:rPr>
               <w:t>{{ hari</w:t>
             </w:r>
             <w:r>
@@ -7264,7 +7285,15 @@
           <w:b/>
           <w:bCs/>
         </w:rPr>
-        <w:t>SURAT PERNYATAAN TANGGUNG JAWAB MUTLAT</w:t>
+        <w:t>SURAT PERNYATAAN TANGGUNG JAWAB MUTLA</w:t>
+      </w:r>
+      <w:r>
+        <w:rPr>
+          <w:rFonts w:ascii="Times New Roman" w:hAnsi="Times New Roman" w:cs="Times New Roman"/>
+          <w:b/>
+          <w:bCs/>
+        </w:rPr>
+        <w:t>K</w:t>
       </w:r>
     </w:p>
     <w:p>
@@ -7506,7 +7535,7 @@
           <w:tab w:val="left" w:pos="1701"/>
           <w:tab w:val="left" w:pos="1843"/>
           <w:tab w:val="left" w:pos="5670"/>
-          <w:tab w:val="left" w:pos="6237"/>
+          <w:tab w:val="left" w:pos="5812"/>
         </w:tabs>
         <w:spacing w:after="0" w:line="360" w:lineRule="auto"/>
         <w:jc w:val="both"/>
@@ -7564,7 +7593,7 @@
           <w:tab w:val="left" w:pos="1701"/>
           <w:tab w:val="left" w:pos="1843"/>
           <w:tab w:val="left" w:pos="5670"/>
-          <w:tab w:val="left" w:pos="6237"/>
+          <w:tab w:val="left" w:pos="5812"/>
         </w:tabs>
         <w:spacing w:after="0" w:line="360" w:lineRule="auto"/>
         <w:jc w:val="both"/>
@@ -7611,7 +7640,7 @@
           <w:tab w:val="left" w:pos="1701"/>
           <w:tab w:val="left" w:pos="1843"/>
           <w:tab w:val="left" w:pos="5670"/>
-          <w:tab w:val="left" w:pos="6237"/>
+          <w:tab w:val="left" w:pos="5812"/>
         </w:tabs>
         <w:spacing w:after="0" w:line="360" w:lineRule="auto"/>
         <w:jc w:val="both"/>
@@ -7627,7 +7656,7 @@
           <w:tab w:val="left" w:pos="1701"/>
           <w:tab w:val="left" w:pos="1843"/>
           <w:tab w:val="left" w:pos="5670"/>
-          <w:tab w:val="left" w:pos="6237"/>
+          <w:tab w:val="left" w:pos="5812"/>
         </w:tabs>
         <w:spacing w:after="0" w:line="360" w:lineRule="auto"/>
         <w:jc w:val="both"/>
@@ -7643,7 +7672,7 @@
           <w:tab w:val="left" w:pos="1701"/>
           <w:tab w:val="left" w:pos="1843"/>
           <w:tab w:val="left" w:pos="5670"/>
-          <w:tab w:val="left" w:pos="6237"/>
+          <w:tab w:val="left" w:pos="5812"/>
         </w:tabs>
         <w:spacing w:after="0" w:line="360" w:lineRule="auto"/>
         <w:jc w:val="both"/>

--- a/pages/templates/daerahkuitansikegiatanppk.docx
+++ b/pages/templates/daerahkuitansikegiatanppk.docx
@@ -4755,2466 +4755,6 @@
           <w:rFonts w:ascii="Times New Roman" w:hAnsi="Times New Roman" w:cs="Times New Roman"/>
           <w:sz w:val="20"/>
           <w:szCs w:val="20"/>
-        </w:rPr>
-        <w:br w:type="page"/>
-      </w:r>
-    </w:p>
-    <w:p>
-      <w:pPr>
-        <w:tabs>
-          <w:tab w:val="left" w:pos="1701"/>
-          <w:tab w:val="left" w:pos="1843"/>
-          <w:tab w:val="left" w:pos="5670"/>
-        </w:tabs>
-        <w:spacing w:after="0"/>
-        <w:ind w:left="5954"/>
-        <w:jc w:val="both"/>
-        <w:rPr>
-          <w:rFonts w:ascii="Times New Roman" w:hAnsi="Times New Roman" w:cs="Times New Roman"/>
-          <w:sz w:val="18"/>
-          <w:szCs w:val="18"/>
-        </w:rPr>
-      </w:pPr>
-      <w:r>
-        <w:rPr>
-          <w:rFonts w:ascii="Times New Roman" w:hAnsi="Times New Roman" w:cs="Times New Roman"/>
-          <w:sz w:val="18"/>
-          <w:szCs w:val="18"/>
-        </w:rPr>
-        <w:lastRenderedPageBreak/>
-        <w:t>LAMPIRAN</w:t>
-      </w:r>
-    </w:p>
-    <w:p>
-      <w:pPr>
-        <w:tabs>
-          <w:tab w:val="left" w:pos="1701"/>
-          <w:tab w:val="left" w:pos="1843"/>
-          <w:tab w:val="left" w:pos="5670"/>
-        </w:tabs>
-        <w:spacing w:after="0"/>
-        <w:ind w:left="5954"/>
-        <w:jc w:val="both"/>
-        <w:rPr>
-          <w:rFonts w:ascii="Times New Roman" w:hAnsi="Times New Roman" w:cs="Times New Roman"/>
-          <w:sz w:val="18"/>
-          <w:szCs w:val="18"/>
-        </w:rPr>
-      </w:pPr>
-      <w:r>
-        <w:rPr>
-          <w:rFonts w:ascii="Times New Roman" w:hAnsi="Times New Roman" w:cs="Times New Roman"/>
-          <w:sz w:val="18"/>
-          <w:szCs w:val="18"/>
-        </w:rPr>
-        <w:t>Peraturan Direktur Jenderal Perbendaharaan Nomor PER-22/PB/2013 Tentang Petunjuk Pelaksanaan Perjalanan Dinas Jabatan Dalam Negeri Bagi Pejabat Negara, Pegawai Negeri, dan Pegawai Tidak Tetap</w:t>
-      </w:r>
-    </w:p>
-    <w:p>
-      <w:pPr>
-        <w:tabs>
-          <w:tab w:val="left" w:pos="1701"/>
-          <w:tab w:val="left" w:pos="1843"/>
-          <w:tab w:val="left" w:pos="5670"/>
-        </w:tabs>
-        <w:spacing w:after="0"/>
-        <w:ind w:left="6521"/>
-        <w:jc w:val="both"/>
-        <w:rPr>
-          <w:rFonts w:ascii="Times New Roman" w:hAnsi="Times New Roman" w:cs="Times New Roman"/>
-          <w:sz w:val="18"/>
-          <w:szCs w:val="18"/>
-        </w:rPr>
-      </w:pPr>
-    </w:p>
-    <w:p>
-      <w:pPr>
-        <w:tabs>
-          <w:tab w:val="left" w:pos="1701"/>
-          <w:tab w:val="left" w:pos="1843"/>
-          <w:tab w:val="left" w:pos="5670"/>
-        </w:tabs>
-        <w:spacing w:after="0"/>
-        <w:rPr>
-          <w:rFonts w:ascii="Times New Roman" w:hAnsi="Times New Roman" w:cs="Times New Roman"/>
-          <w:b/>
-          <w:bCs/>
-          <w:sz w:val="20"/>
-          <w:szCs w:val="20"/>
-        </w:rPr>
-      </w:pPr>
-      <w:r>
-        <w:rPr>
-          <w:rFonts w:ascii="Times New Roman" w:hAnsi="Times New Roman" w:cs="Times New Roman"/>
-          <w:b/>
-          <w:bCs/>
-          <w:sz w:val="20"/>
-          <w:szCs w:val="20"/>
-        </w:rPr>
-        <w:t>SEKRETARIAT BADAN PENGEMBANGAN DAN PEMBINAAN BAHASA</w:t>
-      </w:r>
-    </w:p>
-    <w:p>
-      <w:pPr>
-        <w:tabs>
-          <w:tab w:val="left" w:pos="1701"/>
-          <w:tab w:val="left" w:pos="1843"/>
-          <w:tab w:val="left" w:pos="5670"/>
-        </w:tabs>
-        <w:spacing w:after="0"/>
-        <w:rPr>
-          <w:rFonts w:ascii="Times New Roman" w:hAnsi="Times New Roman" w:cs="Times New Roman"/>
-          <w:b/>
-          <w:bCs/>
-          <w:sz w:val="20"/>
-          <w:szCs w:val="20"/>
-        </w:rPr>
-      </w:pPr>
-      <w:r>
-        <w:rPr>
-          <w:rFonts w:ascii="Times New Roman" w:hAnsi="Times New Roman" w:cs="Times New Roman"/>
-          <w:b/>
-          <w:bCs/>
-          <w:sz w:val="20"/>
-          <w:szCs w:val="20"/>
-        </w:rPr>
-        <w:t>KEMENTERIAN PENDIDIKAN, KEBUDAYAAN, RISET, DAN TEKNOLOGI</w:t>
-      </w:r>
-    </w:p>
-    <w:p>
-      <w:pPr>
-        <w:tabs>
-          <w:tab w:val="left" w:pos="1701"/>
-          <w:tab w:val="left" w:pos="1843"/>
-          <w:tab w:val="left" w:pos="5670"/>
-        </w:tabs>
-        <w:spacing w:after="0"/>
-        <w:rPr>
-          <w:rFonts w:ascii="Times New Roman" w:hAnsi="Times New Roman" w:cs="Times New Roman"/>
-          <w:b/>
-          <w:bCs/>
-          <w:sz w:val="20"/>
-          <w:szCs w:val="20"/>
-        </w:rPr>
-      </w:pPr>
-    </w:p>
-    <w:p>
-      <w:pPr>
-        <w:tabs>
-          <w:tab w:val="left" w:pos="1701"/>
-          <w:tab w:val="left" w:pos="1843"/>
-          <w:tab w:val="left" w:pos="5670"/>
-          <w:tab w:val="left" w:pos="5812"/>
-          <w:tab w:val="left" w:pos="6804"/>
-        </w:tabs>
-        <w:spacing w:after="0"/>
-        <w:rPr>
-          <w:rFonts w:ascii="Times New Roman" w:hAnsi="Times New Roman" w:cs="Times New Roman"/>
-          <w:sz w:val="20"/>
-          <w:szCs w:val="20"/>
-        </w:rPr>
-      </w:pPr>
-      <w:r>
-        <w:rPr>
-          <w:rFonts w:ascii="Times New Roman" w:hAnsi="Times New Roman" w:cs="Times New Roman"/>
-          <w:b/>
-          <w:bCs/>
-          <w:sz w:val="20"/>
-          <w:szCs w:val="20"/>
-        </w:rPr>
-        <w:tab/>
-      </w:r>
-      <w:r>
-        <w:rPr>
-          <w:rFonts w:ascii="Times New Roman" w:hAnsi="Times New Roman" w:cs="Times New Roman"/>
-          <w:b/>
-          <w:bCs/>
-          <w:sz w:val="20"/>
-          <w:szCs w:val="20"/>
-        </w:rPr>
-        <w:tab/>
-      </w:r>
-      <w:r>
-        <w:rPr>
-          <w:rFonts w:ascii="Times New Roman" w:hAnsi="Times New Roman" w:cs="Times New Roman"/>
-          <w:b/>
-          <w:bCs/>
-          <w:sz w:val="20"/>
-          <w:szCs w:val="20"/>
-        </w:rPr>
-        <w:tab/>
-      </w:r>
-      <w:r>
-        <w:rPr>
-          <w:rFonts w:ascii="Times New Roman" w:hAnsi="Times New Roman" w:cs="Times New Roman"/>
-          <w:b/>
-          <w:bCs/>
-          <w:sz w:val="20"/>
-          <w:szCs w:val="20"/>
-        </w:rPr>
-        <w:tab/>
-      </w:r>
-      <w:r>
-        <w:rPr>
-          <w:rFonts w:ascii="Times New Roman" w:hAnsi="Times New Roman" w:cs="Times New Roman"/>
-          <w:sz w:val="20"/>
-          <w:szCs w:val="20"/>
-        </w:rPr>
-        <w:t>Lembar ke</w:t>
-      </w:r>
-      <w:r>
-        <w:rPr>
-          <w:rFonts w:ascii="Times New Roman" w:hAnsi="Times New Roman" w:cs="Times New Roman"/>
-          <w:sz w:val="20"/>
-          <w:szCs w:val="20"/>
-        </w:rPr>
-        <w:tab/>
-        <w:t>:</w:t>
-      </w:r>
-    </w:p>
-    <w:p>
-      <w:pPr>
-        <w:tabs>
-          <w:tab w:val="left" w:pos="1701"/>
-          <w:tab w:val="left" w:pos="1843"/>
-          <w:tab w:val="left" w:pos="5670"/>
-          <w:tab w:val="left" w:pos="5812"/>
-          <w:tab w:val="left" w:pos="6804"/>
-        </w:tabs>
-        <w:spacing w:after="0"/>
-        <w:rPr>
-          <w:rFonts w:ascii="Times New Roman" w:hAnsi="Times New Roman" w:cs="Times New Roman"/>
-          <w:sz w:val="20"/>
-          <w:szCs w:val="20"/>
-        </w:rPr>
-      </w:pPr>
-      <w:r>
-        <w:rPr>
-          <w:rFonts w:ascii="Times New Roman" w:hAnsi="Times New Roman" w:cs="Times New Roman"/>
-          <w:sz w:val="20"/>
-          <w:szCs w:val="20"/>
-        </w:rPr>
-        <w:tab/>
-      </w:r>
-      <w:r>
-        <w:rPr>
-          <w:rFonts w:ascii="Times New Roman" w:hAnsi="Times New Roman" w:cs="Times New Roman"/>
-          <w:sz w:val="20"/>
-          <w:szCs w:val="20"/>
-        </w:rPr>
-        <w:tab/>
-      </w:r>
-      <w:r>
-        <w:rPr>
-          <w:rFonts w:ascii="Times New Roman" w:hAnsi="Times New Roman" w:cs="Times New Roman"/>
-          <w:sz w:val="20"/>
-          <w:szCs w:val="20"/>
-        </w:rPr>
-        <w:tab/>
-      </w:r>
-      <w:r>
-        <w:rPr>
-          <w:rFonts w:ascii="Times New Roman" w:hAnsi="Times New Roman" w:cs="Times New Roman"/>
-          <w:sz w:val="20"/>
-          <w:szCs w:val="20"/>
-        </w:rPr>
-        <w:tab/>
-        <w:t>Kode. No</w:t>
-      </w:r>
-      <w:r>
-        <w:rPr>
-          <w:rFonts w:ascii="Times New Roman" w:hAnsi="Times New Roman" w:cs="Times New Roman"/>
-          <w:sz w:val="20"/>
-          <w:szCs w:val="20"/>
-        </w:rPr>
-        <w:tab/>
-        <w:t>:</w:t>
-      </w:r>
-    </w:p>
-    <w:p>
-      <w:pPr>
-        <w:tabs>
-          <w:tab w:val="left" w:pos="1701"/>
-          <w:tab w:val="left" w:pos="1843"/>
-          <w:tab w:val="left" w:pos="5670"/>
-          <w:tab w:val="left" w:pos="5812"/>
-          <w:tab w:val="left" w:pos="6804"/>
-        </w:tabs>
-        <w:spacing w:after="0"/>
-        <w:rPr>
-          <w:rFonts w:ascii="Times New Roman" w:hAnsi="Times New Roman" w:cs="Times New Roman"/>
-          <w:sz w:val="20"/>
-          <w:szCs w:val="20"/>
-        </w:rPr>
-      </w:pPr>
-      <w:r>
-        <w:rPr>
-          <w:rFonts w:ascii="Times New Roman" w:hAnsi="Times New Roman" w:cs="Times New Roman"/>
-          <w:sz w:val="20"/>
-          <w:szCs w:val="20"/>
-        </w:rPr>
-        <w:tab/>
-      </w:r>
-      <w:r>
-        <w:rPr>
-          <w:rFonts w:ascii="Times New Roman" w:hAnsi="Times New Roman" w:cs="Times New Roman"/>
-          <w:sz w:val="20"/>
-          <w:szCs w:val="20"/>
-        </w:rPr>
-        <w:tab/>
-      </w:r>
-      <w:r>
-        <w:rPr>
-          <w:rFonts w:ascii="Times New Roman" w:hAnsi="Times New Roman" w:cs="Times New Roman"/>
-          <w:sz w:val="20"/>
-          <w:szCs w:val="20"/>
-        </w:rPr>
-        <w:tab/>
-      </w:r>
-      <w:r>
-        <w:rPr>
-          <w:rFonts w:ascii="Times New Roman" w:hAnsi="Times New Roman" w:cs="Times New Roman"/>
-          <w:sz w:val="20"/>
-          <w:szCs w:val="20"/>
-        </w:rPr>
-        <w:tab/>
-        <w:t>Nomor</w:t>
-      </w:r>
-      <w:r>
-        <w:rPr>
-          <w:rFonts w:ascii="Times New Roman" w:hAnsi="Times New Roman" w:cs="Times New Roman"/>
-          <w:sz w:val="20"/>
-          <w:szCs w:val="20"/>
-        </w:rPr>
-        <w:tab/>
-        <w:t>: {{ nomor</w:t>
-      </w:r>
-      <w:r>
-        <w:rPr>
-          <w:rFonts w:ascii="Times New Roman" w:hAnsi="Times New Roman" w:cs="Times New Roman"/>
-          <w:sz w:val="20"/>
-          <w:szCs w:val="20"/>
-        </w:rPr>
-        <w:t>_</w:t>
-      </w:r>
-      <w:r>
-        <w:rPr>
-          <w:rFonts w:ascii="Times New Roman" w:hAnsi="Times New Roman" w:cs="Times New Roman"/>
-          <w:sz w:val="20"/>
-          <w:szCs w:val="20"/>
-        </w:rPr>
-        <w:t>st }}</w:t>
-      </w:r>
-    </w:p>
-    <w:p>
-      <w:pPr>
-        <w:tabs>
-          <w:tab w:val="left" w:pos="1701"/>
-          <w:tab w:val="left" w:pos="1843"/>
-          <w:tab w:val="left" w:pos="5670"/>
-          <w:tab w:val="left" w:pos="6521"/>
-          <w:tab w:val="left" w:pos="7371"/>
-        </w:tabs>
-        <w:spacing w:after="0"/>
-        <w:rPr>
-          <w:rFonts w:ascii="Times New Roman" w:hAnsi="Times New Roman" w:cs="Times New Roman"/>
-          <w:sz w:val="20"/>
-          <w:szCs w:val="20"/>
-        </w:rPr>
-      </w:pPr>
-    </w:p>
-    <w:p>
-      <w:pPr>
-        <w:tabs>
-          <w:tab w:val="left" w:pos="1701"/>
-          <w:tab w:val="left" w:pos="1843"/>
-          <w:tab w:val="left" w:pos="5670"/>
-          <w:tab w:val="left" w:pos="6521"/>
-          <w:tab w:val="left" w:pos="7371"/>
-        </w:tabs>
-        <w:spacing w:after="0"/>
-        <w:jc w:val="center"/>
-        <w:rPr>
-          <w:rFonts w:ascii="Times New Roman" w:hAnsi="Times New Roman" w:cs="Times New Roman"/>
-          <w:b/>
-          <w:bCs/>
-          <w:sz w:val="20"/>
-          <w:szCs w:val="20"/>
-        </w:rPr>
-      </w:pPr>
-      <w:r>
-        <w:rPr>
-          <w:rFonts w:ascii="Times New Roman" w:hAnsi="Times New Roman" w:cs="Times New Roman"/>
-          <w:b/>
-          <w:bCs/>
-          <w:sz w:val="20"/>
-          <w:szCs w:val="20"/>
-        </w:rPr>
-        <w:t>SURAT PERJALANAN DINAS (SPD)</w:t>
-      </w:r>
-    </w:p>
-    <w:p>
-      <w:pPr>
-        <w:tabs>
-          <w:tab w:val="left" w:pos="1701"/>
-          <w:tab w:val="left" w:pos="1843"/>
-          <w:tab w:val="left" w:pos="5670"/>
-          <w:tab w:val="left" w:pos="6521"/>
-          <w:tab w:val="left" w:pos="7371"/>
-        </w:tabs>
-        <w:spacing w:after="0"/>
-        <w:jc w:val="center"/>
-        <w:rPr>
-          <w:rFonts w:ascii="Times New Roman" w:hAnsi="Times New Roman" w:cs="Times New Roman"/>
-          <w:b/>
-          <w:bCs/>
-          <w:sz w:val="20"/>
-          <w:szCs w:val="20"/>
-        </w:rPr>
-      </w:pPr>
-    </w:p>
-    <w:tbl>
-      <w:tblPr>
-        <w:tblStyle w:val="TableGrid"/>
-        <w:tblW w:w="0" w:type="auto"/>
-        <w:tblLook w:val="04A0" w:firstRow="1" w:lastRow="0" w:firstColumn="1" w:lastColumn="0" w:noHBand="0" w:noVBand="1"/>
-      </w:tblPr>
-      <w:tblGrid>
-        <w:gridCol w:w="491"/>
-        <w:gridCol w:w="4661"/>
-        <w:gridCol w:w="2097"/>
-        <w:gridCol w:w="2103"/>
-      </w:tblGrid>
-      <w:tr>
-        <w:tc>
-          <w:tcPr>
-            <w:tcW w:w="366" w:type="dxa"/>
-          </w:tcPr>
-          <w:p>
-            <w:pPr>
-              <w:tabs>
-                <w:tab w:val="left" w:pos="1701"/>
-                <w:tab w:val="left" w:pos="1843"/>
-                <w:tab w:val="left" w:pos="5670"/>
-                <w:tab w:val="left" w:pos="6521"/>
-                <w:tab w:val="left" w:pos="7371"/>
-              </w:tabs>
-              <w:jc w:val="center"/>
-              <w:rPr>
-                <w:rFonts w:ascii="Times New Roman" w:hAnsi="Times New Roman" w:cs="Times New Roman"/>
-              </w:rPr>
-            </w:pPr>
-            <w:r>
-              <w:rPr>
-                <w:rFonts w:ascii="Times New Roman" w:hAnsi="Times New Roman" w:cs="Times New Roman"/>
-              </w:rPr>
-              <w:t>1.</w:t>
-            </w:r>
-          </w:p>
-        </w:tc>
-        <w:tc>
-          <w:tcPr>
-            <w:tcW w:w="4732" w:type="dxa"/>
-          </w:tcPr>
-          <w:p>
-            <w:pPr>
-              <w:tabs>
-                <w:tab w:val="left" w:pos="1701"/>
-                <w:tab w:val="left" w:pos="1843"/>
-                <w:tab w:val="left" w:pos="5670"/>
-                <w:tab w:val="left" w:pos="6521"/>
-                <w:tab w:val="left" w:pos="7371"/>
-              </w:tabs>
-              <w:jc w:val="both"/>
-              <w:rPr>
-                <w:rFonts w:ascii="Times New Roman" w:hAnsi="Times New Roman" w:cs="Times New Roman"/>
-              </w:rPr>
-            </w:pPr>
-            <w:r>
-              <w:rPr>
-                <w:rFonts w:ascii="Times New Roman" w:hAnsi="Times New Roman" w:cs="Times New Roman"/>
-              </w:rPr>
-              <w:t>Pejabat Pembuat Komitmen</w:t>
-            </w:r>
-          </w:p>
-        </w:tc>
-        <w:tc>
-          <w:tcPr>
-            <w:tcW w:w="4254" w:type="dxa"/>
-            <w:gridSpan w:val="2"/>
-          </w:tcPr>
-          <w:p>
-            <w:pPr>
-              <w:tabs>
-                <w:tab w:val="left" w:pos="1701"/>
-                <w:tab w:val="left" w:pos="1843"/>
-                <w:tab w:val="left" w:pos="5670"/>
-                <w:tab w:val="left" w:pos="6521"/>
-                <w:tab w:val="left" w:pos="7371"/>
-              </w:tabs>
-              <w:jc w:val="both"/>
-              <w:rPr>
-                <w:rFonts w:ascii="Times New Roman" w:hAnsi="Times New Roman" w:cs="Times New Roman"/>
-              </w:rPr>
-            </w:pPr>
-            <w:r>
-              <w:rPr>
-                <w:rFonts w:ascii="Times New Roman" w:hAnsi="Times New Roman" w:cs="Times New Roman"/>
-              </w:rPr>
-              <w:t xml:space="preserve">Sekretariat </w:t>
-            </w:r>
-            <w:r>
-              <w:rPr>
-                <w:rFonts w:ascii="Times New Roman" w:hAnsi="Times New Roman" w:cs="Times New Roman"/>
-              </w:rPr>
-              <w:t>Badan Pengembangan dan Pembinaan Bahasa</w:t>
-            </w:r>
-          </w:p>
-          <w:p>
-            <w:pPr>
-              <w:tabs>
-                <w:tab w:val="left" w:pos="1701"/>
-                <w:tab w:val="left" w:pos="1843"/>
-                <w:tab w:val="left" w:pos="5670"/>
-                <w:tab w:val="left" w:pos="6521"/>
-                <w:tab w:val="left" w:pos="7371"/>
-              </w:tabs>
-              <w:jc w:val="both"/>
-              <w:rPr>
-                <w:rFonts w:ascii="Times New Roman" w:hAnsi="Times New Roman" w:cs="Times New Roman"/>
-              </w:rPr>
-            </w:pPr>
-          </w:p>
-        </w:tc>
-      </w:tr>
-      <w:tr>
-        <w:tc>
-          <w:tcPr>
-            <w:tcW w:w="366" w:type="dxa"/>
-          </w:tcPr>
-          <w:p>
-            <w:pPr>
-              <w:tabs>
-                <w:tab w:val="left" w:pos="1701"/>
-                <w:tab w:val="left" w:pos="1843"/>
-                <w:tab w:val="left" w:pos="5670"/>
-                <w:tab w:val="left" w:pos="6521"/>
-                <w:tab w:val="left" w:pos="7371"/>
-              </w:tabs>
-              <w:jc w:val="center"/>
-              <w:rPr>
-                <w:rFonts w:ascii="Times New Roman" w:hAnsi="Times New Roman" w:cs="Times New Roman"/>
-              </w:rPr>
-            </w:pPr>
-            <w:r>
-              <w:rPr>
-                <w:rFonts w:ascii="Times New Roman" w:hAnsi="Times New Roman" w:cs="Times New Roman"/>
-              </w:rPr>
-              <w:t>2.</w:t>
-            </w:r>
-          </w:p>
-        </w:tc>
-        <w:tc>
-          <w:tcPr>
-            <w:tcW w:w="4732" w:type="dxa"/>
-          </w:tcPr>
-          <w:p>
-            <w:pPr>
-              <w:tabs>
-                <w:tab w:val="left" w:pos="1701"/>
-                <w:tab w:val="left" w:pos="1843"/>
-                <w:tab w:val="left" w:pos="5670"/>
-                <w:tab w:val="left" w:pos="6521"/>
-                <w:tab w:val="left" w:pos="7371"/>
-              </w:tabs>
-              <w:jc w:val="both"/>
-              <w:rPr>
-                <w:rFonts w:ascii="Times New Roman" w:hAnsi="Times New Roman" w:cs="Times New Roman"/>
-              </w:rPr>
-            </w:pPr>
-            <w:r>
-              <w:rPr>
-                <w:rFonts w:ascii="Times New Roman" w:hAnsi="Times New Roman" w:cs="Times New Roman"/>
-              </w:rPr>
-              <w:t>Nama/NIP Pegawai yang Melaksanakan Perjalanan Dinas</w:t>
-            </w:r>
-          </w:p>
-        </w:tc>
-        <w:tc>
-          <w:tcPr>
-            <w:tcW w:w="4254" w:type="dxa"/>
-            <w:gridSpan w:val="2"/>
-          </w:tcPr>
-          <w:p>
-            <w:pPr>
-              <w:tabs>
-                <w:tab w:val="left" w:pos="1701"/>
-                <w:tab w:val="left" w:pos="1843"/>
-                <w:tab w:val="left" w:pos="5670"/>
-                <w:tab w:val="left" w:pos="6521"/>
-                <w:tab w:val="left" w:pos="7371"/>
-              </w:tabs>
-              <w:jc w:val="both"/>
-              <w:rPr>
-                <w:rFonts w:ascii="Times New Roman" w:hAnsi="Times New Roman" w:cs="Times New Roman"/>
-                <w:b/>
-                <w:bCs/>
-              </w:rPr>
-            </w:pPr>
-            <w:r>
-              <w:rPr>
-                <w:rFonts w:ascii="Times New Roman" w:hAnsi="Times New Roman" w:cs="Times New Roman"/>
-                <w:b/>
-                <w:bCs/>
-              </w:rPr>
-              <w:t>Terlampir</w:t>
-            </w:r>
-          </w:p>
-          <w:p>
-            <w:pPr>
-              <w:tabs>
-                <w:tab w:val="left" w:pos="1701"/>
-                <w:tab w:val="left" w:pos="1843"/>
-                <w:tab w:val="left" w:pos="5670"/>
-                <w:tab w:val="left" w:pos="6521"/>
-                <w:tab w:val="left" w:pos="7371"/>
-              </w:tabs>
-              <w:jc w:val="both"/>
-              <w:rPr>
-                <w:rFonts w:ascii="Times New Roman" w:hAnsi="Times New Roman" w:cs="Times New Roman"/>
-              </w:rPr>
-            </w:pPr>
-            <w:r>
-              <w:rPr>
-                <w:rFonts w:ascii="Times New Roman" w:hAnsi="Times New Roman" w:cs="Times New Roman"/>
-              </w:rPr>
-              <w:t>Terlampir</w:t>
-            </w:r>
-          </w:p>
-        </w:tc>
-      </w:tr>
-      <w:tr>
-        <w:tc>
-          <w:tcPr>
-            <w:tcW w:w="366" w:type="dxa"/>
-          </w:tcPr>
-          <w:p>
-            <w:pPr>
-              <w:tabs>
-                <w:tab w:val="left" w:pos="1701"/>
-                <w:tab w:val="left" w:pos="1843"/>
-                <w:tab w:val="left" w:pos="5670"/>
-                <w:tab w:val="left" w:pos="6521"/>
-                <w:tab w:val="left" w:pos="7371"/>
-              </w:tabs>
-              <w:jc w:val="center"/>
-              <w:rPr>
-                <w:rFonts w:ascii="Times New Roman" w:hAnsi="Times New Roman" w:cs="Times New Roman"/>
-              </w:rPr>
-            </w:pPr>
-            <w:r>
-              <w:rPr>
-                <w:rFonts w:ascii="Times New Roman" w:hAnsi="Times New Roman" w:cs="Times New Roman"/>
-              </w:rPr>
-              <w:t>3.</w:t>
-            </w:r>
-          </w:p>
-        </w:tc>
-        <w:tc>
-          <w:tcPr>
-            <w:tcW w:w="4732" w:type="dxa"/>
-          </w:tcPr>
-          <w:p>
-            <w:pPr>
-              <w:tabs>
-                <w:tab w:val="left" w:pos="1701"/>
-                <w:tab w:val="left" w:pos="1843"/>
-                <w:tab w:val="left" w:pos="5670"/>
-                <w:tab w:val="left" w:pos="6521"/>
-                <w:tab w:val="left" w:pos="7371"/>
-              </w:tabs>
-              <w:jc w:val="both"/>
-              <w:rPr>
-                <w:rFonts w:ascii="Times New Roman" w:hAnsi="Times New Roman" w:cs="Times New Roman"/>
-              </w:rPr>
-            </w:pPr>
-            <w:r>
-              <w:rPr>
-                <w:rFonts w:ascii="Times New Roman" w:hAnsi="Times New Roman" w:cs="Times New Roman"/>
-              </w:rPr>
-              <w:t>a. Pangkat dan Golongan</w:t>
-            </w:r>
-          </w:p>
-          <w:p>
-            <w:pPr>
-              <w:tabs>
-                <w:tab w:val="left" w:pos="1701"/>
-                <w:tab w:val="left" w:pos="1843"/>
-                <w:tab w:val="left" w:pos="5670"/>
-                <w:tab w:val="left" w:pos="6521"/>
-                <w:tab w:val="left" w:pos="7371"/>
-              </w:tabs>
-              <w:jc w:val="both"/>
-              <w:rPr>
-                <w:rFonts w:ascii="Times New Roman" w:hAnsi="Times New Roman" w:cs="Times New Roman"/>
-              </w:rPr>
-            </w:pPr>
-            <w:r>
-              <w:rPr>
-                <w:rFonts w:ascii="Times New Roman" w:hAnsi="Times New Roman" w:cs="Times New Roman"/>
-              </w:rPr>
-              <w:t>b. Jabatan/Instansi</w:t>
-            </w:r>
-          </w:p>
-          <w:p>
-            <w:pPr>
-              <w:tabs>
-                <w:tab w:val="left" w:pos="1701"/>
-                <w:tab w:val="left" w:pos="1843"/>
-                <w:tab w:val="left" w:pos="5670"/>
-                <w:tab w:val="left" w:pos="6521"/>
-                <w:tab w:val="left" w:pos="7371"/>
-              </w:tabs>
-              <w:jc w:val="both"/>
-              <w:rPr>
-                <w:rFonts w:ascii="Times New Roman" w:hAnsi="Times New Roman" w:cs="Times New Roman"/>
-              </w:rPr>
-            </w:pPr>
-            <w:r>
-              <w:rPr>
-                <w:rFonts w:ascii="Times New Roman" w:hAnsi="Times New Roman" w:cs="Times New Roman"/>
-              </w:rPr>
-              <w:t>c. Tingkat Biaya Perjalanan Dinas</w:t>
-            </w:r>
-          </w:p>
-        </w:tc>
-        <w:tc>
-          <w:tcPr>
-            <w:tcW w:w="4254" w:type="dxa"/>
-            <w:gridSpan w:val="2"/>
-          </w:tcPr>
-          <w:p>
-            <w:pPr>
-              <w:tabs>
-                <w:tab w:val="left" w:pos="1701"/>
-                <w:tab w:val="left" w:pos="1843"/>
-                <w:tab w:val="left" w:pos="5670"/>
-                <w:tab w:val="left" w:pos="6521"/>
-                <w:tab w:val="left" w:pos="7371"/>
-              </w:tabs>
-              <w:jc w:val="both"/>
-              <w:rPr>
-                <w:rFonts w:ascii="Times New Roman" w:hAnsi="Times New Roman" w:cs="Times New Roman"/>
-              </w:rPr>
-            </w:pPr>
-            <w:r>
-              <w:rPr>
-                <w:rFonts w:ascii="Times New Roman" w:hAnsi="Times New Roman" w:cs="Times New Roman"/>
-              </w:rPr>
-              <w:t xml:space="preserve">a. </w:t>
-            </w:r>
-            <w:r>
-              <w:rPr>
-                <w:rFonts w:ascii="Times New Roman" w:hAnsi="Times New Roman" w:cs="Times New Roman"/>
-              </w:rPr>
-              <w:t>Terlampir</w:t>
-            </w:r>
-          </w:p>
-          <w:p>
-            <w:pPr>
-              <w:tabs>
-                <w:tab w:val="left" w:pos="1701"/>
-                <w:tab w:val="left" w:pos="1843"/>
-                <w:tab w:val="left" w:pos="5670"/>
-                <w:tab w:val="left" w:pos="6521"/>
-                <w:tab w:val="left" w:pos="7371"/>
-              </w:tabs>
-              <w:jc w:val="both"/>
-              <w:rPr>
-                <w:rFonts w:ascii="Times New Roman" w:hAnsi="Times New Roman" w:cs="Times New Roman"/>
-              </w:rPr>
-            </w:pPr>
-            <w:r>
-              <w:rPr>
-                <w:rFonts w:ascii="Times New Roman" w:hAnsi="Times New Roman" w:cs="Times New Roman"/>
-              </w:rPr>
-              <w:t xml:space="preserve">b. </w:t>
-            </w:r>
-            <w:r>
-              <w:rPr>
-                <w:rFonts w:ascii="Times New Roman" w:hAnsi="Times New Roman" w:cs="Times New Roman"/>
-              </w:rPr>
-              <w:t>Terlampir</w:t>
-            </w:r>
-          </w:p>
-          <w:p>
-            <w:pPr>
-              <w:tabs>
-                <w:tab w:val="left" w:pos="1701"/>
-                <w:tab w:val="left" w:pos="1843"/>
-                <w:tab w:val="left" w:pos="5670"/>
-                <w:tab w:val="left" w:pos="6521"/>
-                <w:tab w:val="left" w:pos="7371"/>
-              </w:tabs>
-              <w:jc w:val="both"/>
-              <w:rPr>
-                <w:rFonts w:ascii="Times New Roman" w:hAnsi="Times New Roman" w:cs="Times New Roman"/>
-              </w:rPr>
-            </w:pPr>
-            <w:r>
-              <w:rPr>
-                <w:rFonts w:ascii="Times New Roman" w:hAnsi="Times New Roman" w:cs="Times New Roman"/>
-              </w:rPr>
-              <w:t xml:space="preserve">c. </w:t>
-            </w:r>
-            <w:r>
-              <w:rPr>
-                <w:rFonts w:ascii="Times New Roman" w:hAnsi="Times New Roman" w:cs="Times New Roman"/>
-              </w:rPr>
-              <w:t>Terlampir</w:t>
-            </w:r>
-          </w:p>
-        </w:tc>
-      </w:tr>
-      <w:tr>
-        <w:tc>
-          <w:tcPr>
-            <w:tcW w:w="366" w:type="dxa"/>
-          </w:tcPr>
-          <w:p>
-            <w:pPr>
-              <w:tabs>
-                <w:tab w:val="left" w:pos="1701"/>
-                <w:tab w:val="left" w:pos="1843"/>
-                <w:tab w:val="left" w:pos="5670"/>
-                <w:tab w:val="left" w:pos="6521"/>
-                <w:tab w:val="left" w:pos="7371"/>
-              </w:tabs>
-              <w:jc w:val="center"/>
-              <w:rPr>
-                <w:rFonts w:ascii="Times New Roman" w:hAnsi="Times New Roman" w:cs="Times New Roman"/>
-              </w:rPr>
-            </w:pPr>
-            <w:r>
-              <w:rPr>
-                <w:rFonts w:ascii="Times New Roman" w:hAnsi="Times New Roman" w:cs="Times New Roman"/>
-              </w:rPr>
-              <w:t>4.</w:t>
-            </w:r>
-          </w:p>
-        </w:tc>
-        <w:tc>
-          <w:tcPr>
-            <w:tcW w:w="4732" w:type="dxa"/>
-          </w:tcPr>
-          <w:p>
-            <w:pPr>
-              <w:tabs>
-                <w:tab w:val="left" w:pos="1701"/>
-                <w:tab w:val="left" w:pos="1843"/>
-                <w:tab w:val="left" w:pos="5670"/>
-                <w:tab w:val="left" w:pos="6521"/>
-                <w:tab w:val="left" w:pos="7371"/>
-              </w:tabs>
-              <w:jc w:val="both"/>
-              <w:rPr>
-                <w:rFonts w:ascii="Times New Roman" w:hAnsi="Times New Roman" w:cs="Times New Roman"/>
-              </w:rPr>
-            </w:pPr>
-            <w:r>
-              <w:rPr>
-                <w:rFonts w:ascii="Times New Roman" w:hAnsi="Times New Roman" w:cs="Times New Roman"/>
-              </w:rPr>
-              <w:t>Maksud Perjalanan Dinas</w:t>
-            </w:r>
-          </w:p>
-        </w:tc>
-        <w:tc>
-          <w:tcPr>
-            <w:tcW w:w="4254" w:type="dxa"/>
-            <w:gridSpan w:val="2"/>
-          </w:tcPr>
-          <w:p>
-            <w:pPr>
-              <w:tabs>
-                <w:tab w:val="left" w:pos="1701"/>
-                <w:tab w:val="left" w:pos="1843"/>
-                <w:tab w:val="left" w:pos="5670"/>
-                <w:tab w:val="left" w:pos="6521"/>
-                <w:tab w:val="left" w:pos="7371"/>
-              </w:tabs>
-              <w:jc w:val="both"/>
-              <w:rPr>
-                <w:rFonts w:ascii="Times New Roman" w:hAnsi="Times New Roman" w:cs="Times New Roman"/>
-              </w:rPr>
-            </w:pPr>
-            <w:r>
-              <w:rPr>
-                <w:rFonts w:ascii="Times New Roman" w:hAnsi="Times New Roman" w:cs="Times New Roman"/>
-                <w:sz w:val="20"/>
-                <w:szCs w:val="20"/>
-              </w:rPr>
-              <w:t>{{ output }}</w:t>
-            </w:r>
-            <w:r>
-              <w:rPr>
-                <w:rFonts w:ascii="Times New Roman" w:hAnsi="Times New Roman" w:cs="Times New Roman"/>
-                <w:sz w:val="20"/>
-                <w:szCs w:val="20"/>
-              </w:rPr>
-              <w:t xml:space="preserve">, </w:t>
-            </w:r>
-            <w:r>
-              <w:rPr>
-                <w:rFonts w:ascii="Times New Roman" w:hAnsi="Times New Roman" w:cs="Times New Roman"/>
-                <w:sz w:val="20"/>
-                <w:szCs w:val="20"/>
-              </w:rPr>
-              <w:t>{{ sub_output }}</w:t>
-            </w:r>
-            <w:r>
-              <w:rPr>
-                <w:rFonts w:ascii="Times New Roman" w:hAnsi="Times New Roman" w:cs="Times New Roman"/>
-                <w:sz w:val="20"/>
-                <w:szCs w:val="20"/>
-              </w:rPr>
-              <w:t xml:space="preserve">: </w:t>
-            </w:r>
-            <w:r>
-              <w:rPr>
-                <w:rFonts w:ascii="Times New Roman" w:hAnsi="Times New Roman" w:cs="Times New Roman"/>
-                <w:sz w:val="20"/>
-                <w:szCs w:val="20"/>
-              </w:rPr>
-              <w:t>{{ akun }}</w:t>
-            </w:r>
-            <w:r>
-              <w:rPr>
-                <w:rFonts w:ascii="Times New Roman" w:hAnsi="Times New Roman" w:cs="Times New Roman"/>
-                <w:sz w:val="20"/>
-                <w:szCs w:val="20"/>
-              </w:rPr>
-              <w:t xml:space="preserve"> {{ kegiatan }} Dalam Rangka {{ layanan }} di {{ lokasi }} Tanggal {{ tanggal }}.</w:t>
-            </w:r>
-          </w:p>
-        </w:tc>
-      </w:tr>
-      <w:tr>
-        <w:tc>
-          <w:tcPr>
-            <w:tcW w:w="366" w:type="dxa"/>
-          </w:tcPr>
-          <w:p>
-            <w:pPr>
-              <w:tabs>
-                <w:tab w:val="left" w:pos="1701"/>
-                <w:tab w:val="left" w:pos="1843"/>
-                <w:tab w:val="left" w:pos="5670"/>
-                <w:tab w:val="left" w:pos="6521"/>
-                <w:tab w:val="left" w:pos="7371"/>
-              </w:tabs>
-              <w:jc w:val="center"/>
-              <w:rPr>
-                <w:rFonts w:ascii="Times New Roman" w:hAnsi="Times New Roman" w:cs="Times New Roman"/>
-              </w:rPr>
-            </w:pPr>
-            <w:r>
-              <w:rPr>
-                <w:rFonts w:ascii="Times New Roman" w:hAnsi="Times New Roman" w:cs="Times New Roman"/>
-              </w:rPr>
-              <w:t>5.</w:t>
-            </w:r>
-          </w:p>
-        </w:tc>
-        <w:tc>
-          <w:tcPr>
-            <w:tcW w:w="4732" w:type="dxa"/>
-          </w:tcPr>
-          <w:p>
-            <w:pPr>
-              <w:tabs>
-                <w:tab w:val="left" w:pos="1701"/>
-                <w:tab w:val="left" w:pos="1843"/>
-                <w:tab w:val="left" w:pos="5670"/>
-                <w:tab w:val="left" w:pos="6521"/>
-                <w:tab w:val="left" w:pos="7371"/>
-              </w:tabs>
-              <w:jc w:val="both"/>
-              <w:rPr>
-                <w:rFonts w:ascii="Times New Roman" w:hAnsi="Times New Roman" w:cs="Times New Roman"/>
-              </w:rPr>
-            </w:pPr>
-            <w:r>
-              <w:rPr>
-                <w:rFonts w:ascii="Times New Roman" w:hAnsi="Times New Roman" w:cs="Times New Roman"/>
-              </w:rPr>
-              <w:t>Alat Angkut yang Dipergunakan</w:t>
-            </w:r>
-          </w:p>
-        </w:tc>
-        <w:tc>
-          <w:tcPr>
-            <w:tcW w:w="4254" w:type="dxa"/>
-            <w:gridSpan w:val="2"/>
-          </w:tcPr>
-          <w:p>
-            <w:pPr>
-              <w:tabs>
-                <w:tab w:val="left" w:pos="1701"/>
-                <w:tab w:val="left" w:pos="1843"/>
-                <w:tab w:val="left" w:pos="5670"/>
-                <w:tab w:val="left" w:pos="6521"/>
-                <w:tab w:val="left" w:pos="7371"/>
-              </w:tabs>
-              <w:jc w:val="both"/>
-              <w:rPr>
-                <w:rFonts w:ascii="Times New Roman" w:hAnsi="Times New Roman" w:cs="Times New Roman"/>
-                <w:sz w:val="20"/>
-                <w:szCs w:val="20"/>
-              </w:rPr>
-            </w:pPr>
-            <w:r>
-              <w:rPr>
-                <w:rFonts w:ascii="Times New Roman" w:hAnsi="Times New Roman" w:cs="Times New Roman"/>
-                <w:sz w:val="20"/>
-                <w:szCs w:val="20"/>
-              </w:rPr>
-              <w:t>Angkutan Umum</w:t>
-            </w:r>
-          </w:p>
-        </w:tc>
-      </w:tr>
-      <w:tr>
-        <w:tc>
-          <w:tcPr>
-            <w:tcW w:w="366" w:type="dxa"/>
-          </w:tcPr>
-          <w:p>
-            <w:pPr>
-              <w:tabs>
-                <w:tab w:val="left" w:pos="1701"/>
-                <w:tab w:val="left" w:pos="1843"/>
-                <w:tab w:val="left" w:pos="5670"/>
-                <w:tab w:val="left" w:pos="6521"/>
-                <w:tab w:val="left" w:pos="7371"/>
-              </w:tabs>
-              <w:jc w:val="center"/>
-              <w:rPr>
-                <w:rFonts w:ascii="Times New Roman" w:hAnsi="Times New Roman" w:cs="Times New Roman"/>
-              </w:rPr>
-            </w:pPr>
-            <w:r>
-              <w:rPr>
-                <w:rFonts w:ascii="Times New Roman" w:hAnsi="Times New Roman" w:cs="Times New Roman"/>
-              </w:rPr>
-              <w:t>6.</w:t>
-            </w:r>
-          </w:p>
-        </w:tc>
-        <w:tc>
-          <w:tcPr>
-            <w:tcW w:w="4732" w:type="dxa"/>
-          </w:tcPr>
-          <w:p>
-            <w:pPr>
-              <w:tabs>
-                <w:tab w:val="left" w:pos="1701"/>
-                <w:tab w:val="left" w:pos="1843"/>
-                <w:tab w:val="left" w:pos="5670"/>
-                <w:tab w:val="left" w:pos="6521"/>
-                <w:tab w:val="left" w:pos="7371"/>
-              </w:tabs>
-              <w:jc w:val="both"/>
-              <w:rPr>
-                <w:rFonts w:ascii="Times New Roman" w:hAnsi="Times New Roman" w:cs="Times New Roman"/>
-              </w:rPr>
-            </w:pPr>
-            <w:r>
-              <w:rPr>
-                <w:rFonts w:ascii="Times New Roman" w:hAnsi="Times New Roman" w:cs="Times New Roman"/>
-              </w:rPr>
-              <w:t>a. Tempat Berangkat</w:t>
-            </w:r>
-          </w:p>
-          <w:p>
-            <w:pPr>
-              <w:tabs>
-                <w:tab w:val="left" w:pos="1701"/>
-                <w:tab w:val="left" w:pos="1843"/>
-                <w:tab w:val="left" w:pos="5670"/>
-                <w:tab w:val="left" w:pos="6521"/>
-                <w:tab w:val="left" w:pos="7371"/>
-              </w:tabs>
-              <w:jc w:val="both"/>
-              <w:rPr>
-                <w:rFonts w:ascii="Times New Roman" w:hAnsi="Times New Roman" w:cs="Times New Roman"/>
-              </w:rPr>
-            </w:pPr>
-            <w:r>
-              <w:rPr>
-                <w:rFonts w:ascii="Times New Roman" w:hAnsi="Times New Roman" w:cs="Times New Roman"/>
-              </w:rPr>
-              <w:t>b. Tempat Tujuan</w:t>
-            </w:r>
-          </w:p>
-        </w:tc>
-        <w:tc>
-          <w:tcPr>
-            <w:tcW w:w="4254" w:type="dxa"/>
-            <w:gridSpan w:val="2"/>
-          </w:tcPr>
-          <w:p>
-            <w:pPr>
-              <w:tabs>
-                <w:tab w:val="left" w:pos="1701"/>
-                <w:tab w:val="left" w:pos="1843"/>
-                <w:tab w:val="left" w:pos="5670"/>
-                <w:tab w:val="left" w:pos="6521"/>
-                <w:tab w:val="left" w:pos="7371"/>
-              </w:tabs>
-              <w:jc w:val="both"/>
-              <w:rPr>
-                <w:rFonts w:ascii="Times New Roman" w:hAnsi="Times New Roman" w:cs="Times New Roman"/>
-                <w:sz w:val="20"/>
-                <w:szCs w:val="20"/>
-              </w:rPr>
-            </w:pPr>
-            <w:r>
-              <w:rPr>
-                <w:rFonts w:ascii="Times New Roman" w:hAnsi="Times New Roman" w:cs="Times New Roman"/>
-                <w:sz w:val="20"/>
-                <w:szCs w:val="20"/>
-              </w:rPr>
-              <w:t xml:space="preserve">a. </w:t>
-            </w:r>
-            <w:r>
-              <w:rPr>
-                <w:rFonts w:ascii="Times New Roman" w:hAnsi="Times New Roman" w:cs="Times New Roman"/>
-                <w:sz w:val="20"/>
-                <w:szCs w:val="20"/>
-              </w:rPr>
-              <w:t>Terlampir</w:t>
-            </w:r>
-          </w:p>
-          <w:p>
-            <w:pPr>
-              <w:tabs>
-                <w:tab w:val="left" w:pos="1701"/>
-                <w:tab w:val="left" w:pos="1843"/>
-                <w:tab w:val="left" w:pos="5670"/>
-                <w:tab w:val="left" w:pos="6521"/>
-                <w:tab w:val="left" w:pos="7371"/>
-              </w:tabs>
-              <w:jc w:val="both"/>
-              <w:rPr>
-                <w:rFonts w:ascii="Times New Roman" w:hAnsi="Times New Roman" w:cs="Times New Roman"/>
-                <w:sz w:val="20"/>
-                <w:szCs w:val="20"/>
-              </w:rPr>
-            </w:pPr>
-            <w:r>
-              <w:rPr>
-                <w:rFonts w:ascii="Times New Roman" w:hAnsi="Times New Roman" w:cs="Times New Roman"/>
-                <w:sz w:val="20"/>
-                <w:szCs w:val="20"/>
-              </w:rPr>
-              <w:t xml:space="preserve">b. </w:t>
-            </w:r>
-            <w:r>
-              <w:rPr>
-                <w:rFonts w:ascii="Times New Roman" w:hAnsi="Times New Roman" w:cs="Times New Roman"/>
-                <w:sz w:val="20"/>
-                <w:szCs w:val="20"/>
-              </w:rPr>
-              <w:t>Terlampir</w:t>
-            </w:r>
-          </w:p>
-        </w:tc>
-      </w:tr>
-      <w:tr>
-        <w:tc>
-          <w:tcPr>
-            <w:tcW w:w="366" w:type="dxa"/>
-          </w:tcPr>
-          <w:p>
-            <w:pPr>
-              <w:tabs>
-                <w:tab w:val="left" w:pos="1701"/>
-                <w:tab w:val="left" w:pos="1843"/>
-                <w:tab w:val="left" w:pos="5670"/>
-                <w:tab w:val="left" w:pos="6521"/>
-                <w:tab w:val="left" w:pos="7371"/>
-              </w:tabs>
-              <w:jc w:val="center"/>
-              <w:rPr>
-                <w:rFonts w:ascii="Times New Roman" w:hAnsi="Times New Roman" w:cs="Times New Roman"/>
-              </w:rPr>
-            </w:pPr>
-            <w:r>
-              <w:rPr>
-                <w:rFonts w:ascii="Times New Roman" w:hAnsi="Times New Roman" w:cs="Times New Roman"/>
-              </w:rPr>
-              <w:t>7.</w:t>
-            </w:r>
-          </w:p>
-        </w:tc>
-        <w:tc>
-          <w:tcPr>
-            <w:tcW w:w="4732" w:type="dxa"/>
-          </w:tcPr>
-          <w:p>
-            <w:pPr>
-              <w:tabs>
-                <w:tab w:val="left" w:pos="1701"/>
-                <w:tab w:val="left" w:pos="1843"/>
-                <w:tab w:val="left" w:pos="5670"/>
-                <w:tab w:val="left" w:pos="6521"/>
-                <w:tab w:val="left" w:pos="7371"/>
-              </w:tabs>
-              <w:jc w:val="both"/>
-              <w:rPr>
-                <w:rFonts w:ascii="Times New Roman" w:hAnsi="Times New Roman" w:cs="Times New Roman"/>
-              </w:rPr>
-            </w:pPr>
-            <w:r>
-              <w:rPr>
-                <w:rFonts w:ascii="Times New Roman" w:hAnsi="Times New Roman" w:cs="Times New Roman"/>
-              </w:rPr>
-              <w:t xml:space="preserve">a. Lamanya </w:t>
-            </w:r>
-            <w:r>
-              <w:rPr>
-                <w:rFonts w:ascii="Times New Roman" w:hAnsi="Times New Roman" w:cs="Times New Roman"/>
-              </w:rPr>
-              <w:t>Perjalanan Dinas</w:t>
-            </w:r>
-          </w:p>
-          <w:p>
-            <w:pPr>
-              <w:tabs>
-                <w:tab w:val="left" w:pos="1701"/>
-                <w:tab w:val="left" w:pos="1843"/>
-                <w:tab w:val="left" w:pos="5670"/>
-                <w:tab w:val="left" w:pos="6521"/>
-                <w:tab w:val="left" w:pos="7371"/>
-              </w:tabs>
-              <w:jc w:val="both"/>
-              <w:rPr>
-                <w:rFonts w:ascii="Times New Roman" w:hAnsi="Times New Roman" w:cs="Times New Roman"/>
-              </w:rPr>
-            </w:pPr>
-            <w:r>
-              <w:rPr>
-                <w:rFonts w:ascii="Times New Roman" w:hAnsi="Times New Roman" w:cs="Times New Roman"/>
-              </w:rPr>
-              <w:t xml:space="preserve">b. Tanggal </w:t>
-            </w:r>
-            <w:r>
-              <w:rPr>
-                <w:rFonts w:ascii="Times New Roman" w:hAnsi="Times New Roman" w:cs="Times New Roman"/>
-              </w:rPr>
-              <w:t>B</w:t>
-            </w:r>
-            <w:r>
-              <w:rPr>
-                <w:rFonts w:ascii="Times New Roman" w:hAnsi="Times New Roman" w:cs="Times New Roman"/>
-              </w:rPr>
-              <w:t>erangkat</w:t>
-            </w:r>
-          </w:p>
-          <w:p>
-            <w:pPr>
-              <w:tabs>
-                <w:tab w:val="left" w:pos="1701"/>
-                <w:tab w:val="left" w:pos="1843"/>
-                <w:tab w:val="left" w:pos="5670"/>
-                <w:tab w:val="left" w:pos="6521"/>
-                <w:tab w:val="left" w:pos="7371"/>
-              </w:tabs>
-              <w:jc w:val="both"/>
-              <w:rPr>
-                <w:rFonts w:ascii="Times New Roman" w:hAnsi="Times New Roman" w:cs="Times New Roman"/>
-              </w:rPr>
-            </w:pPr>
-            <w:r>
-              <w:rPr>
-                <w:rFonts w:ascii="Times New Roman" w:hAnsi="Times New Roman" w:cs="Times New Roman"/>
-              </w:rPr>
-              <w:t>c. Tanggal Harus Kembali</w:t>
-            </w:r>
-          </w:p>
-        </w:tc>
-        <w:tc>
-          <w:tcPr>
-            <w:tcW w:w="4254" w:type="dxa"/>
-            <w:gridSpan w:val="2"/>
-          </w:tcPr>
-          <w:p>
-            <w:pPr>
-              <w:tabs>
-                <w:tab w:val="left" w:pos="1701"/>
-                <w:tab w:val="left" w:pos="1843"/>
-                <w:tab w:val="left" w:pos="5670"/>
-                <w:tab w:val="left" w:pos="6521"/>
-                <w:tab w:val="left" w:pos="7371"/>
-              </w:tabs>
-              <w:jc w:val="both"/>
-              <w:rPr>
-                <w:rFonts w:ascii="Times New Roman" w:hAnsi="Times New Roman" w:cs="Times New Roman"/>
-                <w:sz w:val="20"/>
-                <w:szCs w:val="20"/>
-              </w:rPr>
-            </w:pPr>
-            <w:r>
-              <w:rPr>
-                <w:rFonts w:ascii="Times New Roman" w:hAnsi="Times New Roman" w:cs="Times New Roman"/>
-                <w:sz w:val="20"/>
-                <w:szCs w:val="20"/>
-              </w:rPr>
-              <w:t xml:space="preserve">a. </w:t>
-            </w:r>
-            <w:r>
-              <w:rPr>
-                <w:rFonts w:ascii="Times New Roman" w:hAnsi="Times New Roman" w:cs="Times New Roman"/>
-                <w:sz w:val="20"/>
-                <w:szCs w:val="20"/>
-              </w:rPr>
-              <w:t>Terlampir</w:t>
-            </w:r>
-          </w:p>
-          <w:p>
-            <w:pPr>
-              <w:tabs>
-                <w:tab w:val="left" w:pos="1701"/>
-                <w:tab w:val="left" w:pos="1843"/>
-                <w:tab w:val="left" w:pos="5670"/>
-                <w:tab w:val="left" w:pos="6521"/>
-                <w:tab w:val="left" w:pos="7371"/>
-              </w:tabs>
-              <w:jc w:val="both"/>
-              <w:rPr>
-                <w:rFonts w:ascii="Times New Roman" w:hAnsi="Times New Roman" w:cs="Times New Roman"/>
-                <w:sz w:val="20"/>
-                <w:szCs w:val="20"/>
-              </w:rPr>
-            </w:pPr>
-            <w:r>
-              <w:rPr>
-                <w:rFonts w:ascii="Times New Roman" w:hAnsi="Times New Roman" w:cs="Times New Roman"/>
-                <w:sz w:val="20"/>
-                <w:szCs w:val="20"/>
-              </w:rPr>
-              <w:t xml:space="preserve">b. </w:t>
-            </w:r>
-            <w:r>
-              <w:rPr>
-                <w:rFonts w:ascii="Times New Roman" w:hAnsi="Times New Roman" w:cs="Times New Roman"/>
-                <w:sz w:val="20"/>
-                <w:szCs w:val="20"/>
-              </w:rPr>
-              <w:t>Terlampir</w:t>
-            </w:r>
-          </w:p>
-          <w:p>
-            <w:pPr>
-              <w:tabs>
-                <w:tab w:val="left" w:pos="1701"/>
-                <w:tab w:val="left" w:pos="1843"/>
-                <w:tab w:val="left" w:pos="5670"/>
-                <w:tab w:val="left" w:pos="6521"/>
-                <w:tab w:val="left" w:pos="7371"/>
-              </w:tabs>
-              <w:jc w:val="both"/>
-              <w:rPr>
-                <w:rFonts w:ascii="Times New Roman" w:hAnsi="Times New Roman" w:cs="Times New Roman"/>
-                <w:sz w:val="20"/>
-                <w:szCs w:val="20"/>
-              </w:rPr>
-            </w:pPr>
-            <w:r>
-              <w:rPr>
-                <w:rFonts w:ascii="Times New Roman" w:hAnsi="Times New Roman" w:cs="Times New Roman"/>
-                <w:sz w:val="20"/>
-                <w:szCs w:val="20"/>
-              </w:rPr>
-              <w:t xml:space="preserve">c. </w:t>
-            </w:r>
-            <w:r>
-              <w:rPr>
-                <w:rFonts w:ascii="Times New Roman" w:hAnsi="Times New Roman" w:cs="Times New Roman"/>
-                <w:sz w:val="20"/>
-                <w:szCs w:val="20"/>
-              </w:rPr>
-              <w:t>Terlampir</w:t>
-            </w:r>
-          </w:p>
-        </w:tc>
-      </w:tr>
-      <w:tr>
-        <w:tc>
-          <w:tcPr>
-            <w:tcW w:w="366" w:type="dxa"/>
-          </w:tcPr>
-          <w:p>
-            <w:pPr>
-              <w:tabs>
-                <w:tab w:val="left" w:pos="1701"/>
-                <w:tab w:val="left" w:pos="1843"/>
-                <w:tab w:val="left" w:pos="5670"/>
-                <w:tab w:val="left" w:pos="6521"/>
-                <w:tab w:val="left" w:pos="7371"/>
-              </w:tabs>
-              <w:jc w:val="center"/>
-              <w:rPr>
-                <w:rFonts w:ascii="Times New Roman" w:hAnsi="Times New Roman" w:cs="Times New Roman"/>
-              </w:rPr>
-            </w:pPr>
-            <w:r>
-              <w:rPr>
-                <w:rFonts w:ascii="Times New Roman" w:hAnsi="Times New Roman" w:cs="Times New Roman"/>
-              </w:rPr>
-              <w:t>8.</w:t>
-            </w:r>
-          </w:p>
-        </w:tc>
-        <w:tc>
-          <w:tcPr>
-            <w:tcW w:w="4732" w:type="dxa"/>
-          </w:tcPr>
-          <w:p>
-            <w:pPr>
-              <w:tabs>
-                <w:tab w:val="left" w:pos="1701"/>
-                <w:tab w:val="left" w:pos="1843"/>
-                <w:tab w:val="left" w:pos="5670"/>
-                <w:tab w:val="left" w:pos="6521"/>
-                <w:tab w:val="left" w:pos="7371"/>
-              </w:tabs>
-              <w:jc w:val="both"/>
-              <w:rPr>
-                <w:rFonts w:ascii="Times New Roman" w:hAnsi="Times New Roman" w:cs="Times New Roman"/>
-              </w:rPr>
-            </w:pPr>
-            <w:r>
-              <w:rPr>
-                <w:rFonts w:ascii="Times New Roman" w:hAnsi="Times New Roman" w:cs="Times New Roman"/>
-              </w:rPr>
-              <w:t xml:space="preserve">Pengikut: </w:t>
-            </w:r>
-            <w:r>
-              <w:rPr>
-                <w:rFonts w:ascii="Times New Roman" w:hAnsi="Times New Roman" w:cs="Times New Roman"/>
-              </w:rPr>
-              <w:tab/>
-            </w:r>
-            <w:r>
-              <w:rPr>
-                <w:rFonts w:ascii="Times New Roman" w:hAnsi="Times New Roman" w:cs="Times New Roman"/>
-              </w:rPr>
-              <w:tab/>
-              <w:t>Nama</w:t>
-            </w:r>
-          </w:p>
-        </w:tc>
-        <w:tc>
-          <w:tcPr>
-            <w:tcW w:w="2127" w:type="dxa"/>
-          </w:tcPr>
-          <w:p>
-            <w:pPr>
-              <w:tabs>
-                <w:tab w:val="left" w:pos="1701"/>
-                <w:tab w:val="left" w:pos="1843"/>
-                <w:tab w:val="left" w:pos="5670"/>
-                <w:tab w:val="left" w:pos="6521"/>
-                <w:tab w:val="left" w:pos="7371"/>
-              </w:tabs>
-              <w:jc w:val="both"/>
-              <w:rPr>
-                <w:rFonts w:ascii="Times New Roman" w:hAnsi="Times New Roman" w:cs="Times New Roman"/>
-                <w:sz w:val="20"/>
-                <w:szCs w:val="20"/>
-              </w:rPr>
-            </w:pPr>
-            <w:r>
-              <w:rPr>
-                <w:rFonts w:ascii="Times New Roman" w:hAnsi="Times New Roman" w:cs="Times New Roman"/>
-                <w:sz w:val="20"/>
-                <w:szCs w:val="20"/>
-              </w:rPr>
-              <w:t>Tanggal Lahir</w:t>
-            </w:r>
-          </w:p>
-        </w:tc>
-        <w:tc>
-          <w:tcPr>
-            <w:tcW w:w="2127" w:type="dxa"/>
-          </w:tcPr>
-          <w:p>
-            <w:pPr>
-              <w:tabs>
-                <w:tab w:val="left" w:pos="1701"/>
-                <w:tab w:val="left" w:pos="1843"/>
-                <w:tab w:val="left" w:pos="5670"/>
-                <w:tab w:val="left" w:pos="6521"/>
-                <w:tab w:val="left" w:pos="7371"/>
-              </w:tabs>
-              <w:jc w:val="both"/>
-              <w:rPr>
-                <w:rFonts w:ascii="Times New Roman" w:hAnsi="Times New Roman" w:cs="Times New Roman"/>
-                <w:sz w:val="20"/>
-                <w:szCs w:val="20"/>
-              </w:rPr>
-            </w:pPr>
-            <w:r>
-              <w:rPr>
-                <w:rFonts w:ascii="Times New Roman" w:hAnsi="Times New Roman" w:cs="Times New Roman"/>
-                <w:sz w:val="20"/>
-                <w:szCs w:val="20"/>
-              </w:rPr>
-              <w:t>Keterangan</w:t>
-            </w:r>
-          </w:p>
-        </w:tc>
-      </w:tr>
-      <w:tr>
-        <w:tc>
-          <w:tcPr>
-            <w:tcW w:w="366" w:type="dxa"/>
-          </w:tcPr>
-          <w:p>
-            <w:pPr>
-              <w:tabs>
-                <w:tab w:val="left" w:pos="1701"/>
-                <w:tab w:val="left" w:pos="1843"/>
-                <w:tab w:val="left" w:pos="5670"/>
-                <w:tab w:val="left" w:pos="6521"/>
-                <w:tab w:val="left" w:pos="7371"/>
-              </w:tabs>
-              <w:jc w:val="center"/>
-              <w:rPr>
-                <w:rFonts w:ascii="Times New Roman" w:hAnsi="Times New Roman" w:cs="Times New Roman"/>
-              </w:rPr>
-            </w:pPr>
-          </w:p>
-        </w:tc>
-        <w:tc>
-          <w:tcPr>
-            <w:tcW w:w="4732" w:type="dxa"/>
-          </w:tcPr>
-          <w:p>
-            <w:pPr>
-              <w:tabs>
-                <w:tab w:val="left" w:pos="1701"/>
-                <w:tab w:val="left" w:pos="1843"/>
-                <w:tab w:val="left" w:pos="5670"/>
-                <w:tab w:val="left" w:pos="6521"/>
-                <w:tab w:val="left" w:pos="7371"/>
-              </w:tabs>
-              <w:jc w:val="both"/>
-              <w:rPr>
-                <w:rFonts w:ascii="Times New Roman" w:hAnsi="Times New Roman" w:cs="Times New Roman"/>
-              </w:rPr>
-            </w:pPr>
-            <w:r>
-              <w:rPr>
-                <w:rFonts w:ascii="Times New Roman" w:hAnsi="Times New Roman" w:cs="Times New Roman"/>
-              </w:rPr>
-              <w:t>1.</w:t>
-            </w:r>
-          </w:p>
-        </w:tc>
-        <w:tc>
-          <w:tcPr>
-            <w:tcW w:w="2127" w:type="dxa"/>
-          </w:tcPr>
-          <w:p>
-            <w:pPr>
-              <w:tabs>
-                <w:tab w:val="left" w:pos="1701"/>
-                <w:tab w:val="left" w:pos="1843"/>
-                <w:tab w:val="left" w:pos="5670"/>
-                <w:tab w:val="left" w:pos="6521"/>
-                <w:tab w:val="left" w:pos="7371"/>
-              </w:tabs>
-              <w:jc w:val="both"/>
-              <w:rPr>
-                <w:rFonts w:ascii="Times New Roman" w:hAnsi="Times New Roman" w:cs="Times New Roman"/>
-                <w:sz w:val="20"/>
-                <w:szCs w:val="20"/>
-              </w:rPr>
-            </w:pPr>
-          </w:p>
-        </w:tc>
-        <w:tc>
-          <w:tcPr>
-            <w:tcW w:w="2127" w:type="dxa"/>
-          </w:tcPr>
-          <w:p>
-            <w:pPr>
-              <w:tabs>
-                <w:tab w:val="left" w:pos="1701"/>
-                <w:tab w:val="left" w:pos="1843"/>
-                <w:tab w:val="left" w:pos="5670"/>
-                <w:tab w:val="left" w:pos="6521"/>
-                <w:tab w:val="left" w:pos="7371"/>
-              </w:tabs>
-              <w:jc w:val="both"/>
-              <w:rPr>
-                <w:rFonts w:ascii="Times New Roman" w:hAnsi="Times New Roman" w:cs="Times New Roman"/>
-                <w:sz w:val="20"/>
-                <w:szCs w:val="20"/>
-              </w:rPr>
-            </w:pPr>
-          </w:p>
-        </w:tc>
-      </w:tr>
-      <w:tr>
-        <w:tc>
-          <w:tcPr>
-            <w:tcW w:w="366" w:type="dxa"/>
-          </w:tcPr>
-          <w:p>
-            <w:pPr>
-              <w:tabs>
-                <w:tab w:val="left" w:pos="1701"/>
-                <w:tab w:val="left" w:pos="1843"/>
-                <w:tab w:val="left" w:pos="5670"/>
-                <w:tab w:val="left" w:pos="6521"/>
-                <w:tab w:val="left" w:pos="7371"/>
-              </w:tabs>
-              <w:jc w:val="center"/>
-              <w:rPr>
-                <w:rFonts w:ascii="Times New Roman" w:hAnsi="Times New Roman" w:cs="Times New Roman"/>
-              </w:rPr>
-            </w:pPr>
-            <w:r>
-              <w:rPr>
-                <w:rFonts w:ascii="Times New Roman" w:hAnsi="Times New Roman" w:cs="Times New Roman"/>
-              </w:rPr>
-              <w:t>9.</w:t>
-            </w:r>
-          </w:p>
-        </w:tc>
-        <w:tc>
-          <w:tcPr>
-            <w:tcW w:w="4732" w:type="dxa"/>
-          </w:tcPr>
-          <w:p>
-            <w:pPr>
-              <w:tabs>
-                <w:tab w:val="left" w:pos="1701"/>
-                <w:tab w:val="left" w:pos="1843"/>
-                <w:tab w:val="left" w:pos="5670"/>
-                <w:tab w:val="left" w:pos="6521"/>
-                <w:tab w:val="left" w:pos="7371"/>
-              </w:tabs>
-              <w:jc w:val="both"/>
-              <w:rPr>
-                <w:rFonts w:ascii="Times New Roman" w:hAnsi="Times New Roman" w:cs="Times New Roman"/>
-              </w:rPr>
-            </w:pPr>
-            <w:r>
-              <w:rPr>
-                <w:rFonts w:ascii="Times New Roman" w:hAnsi="Times New Roman" w:cs="Times New Roman"/>
-              </w:rPr>
-              <w:t>Pembebanan Anggaran</w:t>
-            </w:r>
-          </w:p>
-          <w:p>
-            <w:pPr>
-              <w:pStyle w:val="ListParagraph"/>
-              <w:numPr>
-                <w:ilvl w:val="0"/>
-                <w:numId w:val="5"/>
-              </w:numPr>
-              <w:tabs>
-                <w:tab w:val="left" w:pos="1701"/>
-                <w:tab w:val="left" w:pos="1843"/>
-                <w:tab w:val="left" w:pos="5670"/>
-                <w:tab w:val="left" w:pos="6521"/>
-                <w:tab w:val="left" w:pos="7371"/>
-              </w:tabs>
-              <w:jc w:val="both"/>
-              <w:rPr>
-                <w:rFonts w:ascii="Times New Roman" w:hAnsi="Times New Roman" w:cs="Times New Roman"/>
-              </w:rPr>
-            </w:pPr>
-            <w:r>
-              <w:rPr>
-                <w:rFonts w:ascii="Times New Roman" w:hAnsi="Times New Roman" w:cs="Times New Roman"/>
-              </w:rPr>
-              <w:t>Instansi</w:t>
-            </w:r>
-          </w:p>
-          <w:p>
-            <w:pPr>
-              <w:pStyle w:val="ListParagraph"/>
-              <w:tabs>
-                <w:tab w:val="left" w:pos="1701"/>
-                <w:tab w:val="left" w:pos="1843"/>
-                <w:tab w:val="left" w:pos="5670"/>
-                <w:tab w:val="left" w:pos="6521"/>
-                <w:tab w:val="left" w:pos="7371"/>
-              </w:tabs>
-              <w:jc w:val="both"/>
-              <w:rPr>
-                <w:rFonts w:ascii="Times New Roman" w:hAnsi="Times New Roman" w:cs="Times New Roman"/>
-                <w:sz w:val="14"/>
-                <w:szCs w:val="14"/>
-              </w:rPr>
-            </w:pPr>
-          </w:p>
-          <w:p>
-            <w:pPr>
-              <w:pStyle w:val="ListParagraph"/>
-              <w:numPr>
-                <w:ilvl w:val="0"/>
-                <w:numId w:val="5"/>
-              </w:numPr>
-              <w:tabs>
-                <w:tab w:val="left" w:pos="1701"/>
-                <w:tab w:val="left" w:pos="1843"/>
-                <w:tab w:val="left" w:pos="5670"/>
-                <w:tab w:val="left" w:pos="6521"/>
-                <w:tab w:val="left" w:pos="7371"/>
-              </w:tabs>
-              <w:jc w:val="both"/>
-              <w:rPr>
-                <w:rFonts w:ascii="Times New Roman" w:hAnsi="Times New Roman" w:cs="Times New Roman"/>
-              </w:rPr>
-            </w:pPr>
-            <w:r>
-              <w:rPr>
-                <w:rFonts w:ascii="Times New Roman" w:hAnsi="Times New Roman" w:cs="Times New Roman"/>
-              </w:rPr>
-              <w:t>Mata Anggaran (MAK)</w:t>
-            </w:r>
-          </w:p>
-        </w:tc>
-        <w:tc>
-          <w:tcPr>
-            <w:tcW w:w="4254" w:type="dxa"/>
-            <w:gridSpan w:val="2"/>
-          </w:tcPr>
-          <w:p>
-            <w:pPr>
-              <w:tabs>
-                <w:tab w:val="left" w:pos="1701"/>
-                <w:tab w:val="left" w:pos="1843"/>
-                <w:tab w:val="left" w:pos="5670"/>
-                <w:tab w:val="left" w:pos="6521"/>
-                <w:tab w:val="left" w:pos="7371"/>
-              </w:tabs>
-              <w:jc w:val="both"/>
-              <w:rPr>
-                <w:rFonts w:ascii="Times New Roman" w:hAnsi="Times New Roman" w:cs="Times New Roman"/>
-                <w:sz w:val="20"/>
-                <w:szCs w:val="20"/>
-              </w:rPr>
-            </w:pPr>
-          </w:p>
-          <w:p>
-            <w:pPr>
-              <w:tabs>
-                <w:tab w:val="left" w:pos="1701"/>
-                <w:tab w:val="left" w:pos="1843"/>
-                <w:tab w:val="left" w:pos="5670"/>
-                <w:tab w:val="left" w:pos="6521"/>
-                <w:tab w:val="left" w:pos="7371"/>
-              </w:tabs>
-              <w:jc w:val="both"/>
-              <w:rPr>
-                <w:rFonts w:ascii="Times New Roman" w:hAnsi="Times New Roman" w:cs="Times New Roman"/>
-                <w:sz w:val="20"/>
-                <w:szCs w:val="20"/>
-              </w:rPr>
-            </w:pPr>
-            <w:r>
-              <w:rPr>
-                <w:rFonts w:ascii="Times New Roman" w:hAnsi="Times New Roman" w:cs="Times New Roman"/>
-                <w:sz w:val="20"/>
-                <w:szCs w:val="20"/>
-              </w:rPr>
-              <w:t>a. Kementerian Pendidikan, Kebudayaan, Riset, dan Teknologi</w:t>
-            </w:r>
-          </w:p>
-          <w:p>
-            <w:pPr>
-              <w:rPr>
-                <w:rFonts w:ascii="Times New Roman" w:hAnsi="Times New Roman" w:cs="Times New Roman"/>
-                <w:sz w:val="20"/>
-                <w:szCs w:val="20"/>
-              </w:rPr>
-            </w:pPr>
-            <w:r>
-              <w:rPr>
-                <w:rFonts w:ascii="Times New Roman" w:hAnsi="Times New Roman" w:cs="Times New Roman"/>
-                <w:sz w:val="20"/>
-                <w:szCs w:val="20"/>
-              </w:rPr>
-              <w:t xml:space="preserve">b. </w:t>
-            </w:r>
-            <w:r>
-              <w:rPr>
-                <w:rFonts w:ascii="Times New Roman" w:hAnsi="Times New Roman" w:cs="Times New Roman"/>
-                <w:b/>
-                <w:bCs/>
-                <w:sz w:val="20"/>
-                <w:szCs w:val="20"/>
-              </w:rPr>
-              <w:t>{{ mak }}</w:t>
-            </w:r>
-          </w:p>
-        </w:tc>
-      </w:tr>
-      <w:tr>
-        <w:tc>
-          <w:tcPr>
-            <w:tcW w:w="366" w:type="dxa"/>
-          </w:tcPr>
-          <w:p>
-            <w:pPr>
-              <w:tabs>
-                <w:tab w:val="left" w:pos="1701"/>
-                <w:tab w:val="left" w:pos="1843"/>
-                <w:tab w:val="left" w:pos="5670"/>
-                <w:tab w:val="left" w:pos="6521"/>
-                <w:tab w:val="left" w:pos="7371"/>
-              </w:tabs>
-              <w:jc w:val="center"/>
-              <w:rPr>
-                <w:rFonts w:ascii="Times New Roman" w:hAnsi="Times New Roman" w:cs="Times New Roman"/>
-              </w:rPr>
-            </w:pPr>
-            <w:r>
-              <w:rPr>
-                <w:rFonts w:ascii="Times New Roman" w:hAnsi="Times New Roman" w:cs="Times New Roman"/>
-              </w:rPr>
-              <w:t>10.</w:t>
-            </w:r>
-          </w:p>
-        </w:tc>
-        <w:tc>
-          <w:tcPr>
-            <w:tcW w:w="4732" w:type="dxa"/>
-          </w:tcPr>
-          <w:p>
-            <w:pPr>
-              <w:tabs>
-                <w:tab w:val="left" w:pos="1701"/>
-                <w:tab w:val="left" w:pos="1843"/>
-                <w:tab w:val="left" w:pos="5670"/>
-                <w:tab w:val="left" w:pos="6521"/>
-                <w:tab w:val="left" w:pos="7371"/>
-              </w:tabs>
-              <w:jc w:val="both"/>
-              <w:rPr>
-                <w:rFonts w:ascii="Times New Roman" w:hAnsi="Times New Roman" w:cs="Times New Roman"/>
-              </w:rPr>
-            </w:pPr>
-            <w:r>
-              <w:rPr>
-                <w:rFonts w:ascii="Times New Roman" w:hAnsi="Times New Roman" w:cs="Times New Roman"/>
-              </w:rPr>
-              <w:t>Keterangan Lain-lain</w:t>
-            </w:r>
-          </w:p>
-        </w:tc>
-        <w:tc>
-          <w:tcPr>
-            <w:tcW w:w="4254" w:type="dxa"/>
-            <w:gridSpan w:val="2"/>
-          </w:tcPr>
-          <w:p>
-            <w:pPr>
-              <w:tabs>
-                <w:tab w:val="left" w:pos="1701"/>
-                <w:tab w:val="left" w:pos="1843"/>
-                <w:tab w:val="left" w:pos="5670"/>
-                <w:tab w:val="left" w:pos="6521"/>
-                <w:tab w:val="left" w:pos="7371"/>
-              </w:tabs>
-              <w:jc w:val="both"/>
-              <w:rPr>
-                <w:rFonts w:ascii="Times New Roman" w:hAnsi="Times New Roman" w:cs="Times New Roman"/>
-                <w:sz w:val="20"/>
-                <w:szCs w:val="20"/>
-              </w:rPr>
-            </w:pPr>
-          </w:p>
-        </w:tc>
-      </w:tr>
-    </w:tbl>
-    <w:p>
-      <w:pPr>
-        <w:tabs>
-          <w:tab w:val="left" w:pos="420"/>
-          <w:tab w:val="left" w:pos="1701"/>
-          <w:tab w:val="left" w:pos="1843"/>
-          <w:tab w:val="left" w:pos="5670"/>
-          <w:tab w:val="left" w:pos="6521"/>
-          <w:tab w:val="left" w:pos="7371"/>
-        </w:tabs>
-        <w:spacing w:after="0"/>
-        <w:rPr>
-          <w:rFonts w:ascii="Times New Roman" w:hAnsi="Times New Roman" w:cs="Times New Roman"/>
-          <w:b/>
-          <w:bCs/>
-          <w:sz w:val="20"/>
-          <w:szCs w:val="20"/>
-        </w:rPr>
-      </w:pPr>
-      <w:r>
-        <w:rPr>
-          <w:rFonts w:ascii="Times New Roman" w:hAnsi="Times New Roman" w:cs="Times New Roman"/>
-          <w:b/>
-          <w:bCs/>
-          <w:sz w:val="20"/>
-          <w:szCs w:val="20"/>
-        </w:rPr>
-        <w:tab/>
-      </w:r>
-    </w:p>
-    <w:p>
-      <w:pPr>
-        <w:tabs>
-          <w:tab w:val="left" w:pos="420"/>
-          <w:tab w:val="left" w:pos="1701"/>
-          <w:tab w:val="left" w:pos="1843"/>
-          <w:tab w:val="left" w:pos="5670"/>
-          <w:tab w:val="left" w:pos="5812"/>
-          <w:tab w:val="left" w:pos="6521"/>
-          <w:tab w:val="left" w:pos="7655"/>
-        </w:tabs>
-        <w:spacing w:after="0"/>
-        <w:rPr>
-          <w:rFonts w:ascii="Times New Roman" w:hAnsi="Times New Roman" w:cs="Times New Roman"/>
-          <w:sz w:val="20"/>
-          <w:szCs w:val="20"/>
-        </w:rPr>
-      </w:pPr>
-      <w:r>
-        <w:rPr>
-          <w:rFonts w:ascii="Times New Roman" w:hAnsi="Times New Roman" w:cs="Times New Roman"/>
-          <w:b/>
-          <w:bCs/>
-          <w:sz w:val="20"/>
-          <w:szCs w:val="20"/>
-        </w:rPr>
-        <w:tab/>
-      </w:r>
-      <w:r>
-        <w:rPr>
-          <w:rFonts w:ascii="Times New Roman" w:hAnsi="Times New Roman" w:cs="Times New Roman"/>
-          <w:b/>
-          <w:bCs/>
-          <w:sz w:val="20"/>
-          <w:szCs w:val="20"/>
-        </w:rPr>
-        <w:tab/>
-      </w:r>
-      <w:r>
-        <w:rPr>
-          <w:rFonts w:ascii="Times New Roman" w:hAnsi="Times New Roman" w:cs="Times New Roman"/>
-          <w:b/>
-          <w:bCs/>
-          <w:sz w:val="20"/>
-          <w:szCs w:val="20"/>
-        </w:rPr>
-        <w:tab/>
-      </w:r>
-      <w:r>
-        <w:rPr>
-          <w:rFonts w:ascii="Times New Roman" w:hAnsi="Times New Roman" w:cs="Times New Roman"/>
-          <w:b/>
-          <w:bCs/>
-          <w:sz w:val="20"/>
-          <w:szCs w:val="20"/>
-        </w:rPr>
-        <w:tab/>
-      </w:r>
-      <w:r>
-        <w:rPr>
-          <w:rFonts w:ascii="Times New Roman" w:hAnsi="Times New Roman" w:cs="Times New Roman"/>
-          <w:b/>
-          <w:bCs/>
-          <w:sz w:val="20"/>
-          <w:szCs w:val="20"/>
-        </w:rPr>
-        <w:tab/>
-      </w:r>
-      <w:r>
-        <w:rPr>
-          <w:rFonts w:ascii="Times New Roman" w:hAnsi="Times New Roman" w:cs="Times New Roman"/>
-          <w:sz w:val="20"/>
-          <w:szCs w:val="20"/>
-        </w:rPr>
-        <w:t xml:space="preserve">Dikeluarkan di </w:t>
-      </w:r>
-      <w:r>
-        <w:rPr>
-          <w:rFonts w:ascii="Times New Roman" w:hAnsi="Times New Roman" w:cs="Times New Roman"/>
-          <w:sz w:val="20"/>
-          <w:szCs w:val="20"/>
-        </w:rPr>
-        <w:t>: Jakarta</w:t>
-      </w:r>
-    </w:p>
-    <w:p>
-      <w:pPr>
-        <w:tabs>
-          <w:tab w:val="left" w:pos="420"/>
-          <w:tab w:val="left" w:pos="1701"/>
-          <w:tab w:val="left" w:pos="1843"/>
-          <w:tab w:val="left" w:pos="5670"/>
-          <w:tab w:val="left" w:pos="5812"/>
-          <w:tab w:val="left" w:pos="6521"/>
-          <w:tab w:val="left" w:pos="7655"/>
-        </w:tabs>
-        <w:spacing w:after="0"/>
-        <w:rPr>
-          <w:rFonts w:ascii="Times New Roman" w:hAnsi="Times New Roman" w:cs="Times New Roman"/>
-          <w:sz w:val="20"/>
-          <w:szCs w:val="20"/>
-        </w:rPr>
-      </w:pPr>
-      <w:r>
-        <w:rPr>
-          <w:rFonts w:ascii="Times New Roman" w:hAnsi="Times New Roman" w:cs="Times New Roman"/>
-          <w:sz w:val="20"/>
-          <w:szCs w:val="20"/>
-        </w:rPr>
-        <w:tab/>
-      </w:r>
-      <w:r>
-        <w:rPr>
-          <w:rFonts w:ascii="Times New Roman" w:hAnsi="Times New Roman" w:cs="Times New Roman"/>
-          <w:sz w:val="20"/>
-          <w:szCs w:val="20"/>
-        </w:rPr>
-        <w:tab/>
-      </w:r>
-      <w:r>
-        <w:rPr>
-          <w:rFonts w:ascii="Times New Roman" w:hAnsi="Times New Roman" w:cs="Times New Roman"/>
-          <w:sz w:val="20"/>
-          <w:szCs w:val="20"/>
-        </w:rPr>
-        <w:tab/>
-      </w:r>
-      <w:r>
-        <w:rPr>
-          <w:rFonts w:ascii="Times New Roman" w:hAnsi="Times New Roman" w:cs="Times New Roman"/>
-          <w:sz w:val="20"/>
-          <w:szCs w:val="20"/>
-        </w:rPr>
-        <w:tab/>
-      </w:r>
-      <w:r>
-        <w:rPr>
-          <w:rFonts w:ascii="Times New Roman" w:hAnsi="Times New Roman" w:cs="Times New Roman"/>
-          <w:sz w:val="20"/>
-          <w:szCs w:val="20"/>
-        </w:rPr>
-        <w:tab/>
-        <w:t>Tanggal</w:t>
-      </w:r>
-      <w:r>
-        <w:rPr>
-          <w:rFonts w:ascii="Times New Roman" w:hAnsi="Times New Roman" w:cs="Times New Roman"/>
-          <w:sz w:val="20"/>
-          <w:szCs w:val="20"/>
-        </w:rPr>
-        <w:tab/>
-        <w:t>: {{ tanggal</w:t>
-      </w:r>
-      <w:r>
-        <w:rPr>
-          <w:rFonts w:ascii="Times New Roman" w:hAnsi="Times New Roman" w:cs="Times New Roman"/>
-          <w:sz w:val="20"/>
-          <w:szCs w:val="20"/>
-        </w:rPr>
-        <w:t>_</w:t>
-      </w:r>
-      <w:r>
-        <w:rPr>
-          <w:rFonts w:ascii="Times New Roman" w:hAnsi="Times New Roman" w:cs="Times New Roman"/>
-          <w:sz w:val="20"/>
-          <w:szCs w:val="20"/>
-        </w:rPr>
-        <w:t>st }}</w:t>
-      </w:r>
-    </w:p>
-    <w:p>
-      <w:pPr>
-        <w:tabs>
-          <w:tab w:val="left" w:pos="420"/>
-          <w:tab w:val="left" w:pos="1701"/>
-          <w:tab w:val="left" w:pos="1843"/>
-          <w:tab w:val="left" w:pos="5670"/>
-          <w:tab w:val="left" w:pos="5812"/>
-          <w:tab w:val="left" w:pos="6521"/>
-          <w:tab w:val="left" w:pos="7655"/>
-        </w:tabs>
-        <w:spacing w:after="0"/>
-        <w:rPr>
-          <w:rFonts w:ascii="Times New Roman" w:hAnsi="Times New Roman" w:cs="Times New Roman"/>
-          <w:sz w:val="20"/>
-          <w:szCs w:val="20"/>
-        </w:rPr>
-      </w:pPr>
-      <w:r>
-        <w:rPr>
-          <w:rFonts w:ascii="Times New Roman" w:hAnsi="Times New Roman" w:cs="Times New Roman"/>
-          <w:sz w:val="20"/>
-          <w:szCs w:val="20"/>
-        </w:rPr>
-        <w:tab/>
-      </w:r>
-      <w:r>
-        <w:rPr>
-          <w:rFonts w:ascii="Times New Roman" w:hAnsi="Times New Roman" w:cs="Times New Roman"/>
-          <w:sz w:val="20"/>
-          <w:szCs w:val="20"/>
-        </w:rPr>
-        <w:tab/>
-      </w:r>
-      <w:r>
-        <w:rPr>
-          <w:rFonts w:ascii="Times New Roman" w:hAnsi="Times New Roman" w:cs="Times New Roman"/>
-          <w:sz w:val="20"/>
-          <w:szCs w:val="20"/>
-        </w:rPr>
-        <w:tab/>
-      </w:r>
-      <w:r>
-        <w:rPr>
-          <w:rFonts w:ascii="Times New Roman" w:hAnsi="Times New Roman" w:cs="Times New Roman"/>
-          <w:sz w:val="20"/>
-          <w:szCs w:val="20"/>
-        </w:rPr>
-        <w:tab/>
-      </w:r>
-      <w:r>
-        <w:rPr>
-          <w:rFonts w:ascii="Times New Roman" w:hAnsi="Times New Roman" w:cs="Times New Roman"/>
-          <w:sz w:val="20"/>
-          <w:szCs w:val="20"/>
-        </w:rPr>
-        <w:tab/>
-        <w:t>Pejabat Pembuat Komitmen 0</w:t>
-      </w:r>
-      <w:r>
-        <w:rPr>
-          <w:rFonts w:ascii="Times New Roman" w:hAnsi="Times New Roman" w:cs="Times New Roman"/>
-          <w:sz w:val="20"/>
-          <w:szCs w:val="20"/>
-        </w:rPr>
-        <w:t>1</w:t>
-      </w:r>
-    </w:p>
-    <w:p>
-      <w:pPr>
-        <w:tabs>
-          <w:tab w:val="left" w:pos="420"/>
-          <w:tab w:val="left" w:pos="1701"/>
-          <w:tab w:val="left" w:pos="1843"/>
-          <w:tab w:val="left" w:pos="5670"/>
-          <w:tab w:val="left" w:pos="5812"/>
-          <w:tab w:val="left" w:pos="7655"/>
-        </w:tabs>
-        <w:spacing w:after="0"/>
-        <w:ind w:left="5812" w:hanging="5812"/>
-        <w:rPr>
-          <w:rFonts w:ascii="Times New Roman" w:hAnsi="Times New Roman" w:cs="Times New Roman"/>
-          <w:sz w:val="20"/>
-          <w:szCs w:val="20"/>
-        </w:rPr>
-      </w:pPr>
-      <w:r>
-        <w:rPr>
-          <w:rFonts w:ascii="Times New Roman" w:hAnsi="Times New Roman" w:cs="Times New Roman"/>
-          <w:sz w:val="20"/>
-          <w:szCs w:val="20"/>
-        </w:rPr>
-        <w:tab/>
-      </w:r>
-      <w:r>
-        <w:rPr>
-          <w:rFonts w:ascii="Times New Roman" w:hAnsi="Times New Roman" w:cs="Times New Roman"/>
-          <w:sz w:val="20"/>
-          <w:szCs w:val="20"/>
-        </w:rPr>
-        <w:tab/>
-      </w:r>
-      <w:r>
-        <w:rPr>
-          <w:rFonts w:ascii="Times New Roman" w:hAnsi="Times New Roman" w:cs="Times New Roman"/>
-          <w:sz w:val="20"/>
-          <w:szCs w:val="20"/>
-        </w:rPr>
-        <w:tab/>
-      </w:r>
-      <w:r>
-        <w:rPr>
-          <w:rFonts w:ascii="Times New Roman" w:hAnsi="Times New Roman" w:cs="Times New Roman"/>
-          <w:sz w:val="20"/>
-          <w:szCs w:val="20"/>
-        </w:rPr>
-        <w:tab/>
-      </w:r>
-      <w:r>
-        <w:rPr>
-          <w:rFonts w:ascii="Times New Roman" w:hAnsi="Times New Roman" w:cs="Times New Roman"/>
-          <w:sz w:val="20"/>
-          <w:szCs w:val="20"/>
-        </w:rPr>
-        <w:tab/>
-        <w:t>Sekretariat Badan Pengembangan dan Pembinaan Bahasa</w:t>
-      </w:r>
-    </w:p>
-    <w:p>
-      <w:pPr>
-        <w:tabs>
-          <w:tab w:val="left" w:pos="420"/>
-          <w:tab w:val="left" w:pos="1701"/>
-          <w:tab w:val="left" w:pos="1843"/>
-          <w:tab w:val="left" w:pos="5670"/>
-          <w:tab w:val="left" w:pos="5812"/>
-          <w:tab w:val="left" w:pos="6521"/>
-          <w:tab w:val="left" w:pos="7655"/>
-        </w:tabs>
-        <w:spacing w:after="0"/>
-        <w:ind w:left="6521" w:hanging="6521"/>
-        <w:rPr>
-          <w:rFonts w:ascii="Times New Roman" w:hAnsi="Times New Roman" w:cs="Times New Roman"/>
-          <w:sz w:val="20"/>
-          <w:szCs w:val="20"/>
-        </w:rPr>
-      </w:pPr>
-    </w:p>
-    <w:p>
-      <w:pPr>
-        <w:tabs>
-          <w:tab w:val="left" w:pos="420"/>
-          <w:tab w:val="left" w:pos="1701"/>
-          <w:tab w:val="left" w:pos="1843"/>
-          <w:tab w:val="left" w:pos="5670"/>
-          <w:tab w:val="left" w:pos="5812"/>
-          <w:tab w:val="left" w:pos="6521"/>
-          <w:tab w:val="left" w:pos="7655"/>
-        </w:tabs>
-        <w:spacing w:after="0"/>
-        <w:ind w:left="6521" w:hanging="6521"/>
-        <w:rPr>
-          <w:rFonts w:ascii="Times New Roman" w:hAnsi="Times New Roman" w:cs="Times New Roman"/>
-          <w:sz w:val="20"/>
-          <w:szCs w:val="20"/>
-        </w:rPr>
-      </w:pPr>
-    </w:p>
-    <w:p>
-      <w:pPr>
-        <w:tabs>
-          <w:tab w:val="left" w:pos="420"/>
-          <w:tab w:val="left" w:pos="1701"/>
-          <w:tab w:val="left" w:pos="1843"/>
-          <w:tab w:val="left" w:pos="5670"/>
-          <w:tab w:val="left" w:pos="5812"/>
-          <w:tab w:val="left" w:pos="6521"/>
-          <w:tab w:val="left" w:pos="7655"/>
-        </w:tabs>
-        <w:spacing w:after="0"/>
-        <w:ind w:left="6521" w:hanging="6521"/>
-        <w:rPr>
-          <w:rFonts w:ascii="Times New Roman" w:hAnsi="Times New Roman" w:cs="Times New Roman"/>
-          <w:sz w:val="20"/>
-          <w:szCs w:val="20"/>
-        </w:rPr>
-      </w:pPr>
-    </w:p>
-    <w:p>
-      <w:pPr>
-        <w:tabs>
-          <w:tab w:val="left" w:pos="420"/>
-          <w:tab w:val="left" w:pos="1701"/>
-          <w:tab w:val="left" w:pos="1843"/>
-          <w:tab w:val="left" w:pos="5670"/>
-          <w:tab w:val="left" w:pos="5812"/>
-          <w:tab w:val="left" w:pos="6521"/>
-          <w:tab w:val="left" w:pos="7655"/>
-        </w:tabs>
-        <w:spacing w:after="0"/>
-        <w:ind w:left="6521" w:hanging="6521"/>
-        <w:rPr>
-          <w:rFonts w:ascii="Times New Roman" w:hAnsi="Times New Roman" w:cs="Times New Roman"/>
-          <w:b/>
-          <w:bCs/>
-          <w:sz w:val="20"/>
-          <w:szCs w:val="20"/>
-        </w:rPr>
-      </w:pPr>
-      <w:r>
-        <w:rPr>
-          <w:rFonts w:ascii="Times New Roman" w:hAnsi="Times New Roman" w:cs="Times New Roman"/>
-          <w:sz w:val="20"/>
-          <w:szCs w:val="20"/>
-        </w:rPr>
-        <w:tab/>
-      </w:r>
-      <w:r>
-        <w:rPr>
-          <w:rFonts w:ascii="Times New Roman" w:hAnsi="Times New Roman" w:cs="Times New Roman"/>
-          <w:sz w:val="20"/>
-          <w:szCs w:val="20"/>
-        </w:rPr>
-        <w:tab/>
-      </w:r>
-      <w:r>
-        <w:rPr>
-          <w:rFonts w:ascii="Times New Roman" w:hAnsi="Times New Roman" w:cs="Times New Roman"/>
-          <w:sz w:val="20"/>
-          <w:szCs w:val="20"/>
-        </w:rPr>
-        <w:tab/>
-      </w:r>
-      <w:r>
-        <w:rPr>
-          <w:rFonts w:ascii="Times New Roman" w:hAnsi="Times New Roman" w:cs="Times New Roman"/>
-          <w:sz w:val="20"/>
-          <w:szCs w:val="20"/>
-        </w:rPr>
-        <w:tab/>
-      </w:r>
-      <w:r>
-        <w:rPr>
-          <w:rFonts w:ascii="Times New Roman" w:hAnsi="Times New Roman" w:cs="Times New Roman"/>
-          <w:sz w:val="20"/>
-          <w:szCs w:val="20"/>
-        </w:rPr>
-        <w:tab/>
-      </w:r>
-      <w:r>
-        <w:rPr>
-          <w:rFonts w:ascii="Times New Roman" w:hAnsi="Times New Roman" w:cs="Times New Roman"/>
-          <w:b/>
-          <w:bCs/>
-          <w:sz w:val="20"/>
-          <w:szCs w:val="20"/>
-        </w:rPr>
-        <w:t>Akik Takjudin</w:t>
-      </w:r>
-    </w:p>
-    <w:p>
-      <w:pPr>
-        <w:tabs>
-          <w:tab w:val="left" w:pos="420"/>
-          <w:tab w:val="left" w:pos="1701"/>
-          <w:tab w:val="left" w:pos="1843"/>
-          <w:tab w:val="left" w:pos="5670"/>
-          <w:tab w:val="left" w:pos="5812"/>
-          <w:tab w:val="left" w:pos="6521"/>
-          <w:tab w:val="left" w:pos="7655"/>
-        </w:tabs>
-        <w:spacing w:after="0"/>
-        <w:ind w:left="6521" w:hanging="6521"/>
-        <w:rPr>
-          <w:rFonts w:ascii="Times New Roman" w:hAnsi="Times New Roman" w:cs="Times New Roman"/>
-          <w:sz w:val="18"/>
-          <w:szCs w:val="18"/>
-        </w:rPr>
-      </w:pPr>
-      <w:r>
-        <w:rPr>
-          <w:rFonts w:ascii="Times New Roman" w:hAnsi="Times New Roman" w:cs="Times New Roman"/>
-          <w:sz w:val="20"/>
-          <w:szCs w:val="20"/>
-        </w:rPr>
-        <w:tab/>
-      </w:r>
-      <w:r>
-        <w:rPr>
-          <w:rFonts w:ascii="Times New Roman" w:hAnsi="Times New Roman" w:cs="Times New Roman"/>
-          <w:sz w:val="20"/>
-          <w:szCs w:val="20"/>
-        </w:rPr>
-        <w:tab/>
-      </w:r>
-      <w:r>
-        <w:rPr>
-          <w:rFonts w:ascii="Times New Roman" w:hAnsi="Times New Roman" w:cs="Times New Roman"/>
-          <w:sz w:val="20"/>
-          <w:szCs w:val="20"/>
-        </w:rPr>
-        <w:tab/>
-      </w:r>
-      <w:r>
-        <w:rPr>
-          <w:rFonts w:ascii="Times New Roman" w:hAnsi="Times New Roman" w:cs="Times New Roman"/>
-          <w:sz w:val="20"/>
-          <w:szCs w:val="20"/>
-        </w:rPr>
-        <w:tab/>
-      </w:r>
-      <w:r>
-        <w:rPr>
-          <w:rFonts w:ascii="Times New Roman" w:hAnsi="Times New Roman" w:cs="Times New Roman"/>
-          <w:sz w:val="20"/>
-          <w:szCs w:val="20"/>
-        </w:rPr>
-        <w:tab/>
-        <w:t xml:space="preserve">NIP </w:t>
-      </w:r>
-      <w:r>
-        <w:rPr>
-          <w:rFonts w:ascii="Times New Roman" w:hAnsi="Times New Roman" w:cs="Times New Roman"/>
-          <w:sz w:val="20"/>
-          <w:szCs w:val="20"/>
-        </w:rPr>
-        <w:t>197507122006041001</w:t>
-      </w:r>
-      <w:r>
-        <w:rPr>
-          <w:rFonts w:ascii="Times New Roman" w:hAnsi="Times New Roman" w:cs="Times New Roman"/>
-          <w:sz w:val="20"/>
-          <w:szCs w:val="20"/>
-        </w:rPr>
-        <w:tab/>
-      </w:r>
-    </w:p>
-    <w:p>
-      <w:pPr>
-        <w:tabs>
-          <w:tab w:val="left" w:pos="420"/>
-          <w:tab w:val="left" w:pos="1701"/>
-          <w:tab w:val="left" w:pos="1843"/>
-          <w:tab w:val="left" w:pos="5670"/>
-          <w:tab w:val="left" w:pos="6521"/>
-          <w:tab w:val="left" w:pos="7655"/>
-        </w:tabs>
-        <w:spacing w:after="0"/>
-        <w:ind w:left="6521" w:hanging="6521"/>
-        <w:rPr>
-          <w:rFonts w:ascii="Times New Roman" w:hAnsi="Times New Roman" w:cs="Times New Roman"/>
-          <w:sz w:val="18"/>
-          <w:szCs w:val="18"/>
-        </w:rPr>
-      </w:pPr>
-    </w:p>
-    <w:p>
-      <w:pPr>
-        <w:rPr>
-          <w:rFonts w:ascii="Times New Roman" w:hAnsi="Times New Roman" w:cs="Times New Roman"/>
-          <w:sz w:val="18"/>
-          <w:szCs w:val="18"/>
-        </w:rPr>
-      </w:pPr>
-      <w:r>
-        <w:rPr>
-          <w:rFonts w:ascii="Times New Roman" w:hAnsi="Times New Roman" w:cs="Times New Roman"/>
-          <w:sz w:val="18"/>
-          <w:szCs w:val="18"/>
         </w:rPr>
         <w:br w:type="page"/>
       </w:r>

--- a/pages/templates/daerahkuitansikegiatanppk.docx
+++ b/pages/templates/daerahkuitansikegiatanppk.docx
@@ -504,6 +504,23 @@
       <w:r>
         <w:rPr>
           <w:rFonts w:ascii="Times New Roman" w:hAnsi="Times New Roman" w:cs="Times New Roman"/>
+          <w:sz w:val="18"/>
+          <w:szCs w:val="18"/>
+        </w:rPr>
+        <w:t>Untuk Pembayaran</w:t>
+      </w:r>
+      <w:r>
+        <w:rPr>
+          <w:rFonts w:ascii="Times New Roman" w:hAnsi="Times New Roman" w:cs="Times New Roman"/>
+          <w:sz w:val="18"/>
+          <w:szCs w:val="18"/>
+        </w:rPr>
+        <w:tab/>
+        <w:t>:</w:t>
+      </w:r>
+      <w:r>
+        <w:rPr>
+          <w:rFonts w:ascii="Times New Roman" w:hAnsi="Times New Roman" w:cs="Times New Roman"/>
           <w:b/>
           <w:bCs/>
           <w:sz w:val="18"/>
@@ -514,16 +531,6 @@
       <w:r>
         <w:rPr>
           <w:rFonts w:ascii="Times New Roman" w:hAnsi="Times New Roman" w:cs="Times New Roman"/>
-          <w:b/>
-          <w:bCs/>
-          <w:sz w:val="18"/>
-          <w:szCs w:val="18"/>
-        </w:rPr>
-        <w:tab/>
-      </w:r>
-      <w:r>
-        <w:rPr>
-          <w:rFonts w:ascii="Times New Roman" w:hAnsi="Times New Roman" w:cs="Times New Roman"/>
           <w:sz w:val="18"/>
           <w:szCs w:val="18"/>
         </w:rPr>
@@ -567,7 +574,23 @@
           <w:sz w:val="18"/>
           <w:szCs w:val="18"/>
         </w:rPr>
-        <w:t xml:space="preserve"> {{ kegiatan }} Dalam Rangka {{ layanan }} di {{ </w:t>
+        <w:t xml:space="preserve"> </w:t>
+      </w:r>
+      <w:r>
+        <w:rPr>
+          <w:rFonts w:ascii="Times New Roman" w:hAnsi="Times New Roman" w:cs="Times New Roman"/>
+          <w:sz w:val="18"/>
+          <w:szCs w:val="18"/>
+        </w:rPr>
+        <w:t xml:space="preserve">{{ jeniskeg }} </w:t>
+      </w:r>
+      <w:r>
+        <w:rPr>
+          <w:rFonts w:ascii="Times New Roman" w:hAnsi="Times New Roman" w:cs="Times New Roman"/>
+          <w:sz w:val="18"/>
+          <w:szCs w:val="18"/>
+        </w:rPr>
+        <w:t xml:space="preserve">{{ kegiatan }} Dalam Rangka {{ layanan }} di {{ </w:t>
       </w:r>
       <w:r>
         <w:rPr>
@@ -1999,7 +2022,14 @@
                 <w:sz w:val="18"/>
                 <w:szCs w:val="18"/>
               </w:rPr>
-              <w:tab/>
+              <w:t xml:space="preserve"> </w:t>
+            </w:r>
+            <w:r>
+              <w:rPr>
+                <w:rFonts w:ascii="Times New Roman" w:hAnsi="Times New Roman" w:cs="Times New Roman"/>
+                <w:sz w:val="18"/>
+                <w:szCs w:val="18"/>
+              </w:rPr>
               <w:t>x</w:t>
             </w:r>
             <w:r>
@@ -2008,7 +2038,14 @@
                 <w:sz w:val="18"/>
                 <w:szCs w:val="18"/>
               </w:rPr>
-              <w:tab/>
+              <w:t xml:space="preserve"> </w:t>
+            </w:r>
+            <w:r>
+              <w:rPr>
+                <w:rFonts w:ascii="Times New Roman" w:hAnsi="Times New Roman" w:cs="Times New Roman"/>
+                <w:sz w:val="18"/>
+                <w:szCs w:val="18"/>
+              </w:rPr>
               <w:t>{{ hari</w:t>
             </w:r>
             <w:r>
@@ -4741,2430 +4778,6 @@
     <w:p>
       <w:pPr>
         <w:tabs>
-          <w:tab w:val="left" w:pos="1701"/>
-          <w:tab w:val="left" w:pos="1843"/>
-          <w:tab w:val="left" w:pos="5670"/>
-        </w:tabs>
-        <w:spacing w:after="0"/>
-        <w:ind w:left="5954"/>
-        <w:jc w:val="both"/>
-        <w:rPr>
-          <w:rFonts w:ascii="Times New Roman" w:hAnsi="Times New Roman" w:cs="Times New Roman"/>
-          <w:sz w:val="18"/>
-          <w:szCs w:val="18"/>
-        </w:rPr>
-      </w:pPr>
-      <w:r>
-        <w:rPr>
-          <w:rFonts w:ascii="Times New Roman" w:hAnsi="Times New Roman" w:cs="Times New Roman"/>
-          <w:sz w:val="18"/>
-          <w:szCs w:val="18"/>
-        </w:rPr>
-        <w:lastRenderedPageBreak/>
-        <w:t>LAMPIRAN</w:t>
-      </w:r>
-    </w:p>
-    <w:p>
-      <w:pPr>
-        <w:tabs>
-          <w:tab w:val="left" w:pos="1701"/>
-          <w:tab w:val="left" w:pos="1843"/>
-          <w:tab w:val="left" w:pos="5670"/>
-        </w:tabs>
-        <w:spacing w:after="0"/>
-        <w:ind w:left="5954"/>
-        <w:jc w:val="both"/>
-        <w:rPr>
-          <w:rFonts w:ascii="Times New Roman" w:hAnsi="Times New Roman" w:cs="Times New Roman"/>
-          <w:sz w:val="18"/>
-          <w:szCs w:val="18"/>
-        </w:rPr>
-      </w:pPr>
-      <w:r>
-        <w:rPr>
-          <w:rFonts w:ascii="Times New Roman" w:hAnsi="Times New Roman" w:cs="Times New Roman"/>
-          <w:sz w:val="18"/>
-          <w:szCs w:val="18"/>
-        </w:rPr>
-        <w:t>Peraturan Direktur Jenderal Perbendaharaan Nomor PER-22/PB/2013 Tentang Petunjuk Pelaksanaan Perjalanan Dinas Jabatan Dalam Negeri Bagi Pejabat Negara, Pegawai Negeri, dan Pegawai Tidak Tetap</w:t>
-      </w:r>
-    </w:p>
-    <w:p>
-      <w:pPr>
-        <w:tabs>
-          <w:tab w:val="left" w:pos="1701"/>
-          <w:tab w:val="left" w:pos="1843"/>
-          <w:tab w:val="left" w:pos="5670"/>
-        </w:tabs>
-        <w:spacing w:after="0"/>
-        <w:ind w:left="6521"/>
-        <w:jc w:val="both"/>
-        <w:rPr>
-          <w:rFonts w:ascii="Times New Roman" w:hAnsi="Times New Roman" w:cs="Times New Roman"/>
-          <w:sz w:val="18"/>
-          <w:szCs w:val="18"/>
-        </w:rPr>
-      </w:pPr>
-    </w:p>
-    <w:p>
-      <w:pPr>
-        <w:tabs>
-          <w:tab w:val="left" w:pos="1701"/>
-          <w:tab w:val="left" w:pos="1843"/>
-          <w:tab w:val="left" w:pos="5670"/>
-        </w:tabs>
-        <w:spacing w:after="0"/>
-        <w:rPr>
-          <w:rFonts w:ascii="Times New Roman" w:hAnsi="Times New Roman" w:cs="Times New Roman"/>
-          <w:b/>
-          <w:bCs/>
-          <w:sz w:val="20"/>
-          <w:szCs w:val="20"/>
-        </w:rPr>
-      </w:pPr>
-      <w:r>
-        <w:rPr>
-          <w:rFonts w:ascii="Times New Roman" w:hAnsi="Times New Roman" w:cs="Times New Roman"/>
-          <w:b/>
-          <w:bCs/>
-          <w:sz w:val="20"/>
-          <w:szCs w:val="20"/>
-        </w:rPr>
-        <w:t>SEKRETARIAT BADAN PENGEMBANGAN DAN PEMBINAAN BAHASA</w:t>
-      </w:r>
-    </w:p>
-    <w:p>
-      <w:pPr>
-        <w:tabs>
-          <w:tab w:val="left" w:pos="1701"/>
-          <w:tab w:val="left" w:pos="1843"/>
-          <w:tab w:val="left" w:pos="5670"/>
-        </w:tabs>
-        <w:spacing w:after="0"/>
-        <w:rPr>
-          <w:rFonts w:ascii="Times New Roman" w:hAnsi="Times New Roman" w:cs="Times New Roman"/>
-          <w:b/>
-          <w:bCs/>
-          <w:sz w:val="20"/>
-          <w:szCs w:val="20"/>
-        </w:rPr>
-      </w:pPr>
-      <w:r>
-        <w:rPr>
-          <w:rFonts w:ascii="Times New Roman" w:hAnsi="Times New Roman" w:cs="Times New Roman"/>
-          <w:b/>
-          <w:bCs/>
-          <w:sz w:val="20"/>
-          <w:szCs w:val="20"/>
-        </w:rPr>
-        <w:t>KEMENTERIAN PENDIDIKAN, KEBUDAYAAN, RISET, DAN TEKNOLOGI</w:t>
-      </w:r>
-    </w:p>
-    <w:p>
-      <w:pPr>
-        <w:tabs>
-          <w:tab w:val="left" w:pos="1701"/>
-          <w:tab w:val="left" w:pos="1843"/>
-          <w:tab w:val="left" w:pos="5670"/>
-        </w:tabs>
-        <w:spacing w:after="0"/>
-        <w:rPr>
-          <w:rFonts w:ascii="Times New Roman" w:hAnsi="Times New Roman" w:cs="Times New Roman"/>
-          <w:b/>
-          <w:bCs/>
-          <w:sz w:val="20"/>
-          <w:szCs w:val="20"/>
-        </w:rPr>
-      </w:pPr>
-    </w:p>
-    <w:p>
-      <w:pPr>
-        <w:tabs>
-          <w:tab w:val="left" w:pos="1701"/>
-          <w:tab w:val="left" w:pos="1843"/>
-          <w:tab w:val="left" w:pos="5670"/>
-          <w:tab w:val="left" w:pos="5812"/>
-          <w:tab w:val="left" w:pos="6804"/>
-        </w:tabs>
-        <w:spacing w:after="0"/>
-        <w:rPr>
-          <w:rFonts w:ascii="Times New Roman" w:hAnsi="Times New Roman" w:cs="Times New Roman"/>
-          <w:sz w:val="20"/>
-          <w:szCs w:val="20"/>
-        </w:rPr>
-      </w:pPr>
-      <w:r>
-        <w:rPr>
-          <w:rFonts w:ascii="Times New Roman" w:hAnsi="Times New Roman" w:cs="Times New Roman"/>
-          <w:b/>
-          <w:bCs/>
-          <w:sz w:val="20"/>
-          <w:szCs w:val="20"/>
-        </w:rPr>
-        <w:tab/>
-      </w:r>
-      <w:r>
-        <w:rPr>
-          <w:rFonts w:ascii="Times New Roman" w:hAnsi="Times New Roman" w:cs="Times New Roman"/>
-          <w:b/>
-          <w:bCs/>
-          <w:sz w:val="20"/>
-          <w:szCs w:val="20"/>
-        </w:rPr>
-        <w:tab/>
-      </w:r>
-      <w:r>
-        <w:rPr>
-          <w:rFonts w:ascii="Times New Roman" w:hAnsi="Times New Roman" w:cs="Times New Roman"/>
-          <w:b/>
-          <w:bCs/>
-          <w:sz w:val="20"/>
-          <w:szCs w:val="20"/>
-        </w:rPr>
-        <w:tab/>
-      </w:r>
-      <w:r>
-        <w:rPr>
-          <w:rFonts w:ascii="Times New Roman" w:hAnsi="Times New Roman" w:cs="Times New Roman"/>
-          <w:b/>
-          <w:bCs/>
-          <w:sz w:val="20"/>
-          <w:szCs w:val="20"/>
-        </w:rPr>
-        <w:tab/>
-      </w:r>
-      <w:r>
-        <w:rPr>
-          <w:rFonts w:ascii="Times New Roman" w:hAnsi="Times New Roman" w:cs="Times New Roman"/>
-          <w:sz w:val="20"/>
-          <w:szCs w:val="20"/>
-        </w:rPr>
-        <w:t>Lembar ke</w:t>
-      </w:r>
-      <w:r>
-        <w:rPr>
-          <w:rFonts w:ascii="Times New Roman" w:hAnsi="Times New Roman" w:cs="Times New Roman"/>
-          <w:sz w:val="20"/>
-          <w:szCs w:val="20"/>
-        </w:rPr>
-        <w:tab/>
-        <w:t>:</w:t>
-      </w:r>
-    </w:p>
-    <w:p>
-      <w:pPr>
-        <w:tabs>
-          <w:tab w:val="left" w:pos="1701"/>
-          <w:tab w:val="left" w:pos="1843"/>
-          <w:tab w:val="left" w:pos="5670"/>
-          <w:tab w:val="left" w:pos="5812"/>
-          <w:tab w:val="left" w:pos="6804"/>
-        </w:tabs>
-        <w:spacing w:after="0"/>
-        <w:rPr>
-          <w:rFonts w:ascii="Times New Roman" w:hAnsi="Times New Roman" w:cs="Times New Roman"/>
-          <w:sz w:val="20"/>
-          <w:szCs w:val="20"/>
-        </w:rPr>
-      </w:pPr>
-      <w:r>
-        <w:rPr>
-          <w:rFonts w:ascii="Times New Roman" w:hAnsi="Times New Roman" w:cs="Times New Roman"/>
-          <w:sz w:val="20"/>
-          <w:szCs w:val="20"/>
-        </w:rPr>
-        <w:tab/>
-      </w:r>
-      <w:r>
-        <w:rPr>
-          <w:rFonts w:ascii="Times New Roman" w:hAnsi="Times New Roman" w:cs="Times New Roman"/>
-          <w:sz w:val="20"/>
-          <w:szCs w:val="20"/>
-        </w:rPr>
-        <w:tab/>
-      </w:r>
-      <w:r>
-        <w:rPr>
-          <w:rFonts w:ascii="Times New Roman" w:hAnsi="Times New Roman" w:cs="Times New Roman"/>
-          <w:sz w:val="20"/>
-          <w:szCs w:val="20"/>
-        </w:rPr>
-        <w:tab/>
-      </w:r>
-      <w:r>
-        <w:rPr>
-          <w:rFonts w:ascii="Times New Roman" w:hAnsi="Times New Roman" w:cs="Times New Roman"/>
-          <w:sz w:val="20"/>
-          <w:szCs w:val="20"/>
-        </w:rPr>
-        <w:tab/>
-        <w:t>Kode. No</w:t>
-      </w:r>
-      <w:r>
-        <w:rPr>
-          <w:rFonts w:ascii="Times New Roman" w:hAnsi="Times New Roman" w:cs="Times New Roman"/>
-          <w:sz w:val="20"/>
-          <w:szCs w:val="20"/>
-        </w:rPr>
-        <w:tab/>
-        <w:t>:</w:t>
-      </w:r>
-    </w:p>
-    <w:p>
-      <w:pPr>
-        <w:tabs>
-          <w:tab w:val="left" w:pos="1701"/>
-          <w:tab w:val="left" w:pos="1843"/>
-          <w:tab w:val="left" w:pos="5670"/>
-          <w:tab w:val="left" w:pos="5812"/>
-          <w:tab w:val="left" w:pos="6804"/>
-        </w:tabs>
-        <w:spacing w:after="0"/>
-        <w:rPr>
-          <w:rFonts w:ascii="Times New Roman" w:hAnsi="Times New Roman" w:cs="Times New Roman"/>
-          <w:sz w:val="20"/>
-          <w:szCs w:val="20"/>
-        </w:rPr>
-      </w:pPr>
-      <w:r>
-        <w:rPr>
-          <w:rFonts w:ascii="Times New Roman" w:hAnsi="Times New Roman" w:cs="Times New Roman"/>
-          <w:sz w:val="20"/>
-          <w:szCs w:val="20"/>
-        </w:rPr>
-        <w:tab/>
-      </w:r>
-      <w:r>
-        <w:rPr>
-          <w:rFonts w:ascii="Times New Roman" w:hAnsi="Times New Roman" w:cs="Times New Roman"/>
-          <w:sz w:val="20"/>
-          <w:szCs w:val="20"/>
-        </w:rPr>
-        <w:tab/>
-      </w:r>
-      <w:r>
-        <w:rPr>
-          <w:rFonts w:ascii="Times New Roman" w:hAnsi="Times New Roman" w:cs="Times New Roman"/>
-          <w:sz w:val="20"/>
-          <w:szCs w:val="20"/>
-        </w:rPr>
-        <w:tab/>
-      </w:r>
-      <w:r>
-        <w:rPr>
-          <w:rFonts w:ascii="Times New Roman" w:hAnsi="Times New Roman" w:cs="Times New Roman"/>
-          <w:sz w:val="20"/>
-          <w:szCs w:val="20"/>
-        </w:rPr>
-        <w:tab/>
-        <w:t>Nomor</w:t>
-      </w:r>
-      <w:r>
-        <w:rPr>
-          <w:rFonts w:ascii="Times New Roman" w:hAnsi="Times New Roman" w:cs="Times New Roman"/>
-          <w:sz w:val="20"/>
-          <w:szCs w:val="20"/>
-        </w:rPr>
-        <w:tab/>
-        <w:t>: {{ nomor</w:t>
-      </w:r>
-      <w:r>
-        <w:rPr>
-          <w:rFonts w:ascii="Times New Roman" w:hAnsi="Times New Roman" w:cs="Times New Roman"/>
-          <w:sz w:val="20"/>
-          <w:szCs w:val="20"/>
-        </w:rPr>
-        <w:t>_</w:t>
-      </w:r>
-      <w:r>
-        <w:rPr>
-          <w:rFonts w:ascii="Times New Roman" w:hAnsi="Times New Roman" w:cs="Times New Roman"/>
-          <w:sz w:val="20"/>
-          <w:szCs w:val="20"/>
-        </w:rPr>
-        <w:t>st }}</w:t>
-      </w:r>
-    </w:p>
-    <w:p>
-      <w:pPr>
-        <w:tabs>
-          <w:tab w:val="left" w:pos="1701"/>
-          <w:tab w:val="left" w:pos="1843"/>
-          <w:tab w:val="left" w:pos="5670"/>
-          <w:tab w:val="left" w:pos="6521"/>
-          <w:tab w:val="left" w:pos="7371"/>
-        </w:tabs>
-        <w:spacing w:after="0"/>
-        <w:rPr>
-          <w:rFonts w:ascii="Times New Roman" w:hAnsi="Times New Roman" w:cs="Times New Roman"/>
-          <w:sz w:val="20"/>
-          <w:szCs w:val="20"/>
-        </w:rPr>
-      </w:pPr>
-    </w:p>
-    <w:p>
-      <w:pPr>
-        <w:tabs>
-          <w:tab w:val="left" w:pos="1701"/>
-          <w:tab w:val="left" w:pos="1843"/>
-          <w:tab w:val="left" w:pos="5670"/>
-          <w:tab w:val="left" w:pos="6521"/>
-          <w:tab w:val="left" w:pos="7371"/>
-        </w:tabs>
-        <w:spacing w:after="0"/>
-        <w:jc w:val="center"/>
-        <w:rPr>
-          <w:rFonts w:ascii="Times New Roman" w:hAnsi="Times New Roman" w:cs="Times New Roman"/>
-          <w:b/>
-          <w:bCs/>
-          <w:sz w:val="20"/>
-          <w:szCs w:val="20"/>
-        </w:rPr>
-      </w:pPr>
-      <w:r>
-        <w:rPr>
-          <w:rFonts w:ascii="Times New Roman" w:hAnsi="Times New Roman" w:cs="Times New Roman"/>
-          <w:b/>
-          <w:bCs/>
-          <w:sz w:val="20"/>
-          <w:szCs w:val="20"/>
-        </w:rPr>
-        <w:t>SURAT PERJALANAN DINAS (SPD)</w:t>
-      </w:r>
-    </w:p>
-    <w:p>
-      <w:pPr>
-        <w:tabs>
-          <w:tab w:val="left" w:pos="1701"/>
-          <w:tab w:val="left" w:pos="1843"/>
-          <w:tab w:val="left" w:pos="5670"/>
-          <w:tab w:val="left" w:pos="6521"/>
-          <w:tab w:val="left" w:pos="7371"/>
-        </w:tabs>
-        <w:spacing w:after="0"/>
-        <w:jc w:val="center"/>
-        <w:rPr>
-          <w:rFonts w:ascii="Times New Roman" w:hAnsi="Times New Roman" w:cs="Times New Roman"/>
-          <w:b/>
-          <w:bCs/>
-          <w:sz w:val="20"/>
-          <w:szCs w:val="20"/>
-        </w:rPr>
-      </w:pPr>
-    </w:p>
-    <w:tbl>
-      <w:tblPr>
-        <w:tblStyle w:val="TableGrid"/>
-        <w:tblW w:w="0" w:type="auto"/>
-        <w:tblLook w:val="04A0" w:firstRow="1" w:lastRow="0" w:firstColumn="1" w:lastColumn="0" w:noHBand="0" w:noVBand="1"/>
-      </w:tblPr>
-      <w:tblGrid>
-        <w:gridCol w:w="491"/>
-        <w:gridCol w:w="4661"/>
-        <w:gridCol w:w="2097"/>
-        <w:gridCol w:w="2103"/>
-      </w:tblGrid>
-      <w:tr>
-        <w:tc>
-          <w:tcPr>
-            <w:tcW w:w="366" w:type="dxa"/>
-          </w:tcPr>
-          <w:p>
-            <w:pPr>
-              <w:tabs>
-                <w:tab w:val="left" w:pos="1701"/>
-                <w:tab w:val="left" w:pos="1843"/>
-                <w:tab w:val="left" w:pos="5670"/>
-                <w:tab w:val="left" w:pos="6521"/>
-                <w:tab w:val="left" w:pos="7371"/>
-              </w:tabs>
-              <w:jc w:val="center"/>
-              <w:rPr>
-                <w:rFonts w:ascii="Times New Roman" w:hAnsi="Times New Roman" w:cs="Times New Roman"/>
-              </w:rPr>
-            </w:pPr>
-            <w:r>
-              <w:rPr>
-                <w:rFonts w:ascii="Times New Roman" w:hAnsi="Times New Roman" w:cs="Times New Roman"/>
-              </w:rPr>
-              <w:t>1.</w:t>
-            </w:r>
-          </w:p>
-        </w:tc>
-        <w:tc>
-          <w:tcPr>
-            <w:tcW w:w="4732" w:type="dxa"/>
-          </w:tcPr>
-          <w:p>
-            <w:pPr>
-              <w:tabs>
-                <w:tab w:val="left" w:pos="1701"/>
-                <w:tab w:val="left" w:pos="1843"/>
-                <w:tab w:val="left" w:pos="5670"/>
-                <w:tab w:val="left" w:pos="6521"/>
-                <w:tab w:val="left" w:pos="7371"/>
-              </w:tabs>
-              <w:jc w:val="both"/>
-              <w:rPr>
-                <w:rFonts w:ascii="Times New Roman" w:hAnsi="Times New Roman" w:cs="Times New Roman"/>
-              </w:rPr>
-            </w:pPr>
-            <w:r>
-              <w:rPr>
-                <w:rFonts w:ascii="Times New Roman" w:hAnsi="Times New Roman" w:cs="Times New Roman"/>
-              </w:rPr>
-              <w:t>Pejabat Pembuat Komitmen</w:t>
-            </w:r>
-          </w:p>
-        </w:tc>
-        <w:tc>
-          <w:tcPr>
-            <w:tcW w:w="4254" w:type="dxa"/>
-            <w:gridSpan w:val="2"/>
-          </w:tcPr>
-          <w:p>
-            <w:pPr>
-              <w:tabs>
-                <w:tab w:val="left" w:pos="1701"/>
-                <w:tab w:val="left" w:pos="1843"/>
-                <w:tab w:val="left" w:pos="5670"/>
-                <w:tab w:val="left" w:pos="6521"/>
-                <w:tab w:val="left" w:pos="7371"/>
-              </w:tabs>
-              <w:jc w:val="both"/>
-              <w:rPr>
-                <w:rFonts w:ascii="Times New Roman" w:hAnsi="Times New Roman" w:cs="Times New Roman"/>
-              </w:rPr>
-            </w:pPr>
-            <w:r>
-              <w:rPr>
-                <w:rFonts w:ascii="Times New Roman" w:hAnsi="Times New Roman" w:cs="Times New Roman"/>
-              </w:rPr>
-              <w:t xml:space="preserve">Sekretariat </w:t>
-            </w:r>
-            <w:r>
-              <w:rPr>
-                <w:rFonts w:ascii="Times New Roman" w:hAnsi="Times New Roman" w:cs="Times New Roman"/>
-              </w:rPr>
-              <w:t>Badan Pengembangan dan Pembinaan Bahasa</w:t>
-            </w:r>
-          </w:p>
-          <w:p>
-            <w:pPr>
-              <w:tabs>
-                <w:tab w:val="left" w:pos="1701"/>
-                <w:tab w:val="left" w:pos="1843"/>
-                <w:tab w:val="left" w:pos="5670"/>
-                <w:tab w:val="left" w:pos="6521"/>
-                <w:tab w:val="left" w:pos="7371"/>
-              </w:tabs>
-              <w:jc w:val="both"/>
-              <w:rPr>
-                <w:rFonts w:ascii="Times New Roman" w:hAnsi="Times New Roman" w:cs="Times New Roman"/>
-              </w:rPr>
-            </w:pPr>
-          </w:p>
-        </w:tc>
-      </w:tr>
-      <w:tr>
-        <w:tc>
-          <w:tcPr>
-            <w:tcW w:w="366" w:type="dxa"/>
-          </w:tcPr>
-          <w:p>
-            <w:pPr>
-              <w:tabs>
-                <w:tab w:val="left" w:pos="1701"/>
-                <w:tab w:val="left" w:pos="1843"/>
-                <w:tab w:val="left" w:pos="5670"/>
-                <w:tab w:val="left" w:pos="6521"/>
-                <w:tab w:val="left" w:pos="7371"/>
-              </w:tabs>
-              <w:jc w:val="center"/>
-              <w:rPr>
-                <w:rFonts w:ascii="Times New Roman" w:hAnsi="Times New Roman" w:cs="Times New Roman"/>
-              </w:rPr>
-            </w:pPr>
-            <w:r>
-              <w:rPr>
-                <w:rFonts w:ascii="Times New Roman" w:hAnsi="Times New Roman" w:cs="Times New Roman"/>
-              </w:rPr>
-              <w:t>2.</w:t>
-            </w:r>
-          </w:p>
-        </w:tc>
-        <w:tc>
-          <w:tcPr>
-            <w:tcW w:w="4732" w:type="dxa"/>
-          </w:tcPr>
-          <w:p>
-            <w:pPr>
-              <w:tabs>
-                <w:tab w:val="left" w:pos="1701"/>
-                <w:tab w:val="left" w:pos="1843"/>
-                <w:tab w:val="left" w:pos="5670"/>
-                <w:tab w:val="left" w:pos="6521"/>
-                <w:tab w:val="left" w:pos="7371"/>
-              </w:tabs>
-              <w:jc w:val="both"/>
-              <w:rPr>
-                <w:rFonts w:ascii="Times New Roman" w:hAnsi="Times New Roman" w:cs="Times New Roman"/>
-              </w:rPr>
-            </w:pPr>
-            <w:r>
-              <w:rPr>
-                <w:rFonts w:ascii="Times New Roman" w:hAnsi="Times New Roman" w:cs="Times New Roman"/>
-              </w:rPr>
-              <w:t>Nama/NIP Pegawai yang Melaksanakan Perjalanan Dinas</w:t>
-            </w:r>
-          </w:p>
-        </w:tc>
-        <w:tc>
-          <w:tcPr>
-            <w:tcW w:w="4254" w:type="dxa"/>
-            <w:gridSpan w:val="2"/>
-          </w:tcPr>
-          <w:p>
-            <w:pPr>
-              <w:tabs>
-                <w:tab w:val="left" w:pos="1701"/>
-                <w:tab w:val="left" w:pos="1843"/>
-                <w:tab w:val="left" w:pos="5670"/>
-                <w:tab w:val="left" w:pos="6521"/>
-                <w:tab w:val="left" w:pos="7371"/>
-              </w:tabs>
-              <w:jc w:val="both"/>
-              <w:rPr>
-                <w:rFonts w:ascii="Times New Roman" w:hAnsi="Times New Roman" w:cs="Times New Roman"/>
-                <w:b/>
-                <w:bCs/>
-              </w:rPr>
-            </w:pPr>
-            <w:r>
-              <w:rPr>
-                <w:rFonts w:ascii="Times New Roman" w:hAnsi="Times New Roman" w:cs="Times New Roman"/>
-                <w:b/>
-                <w:bCs/>
-              </w:rPr>
-              <w:t>Terlampir</w:t>
-            </w:r>
-          </w:p>
-          <w:p>
-            <w:pPr>
-              <w:tabs>
-                <w:tab w:val="left" w:pos="1701"/>
-                <w:tab w:val="left" w:pos="1843"/>
-                <w:tab w:val="left" w:pos="5670"/>
-                <w:tab w:val="left" w:pos="6521"/>
-                <w:tab w:val="left" w:pos="7371"/>
-              </w:tabs>
-              <w:jc w:val="both"/>
-              <w:rPr>
-                <w:rFonts w:ascii="Times New Roman" w:hAnsi="Times New Roman" w:cs="Times New Roman"/>
-              </w:rPr>
-            </w:pPr>
-            <w:r>
-              <w:rPr>
-                <w:rFonts w:ascii="Times New Roman" w:hAnsi="Times New Roman" w:cs="Times New Roman"/>
-              </w:rPr>
-              <w:t>Terlampir</w:t>
-            </w:r>
-          </w:p>
-        </w:tc>
-      </w:tr>
-      <w:tr>
-        <w:tc>
-          <w:tcPr>
-            <w:tcW w:w="366" w:type="dxa"/>
-          </w:tcPr>
-          <w:p>
-            <w:pPr>
-              <w:tabs>
-                <w:tab w:val="left" w:pos="1701"/>
-                <w:tab w:val="left" w:pos="1843"/>
-                <w:tab w:val="left" w:pos="5670"/>
-                <w:tab w:val="left" w:pos="6521"/>
-                <w:tab w:val="left" w:pos="7371"/>
-              </w:tabs>
-              <w:jc w:val="center"/>
-              <w:rPr>
-                <w:rFonts w:ascii="Times New Roman" w:hAnsi="Times New Roman" w:cs="Times New Roman"/>
-              </w:rPr>
-            </w:pPr>
-            <w:r>
-              <w:rPr>
-                <w:rFonts w:ascii="Times New Roman" w:hAnsi="Times New Roman" w:cs="Times New Roman"/>
-              </w:rPr>
-              <w:t>3.</w:t>
-            </w:r>
-          </w:p>
-        </w:tc>
-        <w:tc>
-          <w:tcPr>
-            <w:tcW w:w="4732" w:type="dxa"/>
-          </w:tcPr>
-          <w:p>
-            <w:pPr>
-              <w:tabs>
-                <w:tab w:val="left" w:pos="1701"/>
-                <w:tab w:val="left" w:pos="1843"/>
-                <w:tab w:val="left" w:pos="5670"/>
-                <w:tab w:val="left" w:pos="6521"/>
-                <w:tab w:val="left" w:pos="7371"/>
-              </w:tabs>
-              <w:jc w:val="both"/>
-              <w:rPr>
-                <w:rFonts w:ascii="Times New Roman" w:hAnsi="Times New Roman" w:cs="Times New Roman"/>
-              </w:rPr>
-            </w:pPr>
-            <w:r>
-              <w:rPr>
-                <w:rFonts w:ascii="Times New Roman" w:hAnsi="Times New Roman" w:cs="Times New Roman"/>
-              </w:rPr>
-              <w:t>a. Pangkat dan Golongan</w:t>
-            </w:r>
-          </w:p>
-          <w:p>
-            <w:pPr>
-              <w:tabs>
-                <w:tab w:val="left" w:pos="1701"/>
-                <w:tab w:val="left" w:pos="1843"/>
-                <w:tab w:val="left" w:pos="5670"/>
-                <w:tab w:val="left" w:pos="6521"/>
-                <w:tab w:val="left" w:pos="7371"/>
-              </w:tabs>
-              <w:jc w:val="both"/>
-              <w:rPr>
-                <w:rFonts w:ascii="Times New Roman" w:hAnsi="Times New Roman" w:cs="Times New Roman"/>
-              </w:rPr>
-            </w:pPr>
-            <w:r>
-              <w:rPr>
-                <w:rFonts w:ascii="Times New Roman" w:hAnsi="Times New Roman" w:cs="Times New Roman"/>
-              </w:rPr>
-              <w:t>b. Jabatan/Instansi</w:t>
-            </w:r>
-          </w:p>
-          <w:p>
-            <w:pPr>
-              <w:tabs>
-                <w:tab w:val="left" w:pos="1701"/>
-                <w:tab w:val="left" w:pos="1843"/>
-                <w:tab w:val="left" w:pos="5670"/>
-                <w:tab w:val="left" w:pos="6521"/>
-                <w:tab w:val="left" w:pos="7371"/>
-              </w:tabs>
-              <w:jc w:val="both"/>
-              <w:rPr>
-                <w:rFonts w:ascii="Times New Roman" w:hAnsi="Times New Roman" w:cs="Times New Roman"/>
-              </w:rPr>
-            </w:pPr>
-            <w:r>
-              <w:rPr>
-                <w:rFonts w:ascii="Times New Roman" w:hAnsi="Times New Roman" w:cs="Times New Roman"/>
-              </w:rPr>
-              <w:t>c. Tingkat Biaya Perjalanan Dinas</w:t>
-            </w:r>
-          </w:p>
-        </w:tc>
-        <w:tc>
-          <w:tcPr>
-            <w:tcW w:w="4254" w:type="dxa"/>
-            <w:gridSpan w:val="2"/>
-          </w:tcPr>
-          <w:p>
-            <w:pPr>
-              <w:tabs>
-                <w:tab w:val="left" w:pos="1701"/>
-                <w:tab w:val="left" w:pos="1843"/>
-                <w:tab w:val="left" w:pos="5670"/>
-                <w:tab w:val="left" w:pos="6521"/>
-                <w:tab w:val="left" w:pos="7371"/>
-              </w:tabs>
-              <w:jc w:val="both"/>
-              <w:rPr>
-                <w:rFonts w:ascii="Times New Roman" w:hAnsi="Times New Roman" w:cs="Times New Roman"/>
-              </w:rPr>
-            </w:pPr>
-            <w:r>
-              <w:rPr>
-                <w:rFonts w:ascii="Times New Roman" w:hAnsi="Times New Roman" w:cs="Times New Roman"/>
-              </w:rPr>
-              <w:t xml:space="preserve">a. </w:t>
-            </w:r>
-            <w:r>
-              <w:rPr>
-                <w:rFonts w:ascii="Times New Roman" w:hAnsi="Times New Roman" w:cs="Times New Roman"/>
-              </w:rPr>
-              <w:t>Terlampir</w:t>
-            </w:r>
-          </w:p>
-          <w:p>
-            <w:pPr>
-              <w:tabs>
-                <w:tab w:val="left" w:pos="1701"/>
-                <w:tab w:val="left" w:pos="1843"/>
-                <w:tab w:val="left" w:pos="5670"/>
-                <w:tab w:val="left" w:pos="6521"/>
-                <w:tab w:val="left" w:pos="7371"/>
-              </w:tabs>
-              <w:jc w:val="both"/>
-              <w:rPr>
-                <w:rFonts w:ascii="Times New Roman" w:hAnsi="Times New Roman" w:cs="Times New Roman"/>
-              </w:rPr>
-            </w:pPr>
-            <w:r>
-              <w:rPr>
-                <w:rFonts w:ascii="Times New Roman" w:hAnsi="Times New Roman" w:cs="Times New Roman"/>
-              </w:rPr>
-              <w:t xml:space="preserve">b. </w:t>
-            </w:r>
-            <w:r>
-              <w:rPr>
-                <w:rFonts w:ascii="Times New Roman" w:hAnsi="Times New Roman" w:cs="Times New Roman"/>
-              </w:rPr>
-              <w:t>Terlampir</w:t>
-            </w:r>
-          </w:p>
-          <w:p>
-            <w:pPr>
-              <w:tabs>
-                <w:tab w:val="left" w:pos="1701"/>
-                <w:tab w:val="left" w:pos="1843"/>
-                <w:tab w:val="left" w:pos="5670"/>
-                <w:tab w:val="left" w:pos="6521"/>
-                <w:tab w:val="left" w:pos="7371"/>
-              </w:tabs>
-              <w:jc w:val="both"/>
-              <w:rPr>
-                <w:rFonts w:ascii="Times New Roman" w:hAnsi="Times New Roman" w:cs="Times New Roman"/>
-              </w:rPr>
-            </w:pPr>
-            <w:r>
-              <w:rPr>
-                <w:rFonts w:ascii="Times New Roman" w:hAnsi="Times New Roman" w:cs="Times New Roman"/>
-              </w:rPr>
-              <w:t xml:space="preserve">c. </w:t>
-            </w:r>
-            <w:r>
-              <w:rPr>
-                <w:rFonts w:ascii="Times New Roman" w:hAnsi="Times New Roman" w:cs="Times New Roman"/>
-              </w:rPr>
-              <w:t>Terlampir</w:t>
-            </w:r>
-          </w:p>
-        </w:tc>
-      </w:tr>
-      <w:tr>
-        <w:tc>
-          <w:tcPr>
-            <w:tcW w:w="366" w:type="dxa"/>
-          </w:tcPr>
-          <w:p>
-            <w:pPr>
-              <w:tabs>
-                <w:tab w:val="left" w:pos="1701"/>
-                <w:tab w:val="left" w:pos="1843"/>
-                <w:tab w:val="left" w:pos="5670"/>
-                <w:tab w:val="left" w:pos="6521"/>
-                <w:tab w:val="left" w:pos="7371"/>
-              </w:tabs>
-              <w:jc w:val="center"/>
-              <w:rPr>
-                <w:rFonts w:ascii="Times New Roman" w:hAnsi="Times New Roman" w:cs="Times New Roman"/>
-              </w:rPr>
-            </w:pPr>
-            <w:r>
-              <w:rPr>
-                <w:rFonts w:ascii="Times New Roman" w:hAnsi="Times New Roman" w:cs="Times New Roman"/>
-              </w:rPr>
-              <w:t>4.</w:t>
-            </w:r>
-          </w:p>
-        </w:tc>
-        <w:tc>
-          <w:tcPr>
-            <w:tcW w:w="4732" w:type="dxa"/>
-          </w:tcPr>
-          <w:p>
-            <w:pPr>
-              <w:tabs>
-                <w:tab w:val="left" w:pos="1701"/>
-                <w:tab w:val="left" w:pos="1843"/>
-                <w:tab w:val="left" w:pos="5670"/>
-                <w:tab w:val="left" w:pos="6521"/>
-                <w:tab w:val="left" w:pos="7371"/>
-              </w:tabs>
-              <w:jc w:val="both"/>
-              <w:rPr>
-                <w:rFonts w:ascii="Times New Roman" w:hAnsi="Times New Roman" w:cs="Times New Roman"/>
-              </w:rPr>
-            </w:pPr>
-            <w:r>
-              <w:rPr>
-                <w:rFonts w:ascii="Times New Roman" w:hAnsi="Times New Roman" w:cs="Times New Roman"/>
-              </w:rPr>
-              <w:t>Maksud Perjalanan Dinas</w:t>
-            </w:r>
-          </w:p>
-        </w:tc>
-        <w:tc>
-          <w:tcPr>
-            <w:tcW w:w="4254" w:type="dxa"/>
-            <w:gridSpan w:val="2"/>
-          </w:tcPr>
-          <w:p>
-            <w:pPr>
-              <w:tabs>
-                <w:tab w:val="left" w:pos="1701"/>
-                <w:tab w:val="left" w:pos="1843"/>
-                <w:tab w:val="left" w:pos="5670"/>
-                <w:tab w:val="left" w:pos="6521"/>
-                <w:tab w:val="left" w:pos="7371"/>
-              </w:tabs>
-              <w:jc w:val="both"/>
-              <w:rPr>
-                <w:rFonts w:ascii="Times New Roman" w:hAnsi="Times New Roman" w:cs="Times New Roman"/>
-              </w:rPr>
-            </w:pPr>
-            <w:r>
-              <w:rPr>
-                <w:rFonts w:ascii="Times New Roman" w:hAnsi="Times New Roman" w:cs="Times New Roman"/>
-                <w:sz w:val="20"/>
-                <w:szCs w:val="20"/>
-              </w:rPr>
-              <w:t>{{ output }}</w:t>
-            </w:r>
-            <w:r>
-              <w:rPr>
-                <w:rFonts w:ascii="Times New Roman" w:hAnsi="Times New Roman" w:cs="Times New Roman"/>
-                <w:sz w:val="20"/>
-                <w:szCs w:val="20"/>
-              </w:rPr>
-              <w:t xml:space="preserve">, </w:t>
-            </w:r>
-            <w:r>
-              <w:rPr>
-                <w:rFonts w:ascii="Times New Roman" w:hAnsi="Times New Roman" w:cs="Times New Roman"/>
-                <w:sz w:val="20"/>
-                <w:szCs w:val="20"/>
-              </w:rPr>
-              <w:t>{{ sub_output }}</w:t>
-            </w:r>
-            <w:r>
-              <w:rPr>
-                <w:rFonts w:ascii="Times New Roman" w:hAnsi="Times New Roman" w:cs="Times New Roman"/>
-                <w:sz w:val="20"/>
-                <w:szCs w:val="20"/>
-              </w:rPr>
-              <w:t xml:space="preserve">: </w:t>
-            </w:r>
-            <w:r>
-              <w:rPr>
-                <w:rFonts w:ascii="Times New Roman" w:hAnsi="Times New Roman" w:cs="Times New Roman"/>
-                <w:sz w:val="20"/>
-                <w:szCs w:val="20"/>
-              </w:rPr>
-              <w:t>{{ akun }}</w:t>
-            </w:r>
-            <w:r>
-              <w:rPr>
-                <w:rFonts w:ascii="Times New Roman" w:hAnsi="Times New Roman" w:cs="Times New Roman"/>
-                <w:sz w:val="20"/>
-                <w:szCs w:val="20"/>
-              </w:rPr>
-              <w:t xml:space="preserve"> {{ kegiatan }} Dalam Rangka {{ layanan }} di {{ lokasi }} Tanggal {{ tanggal }}.</w:t>
-            </w:r>
-          </w:p>
-        </w:tc>
-      </w:tr>
-      <w:tr>
-        <w:tc>
-          <w:tcPr>
-            <w:tcW w:w="366" w:type="dxa"/>
-          </w:tcPr>
-          <w:p>
-            <w:pPr>
-              <w:tabs>
-                <w:tab w:val="left" w:pos="1701"/>
-                <w:tab w:val="left" w:pos="1843"/>
-                <w:tab w:val="left" w:pos="5670"/>
-                <w:tab w:val="left" w:pos="6521"/>
-                <w:tab w:val="left" w:pos="7371"/>
-              </w:tabs>
-              <w:jc w:val="center"/>
-              <w:rPr>
-                <w:rFonts w:ascii="Times New Roman" w:hAnsi="Times New Roman" w:cs="Times New Roman"/>
-              </w:rPr>
-            </w:pPr>
-            <w:r>
-              <w:rPr>
-                <w:rFonts w:ascii="Times New Roman" w:hAnsi="Times New Roman" w:cs="Times New Roman"/>
-              </w:rPr>
-              <w:t>5.</w:t>
-            </w:r>
-          </w:p>
-        </w:tc>
-        <w:tc>
-          <w:tcPr>
-            <w:tcW w:w="4732" w:type="dxa"/>
-          </w:tcPr>
-          <w:p>
-            <w:pPr>
-              <w:tabs>
-                <w:tab w:val="left" w:pos="1701"/>
-                <w:tab w:val="left" w:pos="1843"/>
-                <w:tab w:val="left" w:pos="5670"/>
-                <w:tab w:val="left" w:pos="6521"/>
-                <w:tab w:val="left" w:pos="7371"/>
-              </w:tabs>
-              <w:jc w:val="both"/>
-              <w:rPr>
-                <w:rFonts w:ascii="Times New Roman" w:hAnsi="Times New Roman" w:cs="Times New Roman"/>
-              </w:rPr>
-            </w:pPr>
-            <w:r>
-              <w:rPr>
-                <w:rFonts w:ascii="Times New Roman" w:hAnsi="Times New Roman" w:cs="Times New Roman"/>
-              </w:rPr>
-              <w:t>Alat Angkut yang Dipergunakan</w:t>
-            </w:r>
-          </w:p>
-        </w:tc>
-        <w:tc>
-          <w:tcPr>
-            <w:tcW w:w="4254" w:type="dxa"/>
-            <w:gridSpan w:val="2"/>
-          </w:tcPr>
-          <w:p>
-            <w:pPr>
-              <w:tabs>
-                <w:tab w:val="left" w:pos="1701"/>
-                <w:tab w:val="left" w:pos="1843"/>
-                <w:tab w:val="left" w:pos="5670"/>
-                <w:tab w:val="left" w:pos="6521"/>
-                <w:tab w:val="left" w:pos="7371"/>
-              </w:tabs>
-              <w:jc w:val="both"/>
-              <w:rPr>
-                <w:rFonts w:ascii="Times New Roman" w:hAnsi="Times New Roman" w:cs="Times New Roman"/>
-                <w:sz w:val="20"/>
-                <w:szCs w:val="20"/>
-              </w:rPr>
-            </w:pPr>
-            <w:r>
-              <w:rPr>
-                <w:rFonts w:ascii="Times New Roman" w:hAnsi="Times New Roman" w:cs="Times New Roman"/>
-                <w:sz w:val="20"/>
-                <w:szCs w:val="20"/>
-              </w:rPr>
-              <w:t>Angkutan Umum</w:t>
-            </w:r>
-          </w:p>
-        </w:tc>
-      </w:tr>
-      <w:tr>
-        <w:tc>
-          <w:tcPr>
-            <w:tcW w:w="366" w:type="dxa"/>
-          </w:tcPr>
-          <w:p>
-            <w:pPr>
-              <w:tabs>
-                <w:tab w:val="left" w:pos="1701"/>
-                <w:tab w:val="left" w:pos="1843"/>
-                <w:tab w:val="left" w:pos="5670"/>
-                <w:tab w:val="left" w:pos="6521"/>
-                <w:tab w:val="left" w:pos="7371"/>
-              </w:tabs>
-              <w:jc w:val="center"/>
-              <w:rPr>
-                <w:rFonts w:ascii="Times New Roman" w:hAnsi="Times New Roman" w:cs="Times New Roman"/>
-              </w:rPr>
-            </w:pPr>
-            <w:r>
-              <w:rPr>
-                <w:rFonts w:ascii="Times New Roman" w:hAnsi="Times New Roman" w:cs="Times New Roman"/>
-              </w:rPr>
-              <w:t>6.</w:t>
-            </w:r>
-          </w:p>
-        </w:tc>
-        <w:tc>
-          <w:tcPr>
-            <w:tcW w:w="4732" w:type="dxa"/>
-          </w:tcPr>
-          <w:p>
-            <w:pPr>
-              <w:tabs>
-                <w:tab w:val="left" w:pos="1701"/>
-                <w:tab w:val="left" w:pos="1843"/>
-                <w:tab w:val="left" w:pos="5670"/>
-                <w:tab w:val="left" w:pos="6521"/>
-                <w:tab w:val="left" w:pos="7371"/>
-              </w:tabs>
-              <w:jc w:val="both"/>
-              <w:rPr>
-                <w:rFonts w:ascii="Times New Roman" w:hAnsi="Times New Roman" w:cs="Times New Roman"/>
-              </w:rPr>
-            </w:pPr>
-            <w:r>
-              <w:rPr>
-                <w:rFonts w:ascii="Times New Roman" w:hAnsi="Times New Roman" w:cs="Times New Roman"/>
-              </w:rPr>
-              <w:t>a. Tempat Berangkat</w:t>
-            </w:r>
-          </w:p>
-          <w:p>
-            <w:pPr>
-              <w:tabs>
-                <w:tab w:val="left" w:pos="1701"/>
-                <w:tab w:val="left" w:pos="1843"/>
-                <w:tab w:val="left" w:pos="5670"/>
-                <w:tab w:val="left" w:pos="6521"/>
-                <w:tab w:val="left" w:pos="7371"/>
-              </w:tabs>
-              <w:jc w:val="both"/>
-              <w:rPr>
-                <w:rFonts w:ascii="Times New Roman" w:hAnsi="Times New Roman" w:cs="Times New Roman"/>
-              </w:rPr>
-            </w:pPr>
-            <w:r>
-              <w:rPr>
-                <w:rFonts w:ascii="Times New Roman" w:hAnsi="Times New Roman" w:cs="Times New Roman"/>
-              </w:rPr>
-              <w:t>b. Tempat Tujuan</w:t>
-            </w:r>
-          </w:p>
-        </w:tc>
-        <w:tc>
-          <w:tcPr>
-            <w:tcW w:w="4254" w:type="dxa"/>
-            <w:gridSpan w:val="2"/>
-          </w:tcPr>
-          <w:p>
-            <w:pPr>
-              <w:tabs>
-                <w:tab w:val="left" w:pos="1701"/>
-                <w:tab w:val="left" w:pos="1843"/>
-                <w:tab w:val="left" w:pos="5670"/>
-                <w:tab w:val="left" w:pos="6521"/>
-                <w:tab w:val="left" w:pos="7371"/>
-              </w:tabs>
-              <w:jc w:val="both"/>
-              <w:rPr>
-                <w:rFonts w:ascii="Times New Roman" w:hAnsi="Times New Roman" w:cs="Times New Roman"/>
-                <w:sz w:val="20"/>
-                <w:szCs w:val="20"/>
-              </w:rPr>
-            </w:pPr>
-            <w:r>
-              <w:rPr>
-                <w:rFonts w:ascii="Times New Roman" w:hAnsi="Times New Roman" w:cs="Times New Roman"/>
-                <w:sz w:val="20"/>
-                <w:szCs w:val="20"/>
-              </w:rPr>
-              <w:t xml:space="preserve">a. </w:t>
-            </w:r>
-            <w:r>
-              <w:rPr>
-                <w:rFonts w:ascii="Times New Roman" w:hAnsi="Times New Roman" w:cs="Times New Roman"/>
-                <w:sz w:val="20"/>
-                <w:szCs w:val="20"/>
-              </w:rPr>
-              <w:t>Terlampir</w:t>
-            </w:r>
-          </w:p>
-          <w:p>
-            <w:pPr>
-              <w:tabs>
-                <w:tab w:val="left" w:pos="1701"/>
-                <w:tab w:val="left" w:pos="1843"/>
-                <w:tab w:val="left" w:pos="5670"/>
-                <w:tab w:val="left" w:pos="6521"/>
-                <w:tab w:val="left" w:pos="7371"/>
-              </w:tabs>
-              <w:jc w:val="both"/>
-              <w:rPr>
-                <w:rFonts w:ascii="Times New Roman" w:hAnsi="Times New Roman" w:cs="Times New Roman"/>
-                <w:sz w:val="20"/>
-                <w:szCs w:val="20"/>
-              </w:rPr>
-            </w:pPr>
-            <w:r>
-              <w:rPr>
-                <w:rFonts w:ascii="Times New Roman" w:hAnsi="Times New Roman" w:cs="Times New Roman"/>
-                <w:sz w:val="20"/>
-                <w:szCs w:val="20"/>
-              </w:rPr>
-              <w:t xml:space="preserve">b. </w:t>
-            </w:r>
-            <w:r>
-              <w:rPr>
-                <w:rFonts w:ascii="Times New Roman" w:hAnsi="Times New Roman" w:cs="Times New Roman"/>
-                <w:sz w:val="20"/>
-                <w:szCs w:val="20"/>
-              </w:rPr>
-              <w:t>Terlampir</w:t>
-            </w:r>
-          </w:p>
-        </w:tc>
-      </w:tr>
-      <w:tr>
-        <w:tc>
-          <w:tcPr>
-            <w:tcW w:w="366" w:type="dxa"/>
-          </w:tcPr>
-          <w:p>
-            <w:pPr>
-              <w:tabs>
-                <w:tab w:val="left" w:pos="1701"/>
-                <w:tab w:val="left" w:pos="1843"/>
-                <w:tab w:val="left" w:pos="5670"/>
-                <w:tab w:val="left" w:pos="6521"/>
-                <w:tab w:val="left" w:pos="7371"/>
-              </w:tabs>
-              <w:jc w:val="center"/>
-              <w:rPr>
-                <w:rFonts w:ascii="Times New Roman" w:hAnsi="Times New Roman" w:cs="Times New Roman"/>
-              </w:rPr>
-            </w:pPr>
-            <w:r>
-              <w:rPr>
-                <w:rFonts w:ascii="Times New Roman" w:hAnsi="Times New Roman" w:cs="Times New Roman"/>
-              </w:rPr>
-              <w:t>7.</w:t>
-            </w:r>
-          </w:p>
-        </w:tc>
-        <w:tc>
-          <w:tcPr>
-            <w:tcW w:w="4732" w:type="dxa"/>
-          </w:tcPr>
-          <w:p>
-            <w:pPr>
-              <w:tabs>
-                <w:tab w:val="left" w:pos="1701"/>
-                <w:tab w:val="left" w:pos="1843"/>
-                <w:tab w:val="left" w:pos="5670"/>
-                <w:tab w:val="left" w:pos="6521"/>
-                <w:tab w:val="left" w:pos="7371"/>
-              </w:tabs>
-              <w:jc w:val="both"/>
-              <w:rPr>
-                <w:rFonts w:ascii="Times New Roman" w:hAnsi="Times New Roman" w:cs="Times New Roman"/>
-              </w:rPr>
-            </w:pPr>
-            <w:r>
-              <w:rPr>
-                <w:rFonts w:ascii="Times New Roman" w:hAnsi="Times New Roman" w:cs="Times New Roman"/>
-              </w:rPr>
-              <w:t xml:space="preserve">a. Lamanya </w:t>
-            </w:r>
-            <w:r>
-              <w:rPr>
-                <w:rFonts w:ascii="Times New Roman" w:hAnsi="Times New Roman" w:cs="Times New Roman"/>
-              </w:rPr>
-              <w:t>Perjalanan Dinas</w:t>
-            </w:r>
-          </w:p>
-          <w:p>
-            <w:pPr>
-              <w:tabs>
-                <w:tab w:val="left" w:pos="1701"/>
-                <w:tab w:val="left" w:pos="1843"/>
-                <w:tab w:val="left" w:pos="5670"/>
-                <w:tab w:val="left" w:pos="6521"/>
-                <w:tab w:val="left" w:pos="7371"/>
-              </w:tabs>
-              <w:jc w:val="both"/>
-              <w:rPr>
-                <w:rFonts w:ascii="Times New Roman" w:hAnsi="Times New Roman" w:cs="Times New Roman"/>
-              </w:rPr>
-            </w:pPr>
-            <w:r>
-              <w:rPr>
-                <w:rFonts w:ascii="Times New Roman" w:hAnsi="Times New Roman" w:cs="Times New Roman"/>
-              </w:rPr>
-              <w:t xml:space="preserve">b. Tanggal </w:t>
-            </w:r>
-            <w:r>
-              <w:rPr>
-                <w:rFonts w:ascii="Times New Roman" w:hAnsi="Times New Roman" w:cs="Times New Roman"/>
-              </w:rPr>
-              <w:t>B</w:t>
-            </w:r>
-            <w:r>
-              <w:rPr>
-                <w:rFonts w:ascii="Times New Roman" w:hAnsi="Times New Roman" w:cs="Times New Roman"/>
-              </w:rPr>
-              <w:t>erangkat</w:t>
-            </w:r>
-          </w:p>
-          <w:p>
-            <w:pPr>
-              <w:tabs>
-                <w:tab w:val="left" w:pos="1701"/>
-                <w:tab w:val="left" w:pos="1843"/>
-                <w:tab w:val="left" w:pos="5670"/>
-                <w:tab w:val="left" w:pos="6521"/>
-                <w:tab w:val="left" w:pos="7371"/>
-              </w:tabs>
-              <w:jc w:val="both"/>
-              <w:rPr>
-                <w:rFonts w:ascii="Times New Roman" w:hAnsi="Times New Roman" w:cs="Times New Roman"/>
-              </w:rPr>
-            </w:pPr>
-            <w:r>
-              <w:rPr>
-                <w:rFonts w:ascii="Times New Roman" w:hAnsi="Times New Roman" w:cs="Times New Roman"/>
-              </w:rPr>
-              <w:t>c. Tanggal Harus Kembali</w:t>
-            </w:r>
-          </w:p>
-        </w:tc>
-        <w:tc>
-          <w:tcPr>
-            <w:tcW w:w="4254" w:type="dxa"/>
-            <w:gridSpan w:val="2"/>
-          </w:tcPr>
-          <w:p>
-            <w:pPr>
-              <w:tabs>
-                <w:tab w:val="left" w:pos="1701"/>
-                <w:tab w:val="left" w:pos="1843"/>
-                <w:tab w:val="left" w:pos="5670"/>
-                <w:tab w:val="left" w:pos="6521"/>
-                <w:tab w:val="left" w:pos="7371"/>
-              </w:tabs>
-              <w:jc w:val="both"/>
-              <w:rPr>
-                <w:rFonts w:ascii="Times New Roman" w:hAnsi="Times New Roman" w:cs="Times New Roman"/>
-                <w:sz w:val="20"/>
-                <w:szCs w:val="20"/>
-              </w:rPr>
-            </w:pPr>
-            <w:r>
-              <w:rPr>
-                <w:rFonts w:ascii="Times New Roman" w:hAnsi="Times New Roman" w:cs="Times New Roman"/>
-                <w:sz w:val="20"/>
-                <w:szCs w:val="20"/>
-              </w:rPr>
-              <w:t xml:space="preserve">a. </w:t>
-            </w:r>
-            <w:r>
-              <w:rPr>
-                <w:rFonts w:ascii="Times New Roman" w:hAnsi="Times New Roman" w:cs="Times New Roman"/>
-                <w:sz w:val="20"/>
-                <w:szCs w:val="20"/>
-              </w:rPr>
-              <w:t>Terlampir</w:t>
-            </w:r>
-          </w:p>
-          <w:p>
-            <w:pPr>
-              <w:tabs>
-                <w:tab w:val="left" w:pos="1701"/>
-                <w:tab w:val="left" w:pos="1843"/>
-                <w:tab w:val="left" w:pos="5670"/>
-                <w:tab w:val="left" w:pos="6521"/>
-                <w:tab w:val="left" w:pos="7371"/>
-              </w:tabs>
-              <w:jc w:val="both"/>
-              <w:rPr>
-                <w:rFonts w:ascii="Times New Roman" w:hAnsi="Times New Roman" w:cs="Times New Roman"/>
-                <w:sz w:val="20"/>
-                <w:szCs w:val="20"/>
-              </w:rPr>
-            </w:pPr>
-            <w:r>
-              <w:rPr>
-                <w:rFonts w:ascii="Times New Roman" w:hAnsi="Times New Roman" w:cs="Times New Roman"/>
-                <w:sz w:val="20"/>
-                <w:szCs w:val="20"/>
-              </w:rPr>
-              <w:t xml:space="preserve">b. </w:t>
-            </w:r>
-            <w:r>
-              <w:rPr>
-                <w:rFonts w:ascii="Times New Roman" w:hAnsi="Times New Roman" w:cs="Times New Roman"/>
-                <w:sz w:val="20"/>
-                <w:szCs w:val="20"/>
-              </w:rPr>
-              <w:t>Terlampir</w:t>
-            </w:r>
-          </w:p>
-          <w:p>
-            <w:pPr>
-              <w:tabs>
-                <w:tab w:val="left" w:pos="1701"/>
-                <w:tab w:val="left" w:pos="1843"/>
-                <w:tab w:val="left" w:pos="5670"/>
-                <w:tab w:val="left" w:pos="6521"/>
-                <w:tab w:val="left" w:pos="7371"/>
-              </w:tabs>
-              <w:jc w:val="both"/>
-              <w:rPr>
-                <w:rFonts w:ascii="Times New Roman" w:hAnsi="Times New Roman" w:cs="Times New Roman"/>
-                <w:sz w:val="20"/>
-                <w:szCs w:val="20"/>
-              </w:rPr>
-            </w:pPr>
-            <w:r>
-              <w:rPr>
-                <w:rFonts w:ascii="Times New Roman" w:hAnsi="Times New Roman" w:cs="Times New Roman"/>
-                <w:sz w:val="20"/>
-                <w:szCs w:val="20"/>
-              </w:rPr>
-              <w:t xml:space="preserve">c. </w:t>
-            </w:r>
-            <w:r>
-              <w:rPr>
-                <w:rFonts w:ascii="Times New Roman" w:hAnsi="Times New Roman" w:cs="Times New Roman"/>
-                <w:sz w:val="20"/>
-                <w:szCs w:val="20"/>
-              </w:rPr>
-              <w:t>Terlampir</w:t>
-            </w:r>
-          </w:p>
-        </w:tc>
-      </w:tr>
-      <w:tr>
-        <w:tc>
-          <w:tcPr>
-            <w:tcW w:w="366" w:type="dxa"/>
-          </w:tcPr>
-          <w:p>
-            <w:pPr>
-              <w:tabs>
-                <w:tab w:val="left" w:pos="1701"/>
-                <w:tab w:val="left" w:pos="1843"/>
-                <w:tab w:val="left" w:pos="5670"/>
-                <w:tab w:val="left" w:pos="6521"/>
-                <w:tab w:val="left" w:pos="7371"/>
-              </w:tabs>
-              <w:jc w:val="center"/>
-              <w:rPr>
-                <w:rFonts w:ascii="Times New Roman" w:hAnsi="Times New Roman" w:cs="Times New Roman"/>
-              </w:rPr>
-            </w:pPr>
-            <w:r>
-              <w:rPr>
-                <w:rFonts w:ascii="Times New Roman" w:hAnsi="Times New Roman" w:cs="Times New Roman"/>
-              </w:rPr>
-              <w:t>8.</w:t>
-            </w:r>
-          </w:p>
-        </w:tc>
-        <w:tc>
-          <w:tcPr>
-            <w:tcW w:w="4732" w:type="dxa"/>
-          </w:tcPr>
-          <w:p>
-            <w:pPr>
-              <w:tabs>
-                <w:tab w:val="left" w:pos="1701"/>
-                <w:tab w:val="left" w:pos="1843"/>
-                <w:tab w:val="left" w:pos="5670"/>
-                <w:tab w:val="left" w:pos="6521"/>
-                <w:tab w:val="left" w:pos="7371"/>
-              </w:tabs>
-              <w:jc w:val="both"/>
-              <w:rPr>
-                <w:rFonts w:ascii="Times New Roman" w:hAnsi="Times New Roman" w:cs="Times New Roman"/>
-              </w:rPr>
-            </w:pPr>
-            <w:r>
-              <w:rPr>
-                <w:rFonts w:ascii="Times New Roman" w:hAnsi="Times New Roman" w:cs="Times New Roman"/>
-              </w:rPr>
-              <w:t xml:space="preserve">Pengikut: </w:t>
-            </w:r>
-            <w:r>
-              <w:rPr>
-                <w:rFonts w:ascii="Times New Roman" w:hAnsi="Times New Roman" w:cs="Times New Roman"/>
-              </w:rPr>
-              <w:tab/>
-            </w:r>
-            <w:r>
-              <w:rPr>
-                <w:rFonts w:ascii="Times New Roman" w:hAnsi="Times New Roman" w:cs="Times New Roman"/>
-              </w:rPr>
-              <w:tab/>
-              <w:t>Nama</w:t>
-            </w:r>
-          </w:p>
-        </w:tc>
-        <w:tc>
-          <w:tcPr>
-            <w:tcW w:w="2127" w:type="dxa"/>
-          </w:tcPr>
-          <w:p>
-            <w:pPr>
-              <w:tabs>
-                <w:tab w:val="left" w:pos="1701"/>
-                <w:tab w:val="left" w:pos="1843"/>
-                <w:tab w:val="left" w:pos="5670"/>
-                <w:tab w:val="left" w:pos="6521"/>
-                <w:tab w:val="left" w:pos="7371"/>
-              </w:tabs>
-              <w:jc w:val="both"/>
-              <w:rPr>
-                <w:rFonts w:ascii="Times New Roman" w:hAnsi="Times New Roman" w:cs="Times New Roman"/>
-                <w:sz w:val="20"/>
-                <w:szCs w:val="20"/>
-              </w:rPr>
-            </w:pPr>
-            <w:r>
-              <w:rPr>
-                <w:rFonts w:ascii="Times New Roman" w:hAnsi="Times New Roman" w:cs="Times New Roman"/>
-                <w:sz w:val="20"/>
-                <w:szCs w:val="20"/>
-              </w:rPr>
-              <w:t>Tanggal Lahir</w:t>
-            </w:r>
-          </w:p>
-        </w:tc>
-        <w:tc>
-          <w:tcPr>
-            <w:tcW w:w="2127" w:type="dxa"/>
-          </w:tcPr>
-          <w:p>
-            <w:pPr>
-              <w:tabs>
-                <w:tab w:val="left" w:pos="1701"/>
-                <w:tab w:val="left" w:pos="1843"/>
-                <w:tab w:val="left" w:pos="5670"/>
-                <w:tab w:val="left" w:pos="6521"/>
-                <w:tab w:val="left" w:pos="7371"/>
-              </w:tabs>
-              <w:jc w:val="both"/>
-              <w:rPr>
-                <w:rFonts w:ascii="Times New Roman" w:hAnsi="Times New Roman" w:cs="Times New Roman"/>
-                <w:sz w:val="20"/>
-                <w:szCs w:val="20"/>
-              </w:rPr>
-            </w:pPr>
-            <w:r>
-              <w:rPr>
-                <w:rFonts w:ascii="Times New Roman" w:hAnsi="Times New Roman" w:cs="Times New Roman"/>
-                <w:sz w:val="20"/>
-                <w:szCs w:val="20"/>
-              </w:rPr>
-              <w:t>Keterangan</w:t>
-            </w:r>
-          </w:p>
-        </w:tc>
-      </w:tr>
-      <w:tr>
-        <w:tc>
-          <w:tcPr>
-            <w:tcW w:w="366" w:type="dxa"/>
-          </w:tcPr>
-          <w:p>
-            <w:pPr>
-              <w:tabs>
-                <w:tab w:val="left" w:pos="1701"/>
-                <w:tab w:val="left" w:pos="1843"/>
-                <w:tab w:val="left" w:pos="5670"/>
-                <w:tab w:val="left" w:pos="6521"/>
-                <w:tab w:val="left" w:pos="7371"/>
-              </w:tabs>
-              <w:jc w:val="center"/>
-              <w:rPr>
-                <w:rFonts w:ascii="Times New Roman" w:hAnsi="Times New Roman" w:cs="Times New Roman"/>
-              </w:rPr>
-            </w:pPr>
-          </w:p>
-        </w:tc>
-        <w:tc>
-          <w:tcPr>
-            <w:tcW w:w="4732" w:type="dxa"/>
-          </w:tcPr>
-          <w:p>
-            <w:pPr>
-              <w:tabs>
-                <w:tab w:val="left" w:pos="1701"/>
-                <w:tab w:val="left" w:pos="1843"/>
-                <w:tab w:val="left" w:pos="5670"/>
-                <w:tab w:val="left" w:pos="6521"/>
-                <w:tab w:val="left" w:pos="7371"/>
-              </w:tabs>
-              <w:jc w:val="both"/>
-              <w:rPr>
-                <w:rFonts w:ascii="Times New Roman" w:hAnsi="Times New Roman" w:cs="Times New Roman"/>
-              </w:rPr>
-            </w:pPr>
-            <w:r>
-              <w:rPr>
-                <w:rFonts w:ascii="Times New Roman" w:hAnsi="Times New Roman" w:cs="Times New Roman"/>
-              </w:rPr>
-              <w:t>1.</w:t>
-            </w:r>
-          </w:p>
-        </w:tc>
-        <w:tc>
-          <w:tcPr>
-            <w:tcW w:w="2127" w:type="dxa"/>
-          </w:tcPr>
-          <w:p>
-            <w:pPr>
-              <w:tabs>
-                <w:tab w:val="left" w:pos="1701"/>
-                <w:tab w:val="left" w:pos="1843"/>
-                <w:tab w:val="left" w:pos="5670"/>
-                <w:tab w:val="left" w:pos="6521"/>
-                <w:tab w:val="left" w:pos="7371"/>
-              </w:tabs>
-              <w:jc w:val="both"/>
-              <w:rPr>
-                <w:rFonts w:ascii="Times New Roman" w:hAnsi="Times New Roman" w:cs="Times New Roman"/>
-                <w:sz w:val="20"/>
-                <w:szCs w:val="20"/>
-              </w:rPr>
-            </w:pPr>
-          </w:p>
-        </w:tc>
-        <w:tc>
-          <w:tcPr>
-            <w:tcW w:w="2127" w:type="dxa"/>
-          </w:tcPr>
-          <w:p>
-            <w:pPr>
-              <w:tabs>
-                <w:tab w:val="left" w:pos="1701"/>
-                <w:tab w:val="left" w:pos="1843"/>
-                <w:tab w:val="left" w:pos="5670"/>
-                <w:tab w:val="left" w:pos="6521"/>
-                <w:tab w:val="left" w:pos="7371"/>
-              </w:tabs>
-              <w:jc w:val="both"/>
-              <w:rPr>
-                <w:rFonts w:ascii="Times New Roman" w:hAnsi="Times New Roman" w:cs="Times New Roman"/>
-                <w:sz w:val="20"/>
-                <w:szCs w:val="20"/>
-              </w:rPr>
-            </w:pPr>
-          </w:p>
-        </w:tc>
-      </w:tr>
-      <w:tr>
-        <w:tc>
-          <w:tcPr>
-            <w:tcW w:w="366" w:type="dxa"/>
-          </w:tcPr>
-          <w:p>
-            <w:pPr>
-              <w:tabs>
-                <w:tab w:val="left" w:pos="1701"/>
-                <w:tab w:val="left" w:pos="1843"/>
-                <w:tab w:val="left" w:pos="5670"/>
-                <w:tab w:val="left" w:pos="6521"/>
-                <w:tab w:val="left" w:pos="7371"/>
-              </w:tabs>
-              <w:jc w:val="center"/>
-              <w:rPr>
-                <w:rFonts w:ascii="Times New Roman" w:hAnsi="Times New Roman" w:cs="Times New Roman"/>
-              </w:rPr>
-            </w:pPr>
-            <w:r>
-              <w:rPr>
-                <w:rFonts w:ascii="Times New Roman" w:hAnsi="Times New Roman" w:cs="Times New Roman"/>
-              </w:rPr>
-              <w:t>9.</w:t>
-            </w:r>
-          </w:p>
-        </w:tc>
-        <w:tc>
-          <w:tcPr>
-            <w:tcW w:w="4732" w:type="dxa"/>
-          </w:tcPr>
-          <w:p>
-            <w:pPr>
-              <w:tabs>
-                <w:tab w:val="left" w:pos="1701"/>
-                <w:tab w:val="left" w:pos="1843"/>
-                <w:tab w:val="left" w:pos="5670"/>
-                <w:tab w:val="left" w:pos="6521"/>
-                <w:tab w:val="left" w:pos="7371"/>
-              </w:tabs>
-              <w:jc w:val="both"/>
-              <w:rPr>
-                <w:rFonts w:ascii="Times New Roman" w:hAnsi="Times New Roman" w:cs="Times New Roman"/>
-              </w:rPr>
-            </w:pPr>
-            <w:r>
-              <w:rPr>
-                <w:rFonts w:ascii="Times New Roman" w:hAnsi="Times New Roman" w:cs="Times New Roman"/>
-              </w:rPr>
-              <w:t>Pembebanan Anggaran</w:t>
-            </w:r>
-          </w:p>
-          <w:p>
-            <w:pPr>
-              <w:pStyle w:val="ListParagraph"/>
-              <w:numPr>
-                <w:ilvl w:val="0"/>
-                <w:numId w:val="5"/>
-              </w:numPr>
-              <w:tabs>
-                <w:tab w:val="left" w:pos="1701"/>
-                <w:tab w:val="left" w:pos="1843"/>
-                <w:tab w:val="left" w:pos="5670"/>
-                <w:tab w:val="left" w:pos="6521"/>
-                <w:tab w:val="left" w:pos="7371"/>
-              </w:tabs>
-              <w:jc w:val="both"/>
-              <w:rPr>
-                <w:rFonts w:ascii="Times New Roman" w:hAnsi="Times New Roman" w:cs="Times New Roman"/>
-              </w:rPr>
-            </w:pPr>
-            <w:r>
-              <w:rPr>
-                <w:rFonts w:ascii="Times New Roman" w:hAnsi="Times New Roman" w:cs="Times New Roman"/>
-              </w:rPr>
-              <w:t>Instansi</w:t>
-            </w:r>
-          </w:p>
-          <w:p>
-            <w:pPr>
-              <w:pStyle w:val="ListParagraph"/>
-              <w:tabs>
-                <w:tab w:val="left" w:pos="1701"/>
-                <w:tab w:val="left" w:pos="1843"/>
-                <w:tab w:val="left" w:pos="5670"/>
-                <w:tab w:val="left" w:pos="6521"/>
-                <w:tab w:val="left" w:pos="7371"/>
-              </w:tabs>
-              <w:jc w:val="both"/>
-              <w:rPr>
-                <w:rFonts w:ascii="Times New Roman" w:hAnsi="Times New Roman" w:cs="Times New Roman"/>
-                <w:sz w:val="14"/>
-                <w:szCs w:val="14"/>
-              </w:rPr>
-            </w:pPr>
-          </w:p>
-          <w:p>
-            <w:pPr>
-              <w:pStyle w:val="ListParagraph"/>
-              <w:numPr>
-                <w:ilvl w:val="0"/>
-                <w:numId w:val="5"/>
-              </w:numPr>
-              <w:tabs>
-                <w:tab w:val="left" w:pos="1701"/>
-                <w:tab w:val="left" w:pos="1843"/>
-                <w:tab w:val="left" w:pos="5670"/>
-                <w:tab w:val="left" w:pos="6521"/>
-                <w:tab w:val="left" w:pos="7371"/>
-              </w:tabs>
-              <w:jc w:val="both"/>
-              <w:rPr>
-                <w:rFonts w:ascii="Times New Roman" w:hAnsi="Times New Roman" w:cs="Times New Roman"/>
-              </w:rPr>
-            </w:pPr>
-            <w:r>
-              <w:rPr>
-                <w:rFonts w:ascii="Times New Roman" w:hAnsi="Times New Roman" w:cs="Times New Roman"/>
-              </w:rPr>
-              <w:t>Mata Anggaran (MAK)</w:t>
-            </w:r>
-          </w:p>
-        </w:tc>
-        <w:tc>
-          <w:tcPr>
-            <w:tcW w:w="4254" w:type="dxa"/>
-            <w:gridSpan w:val="2"/>
-          </w:tcPr>
-          <w:p>
-            <w:pPr>
-              <w:tabs>
-                <w:tab w:val="left" w:pos="1701"/>
-                <w:tab w:val="left" w:pos="1843"/>
-                <w:tab w:val="left" w:pos="5670"/>
-                <w:tab w:val="left" w:pos="6521"/>
-                <w:tab w:val="left" w:pos="7371"/>
-              </w:tabs>
-              <w:jc w:val="both"/>
-              <w:rPr>
-                <w:rFonts w:ascii="Times New Roman" w:hAnsi="Times New Roman" w:cs="Times New Roman"/>
-                <w:sz w:val="20"/>
-                <w:szCs w:val="20"/>
-              </w:rPr>
-            </w:pPr>
-          </w:p>
-          <w:p>
-            <w:pPr>
-              <w:tabs>
-                <w:tab w:val="left" w:pos="1701"/>
-                <w:tab w:val="left" w:pos="1843"/>
-                <w:tab w:val="left" w:pos="5670"/>
-                <w:tab w:val="left" w:pos="6521"/>
-                <w:tab w:val="left" w:pos="7371"/>
-              </w:tabs>
-              <w:jc w:val="both"/>
-              <w:rPr>
-                <w:rFonts w:ascii="Times New Roman" w:hAnsi="Times New Roman" w:cs="Times New Roman"/>
-                <w:sz w:val="20"/>
-                <w:szCs w:val="20"/>
-              </w:rPr>
-            </w:pPr>
-            <w:r>
-              <w:rPr>
-                <w:rFonts w:ascii="Times New Roman" w:hAnsi="Times New Roman" w:cs="Times New Roman"/>
-                <w:sz w:val="20"/>
-                <w:szCs w:val="20"/>
-              </w:rPr>
-              <w:t>a. Kementerian Pendidikan, Kebudayaan, Riset, dan Teknologi</w:t>
-            </w:r>
-          </w:p>
-          <w:p>
-            <w:pPr>
-              <w:rPr>
-                <w:rFonts w:ascii="Times New Roman" w:hAnsi="Times New Roman" w:cs="Times New Roman"/>
-                <w:sz w:val="20"/>
-                <w:szCs w:val="20"/>
-              </w:rPr>
-            </w:pPr>
-            <w:r>
-              <w:rPr>
-                <w:rFonts w:ascii="Times New Roman" w:hAnsi="Times New Roman" w:cs="Times New Roman"/>
-                <w:sz w:val="20"/>
-                <w:szCs w:val="20"/>
-              </w:rPr>
-              <w:t xml:space="preserve">b. </w:t>
-            </w:r>
-            <w:r>
-              <w:rPr>
-                <w:rFonts w:ascii="Times New Roman" w:hAnsi="Times New Roman" w:cs="Times New Roman"/>
-                <w:b/>
-                <w:bCs/>
-                <w:sz w:val="20"/>
-                <w:szCs w:val="20"/>
-              </w:rPr>
-              <w:t>{{ mak }}</w:t>
-            </w:r>
-          </w:p>
-        </w:tc>
-      </w:tr>
-      <w:tr>
-        <w:tc>
-          <w:tcPr>
-            <w:tcW w:w="366" w:type="dxa"/>
-          </w:tcPr>
-          <w:p>
-            <w:pPr>
-              <w:tabs>
-                <w:tab w:val="left" w:pos="1701"/>
-                <w:tab w:val="left" w:pos="1843"/>
-                <w:tab w:val="left" w:pos="5670"/>
-                <w:tab w:val="left" w:pos="6521"/>
-                <w:tab w:val="left" w:pos="7371"/>
-              </w:tabs>
-              <w:jc w:val="center"/>
-              <w:rPr>
-                <w:rFonts w:ascii="Times New Roman" w:hAnsi="Times New Roman" w:cs="Times New Roman"/>
-              </w:rPr>
-            </w:pPr>
-            <w:r>
-              <w:rPr>
-                <w:rFonts w:ascii="Times New Roman" w:hAnsi="Times New Roman" w:cs="Times New Roman"/>
-              </w:rPr>
-              <w:t>10.</w:t>
-            </w:r>
-          </w:p>
-        </w:tc>
-        <w:tc>
-          <w:tcPr>
-            <w:tcW w:w="4732" w:type="dxa"/>
-          </w:tcPr>
-          <w:p>
-            <w:pPr>
-              <w:tabs>
-                <w:tab w:val="left" w:pos="1701"/>
-                <w:tab w:val="left" w:pos="1843"/>
-                <w:tab w:val="left" w:pos="5670"/>
-                <w:tab w:val="left" w:pos="6521"/>
-                <w:tab w:val="left" w:pos="7371"/>
-              </w:tabs>
-              <w:jc w:val="both"/>
-              <w:rPr>
-                <w:rFonts w:ascii="Times New Roman" w:hAnsi="Times New Roman" w:cs="Times New Roman"/>
-              </w:rPr>
-            </w:pPr>
-            <w:r>
-              <w:rPr>
-                <w:rFonts w:ascii="Times New Roman" w:hAnsi="Times New Roman" w:cs="Times New Roman"/>
-              </w:rPr>
-              <w:t>Keterangan Lain-lain</w:t>
-            </w:r>
-          </w:p>
-        </w:tc>
-        <w:tc>
-          <w:tcPr>
-            <w:tcW w:w="4254" w:type="dxa"/>
-            <w:gridSpan w:val="2"/>
-          </w:tcPr>
-          <w:p>
-            <w:pPr>
-              <w:tabs>
-                <w:tab w:val="left" w:pos="1701"/>
-                <w:tab w:val="left" w:pos="1843"/>
-                <w:tab w:val="left" w:pos="5670"/>
-                <w:tab w:val="left" w:pos="6521"/>
-                <w:tab w:val="left" w:pos="7371"/>
-              </w:tabs>
-              <w:jc w:val="both"/>
-              <w:rPr>
-                <w:rFonts w:ascii="Times New Roman" w:hAnsi="Times New Roman" w:cs="Times New Roman"/>
-                <w:sz w:val="20"/>
-                <w:szCs w:val="20"/>
-              </w:rPr>
-            </w:pPr>
-          </w:p>
-        </w:tc>
-      </w:tr>
-    </w:tbl>
-    <w:p>
-      <w:pPr>
-        <w:tabs>
-          <w:tab w:val="left" w:pos="420"/>
-          <w:tab w:val="left" w:pos="1701"/>
-          <w:tab w:val="left" w:pos="1843"/>
-          <w:tab w:val="left" w:pos="5670"/>
-          <w:tab w:val="left" w:pos="6521"/>
-          <w:tab w:val="left" w:pos="7371"/>
-        </w:tabs>
-        <w:spacing w:after="0"/>
-        <w:rPr>
-          <w:rFonts w:ascii="Times New Roman" w:hAnsi="Times New Roman" w:cs="Times New Roman"/>
-          <w:b/>
-          <w:bCs/>
-          <w:sz w:val="20"/>
-          <w:szCs w:val="20"/>
-        </w:rPr>
-      </w:pPr>
-      <w:r>
-        <w:rPr>
-          <w:rFonts w:ascii="Times New Roman" w:hAnsi="Times New Roman" w:cs="Times New Roman"/>
-          <w:b/>
-          <w:bCs/>
-          <w:sz w:val="20"/>
-          <w:szCs w:val="20"/>
-        </w:rPr>
-        <w:tab/>
-      </w:r>
-    </w:p>
-    <w:p>
-      <w:pPr>
-        <w:tabs>
-          <w:tab w:val="left" w:pos="420"/>
-          <w:tab w:val="left" w:pos="1701"/>
-          <w:tab w:val="left" w:pos="1843"/>
-          <w:tab w:val="left" w:pos="5670"/>
-          <w:tab w:val="left" w:pos="5812"/>
-          <w:tab w:val="left" w:pos="6521"/>
-          <w:tab w:val="left" w:pos="7655"/>
-        </w:tabs>
-        <w:spacing w:after="0"/>
-        <w:rPr>
-          <w:rFonts w:ascii="Times New Roman" w:hAnsi="Times New Roman" w:cs="Times New Roman"/>
-          <w:sz w:val="20"/>
-          <w:szCs w:val="20"/>
-        </w:rPr>
-      </w:pPr>
-      <w:r>
-        <w:rPr>
-          <w:rFonts w:ascii="Times New Roman" w:hAnsi="Times New Roman" w:cs="Times New Roman"/>
-          <w:b/>
-          <w:bCs/>
-          <w:sz w:val="20"/>
-          <w:szCs w:val="20"/>
-        </w:rPr>
-        <w:tab/>
-      </w:r>
-      <w:r>
-        <w:rPr>
-          <w:rFonts w:ascii="Times New Roman" w:hAnsi="Times New Roman" w:cs="Times New Roman"/>
-          <w:b/>
-          <w:bCs/>
-          <w:sz w:val="20"/>
-          <w:szCs w:val="20"/>
-        </w:rPr>
-        <w:tab/>
-      </w:r>
-      <w:r>
-        <w:rPr>
-          <w:rFonts w:ascii="Times New Roman" w:hAnsi="Times New Roman" w:cs="Times New Roman"/>
-          <w:b/>
-          <w:bCs/>
-          <w:sz w:val="20"/>
-          <w:szCs w:val="20"/>
-        </w:rPr>
-        <w:tab/>
-      </w:r>
-      <w:r>
-        <w:rPr>
-          <w:rFonts w:ascii="Times New Roman" w:hAnsi="Times New Roman" w:cs="Times New Roman"/>
-          <w:b/>
-          <w:bCs/>
-          <w:sz w:val="20"/>
-          <w:szCs w:val="20"/>
-        </w:rPr>
-        <w:tab/>
-      </w:r>
-      <w:r>
-        <w:rPr>
-          <w:rFonts w:ascii="Times New Roman" w:hAnsi="Times New Roman" w:cs="Times New Roman"/>
-          <w:b/>
-          <w:bCs/>
-          <w:sz w:val="20"/>
-          <w:szCs w:val="20"/>
-        </w:rPr>
-        <w:tab/>
-      </w:r>
-      <w:r>
-        <w:rPr>
-          <w:rFonts w:ascii="Times New Roman" w:hAnsi="Times New Roman" w:cs="Times New Roman"/>
-          <w:sz w:val="20"/>
-          <w:szCs w:val="20"/>
-        </w:rPr>
-        <w:t xml:space="preserve">Dikeluarkan di </w:t>
-      </w:r>
-      <w:r>
-        <w:rPr>
-          <w:rFonts w:ascii="Times New Roman" w:hAnsi="Times New Roman" w:cs="Times New Roman"/>
-          <w:sz w:val="20"/>
-          <w:szCs w:val="20"/>
-        </w:rPr>
-        <w:t>: Jakarta</w:t>
-      </w:r>
-    </w:p>
-    <w:p>
-      <w:pPr>
-        <w:tabs>
-          <w:tab w:val="left" w:pos="420"/>
-          <w:tab w:val="left" w:pos="1701"/>
-          <w:tab w:val="left" w:pos="1843"/>
-          <w:tab w:val="left" w:pos="5670"/>
-          <w:tab w:val="left" w:pos="5812"/>
-          <w:tab w:val="left" w:pos="6521"/>
-          <w:tab w:val="left" w:pos="7655"/>
-        </w:tabs>
-        <w:spacing w:after="0"/>
-        <w:rPr>
-          <w:rFonts w:ascii="Times New Roman" w:hAnsi="Times New Roman" w:cs="Times New Roman"/>
-          <w:sz w:val="20"/>
-          <w:szCs w:val="20"/>
-        </w:rPr>
-      </w:pPr>
-      <w:r>
-        <w:rPr>
-          <w:rFonts w:ascii="Times New Roman" w:hAnsi="Times New Roman" w:cs="Times New Roman"/>
-          <w:sz w:val="20"/>
-          <w:szCs w:val="20"/>
-        </w:rPr>
-        <w:tab/>
-      </w:r>
-      <w:r>
-        <w:rPr>
-          <w:rFonts w:ascii="Times New Roman" w:hAnsi="Times New Roman" w:cs="Times New Roman"/>
-          <w:sz w:val="20"/>
-          <w:szCs w:val="20"/>
-        </w:rPr>
-        <w:tab/>
-      </w:r>
-      <w:r>
-        <w:rPr>
-          <w:rFonts w:ascii="Times New Roman" w:hAnsi="Times New Roman" w:cs="Times New Roman"/>
-          <w:sz w:val="20"/>
-          <w:szCs w:val="20"/>
-        </w:rPr>
-        <w:tab/>
-      </w:r>
-      <w:r>
-        <w:rPr>
-          <w:rFonts w:ascii="Times New Roman" w:hAnsi="Times New Roman" w:cs="Times New Roman"/>
-          <w:sz w:val="20"/>
-          <w:szCs w:val="20"/>
-        </w:rPr>
-        <w:tab/>
-      </w:r>
-      <w:r>
-        <w:rPr>
-          <w:rFonts w:ascii="Times New Roman" w:hAnsi="Times New Roman" w:cs="Times New Roman"/>
-          <w:sz w:val="20"/>
-          <w:szCs w:val="20"/>
-        </w:rPr>
-        <w:tab/>
-        <w:t>Tanggal</w:t>
-      </w:r>
-      <w:r>
-        <w:rPr>
-          <w:rFonts w:ascii="Times New Roman" w:hAnsi="Times New Roman" w:cs="Times New Roman"/>
-          <w:sz w:val="20"/>
-          <w:szCs w:val="20"/>
-        </w:rPr>
-        <w:tab/>
-        <w:t>: {{ tanggal</w:t>
-      </w:r>
-      <w:r>
-        <w:rPr>
-          <w:rFonts w:ascii="Times New Roman" w:hAnsi="Times New Roman" w:cs="Times New Roman"/>
-          <w:sz w:val="20"/>
-          <w:szCs w:val="20"/>
-        </w:rPr>
-        <w:t>_</w:t>
-      </w:r>
-      <w:r>
-        <w:rPr>
-          <w:rFonts w:ascii="Times New Roman" w:hAnsi="Times New Roman" w:cs="Times New Roman"/>
-          <w:sz w:val="20"/>
-          <w:szCs w:val="20"/>
-        </w:rPr>
-        <w:t>st }}</w:t>
-      </w:r>
-    </w:p>
-    <w:p>
-      <w:pPr>
-        <w:tabs>
-          <w:tab w:val="left" w:pos="420"/>
-          <w:tab w:val="left" w:pos="1701"/>
-          <w:tab w:val="left" w:pos="1843"/>
-          <w:tab w:val="left" w:pos="5670"/>
-          <w:tab w:val="left" w:pos="5812"/>
-          <w:tab w:val="left" w:pos="6521"/>
-          <w:tab w:val="left" w:pos="7655"/>
-        </w:tabs>
-        <w:spacing w:after="0"/>
-        <w:rPr>
-          <w:rFonts w:ascii="Times New Roman" w:hAnsi="Times New Roman" w:cs="Times New Roman"/>
-          <w:sz w:val="20"/>
-          <w:szCs w:val="20"/>
-        </w:rPr>
-      </w:pPr>
-      <w:r>
-        <w:rPr>
-          <w:rFonts w:ascii="Times New Roman" w:hAnsi="Times New Roman" w:cs="Times New Roman"/>
-          <w:sz w:val="20"/>
-          <w:szCs w:val="20"/>
-        </w:rPr>
-        <w:tab/>
-      </w:r>
-      <w:r>
-        <w:rPr>
-          <w:rFonts w:ascii="Times New Roman" w:hAnsi="Times New Roman" w:cs="Times New Roman"/>
-          <w:sz w:val="20"/>
-          <w:szCs w:val="20"/>
-        </w:rPr>
-        <w:tab/>
-      </w:r>
-      <w:r>
-        <w:rPr>
-          <w:rFonts w:ascii="Times New Roman" w:hAnsi="Times New Roman" w:cs="Times New Roman"/>
-          <w:sz w:val="20"/>
-          <w:szCs w:val="20"/>
-        </w:rPr>
-        <w:tab/>
-      </w:r>
-      <w:r>
-        <w:rPr>
-          <w:rFonts w:ascii="Times New Roman" w:hAnsi="Times New Roman" w:cs="Times New Roman"/>
-          <w:sz w:val="20"/>
-          <w:szCs w:val="20"/>
-        </w:rPr>
-        <w:tab/>
-      </w:r>
-      <w:r>
-        <w:rPr>
-          <w:rFonts w:ascii="Times New Roman" w:hAnsi="Times New Roman" w:cs="Times New Roman"/>
-          <w:sz w:val="20"/>
-          <w:szCs w:val="20"/>
-        </w:rPr>
-        <w:tab/>
-        <w:t>Pejabat Pembuat Komitmen 0</w:t>
-      </w:r>
-      <w:r>
-        <w:rPr>
-          <w:rFonts w:ascii="Times New Roman" w:hAnsi="Times New Roman" w:cs="Times New Roman"/>
-          <w:sz w:val="20"/>
-          <w:szCs w:val="20"/>
-        </w:rPr>
-        <w:t>1</w:t>
-      </w:r>
-    </w:p>
-    <w:p>
-      <w:pPr>
-        <w:tabs>
-          <w:tab w:val="left" w:pos="420"/>
-          <w:tab w:val="left" w:pos="1701"/>
-          <w:tab w:val="left" w:pos="1843"/>
-          <w:tab w:val="left" w:pos="5670"/>
-          <w:tab w:val="left" w:pos="5812"/>
-          <w:tab w:val="left" w:pos="7655"/>
-        </w:tabs>
-        <w:spacing w:after="0"/>
-        <w:ind w:left="5812" w:hanging="5812"/>
-        <w:rPr>
-          <w:rFonts w:ascii="Times New Roman" w:hAnsi="Times New Roman" w:cs="Times New Roman"/>
-          <w:sz w:val="20"/>
-          <w:szCs w:val="20"/>
-        </w:rPr>
-      </w:pPr>
-      <w:r>
-        <w:rPr>
-          <w:rFonts w:ascii="Times New Roman" w:hAnsi="Times New Roman" w:cs="Times New Roman"/>
-          <w:sz w:val="20"/>
-          <w:szCs w:val="20"/>
-        </w:rPr>
-        <w:tab/>
-      </w:r>
-      <w:r>
-        <w:rPr>
-          <w:rFonts w:ascii="Times New Roman" w:hAnsi="Times New Roman" w:cs="Times New Roman"/>
-          <w:sz w:val="20"/>
-          <w:szCs w:val="20"/>
-        </w:rPr>
-        <w:tab/>
-      </w:r>
-      <w:r>
-        <w:rPr>
-          <w:rFonts w:ascii="Times New Roman" w:hAnsi="Times New Roman" w:cs="Times New Roman"/>
-          <w:sz w:val="20"/>
-          <w:szCs w:val="20"/>
-        </w:rPr>
-        <w:tab/>
-      </w:r>
-      <w:r>
-        <w:rPr>
-          <w:rFonts w:ascii="Times New Roman" w:hAnsi="Times New Roman" w:cs="Times New Roman"/>
-          <w:sz w:val="20"/>
-          <w:szCs w:val="20"/>
-        </w:rPr>
-        <w:tab/>
-      </w:r>
-      <w:r>
-        <w:rPr>
-          <w:rFonts w:ascii="Times New Roman" w:hAnsi="Times New Roman" w:cs="Times New Roman"/>
-          <w:sz w:val="20"/>
-          <w:szCs w:val="20"/>
-        </w:rPr>
-        <w:tab/>
-        <w:t>Sekretariat Badan Pengembangan dan Pembinaan Bahasa</w:t>
-      </w:r>
-    </w:p>
-    <w:p>
-      <w:pPr>
-        <w:tabs>
-          <w:tab w:val="left" w:pos="420"/>
-          <w:tab w:val="left" w:pos="1701"/>
-          <w:tab w:val="left" w:pos="1843"/>
-          <w:tab w:val="left" w:pos="5670"/>
-          <w:tab w:val="left" w:pos="5812"/>
-          <w:tab w:val="left" w:pos="6521"/>
-          <w:tab w:val="left" w:pos="7655"/>
-        </w:tabs>
-        <w:spacing w:after="0"/>
-        <w:ind w:left="6521" w:hanging="6521"/>
-        <w:rPr>
-          <w:rFonts w:ascii="Times New Roman" w:hAnsi="Times New Roman" w:cs="Times New Roman"/>
-          <w:sz w:val="20"/>
-          <w:szCs w:val="20"/>
-        </w:rPr>
-      </w:pPr>
-    </w:p>
-    <w:p>
-      <w:pPr>
-        <w:tabs>
-          <w:tab w:val="left" w:pos="420"/>
-          <w:tab w:val="left" w:pos="1701"/>
-          <w:tab w:val="left" w:pos="1843"/>
-          <w:tab w:val="left" w:pos="5670"/>
-          <w:tab w:val="left" w:pos="5812"/>
-          <w:tab w:val="left" w:pos="6521"/>
-          <w:tab w:val="left" w:pos="7655"/>
-        </w:tabs>
-        <w:spacing w:after="0"/>
-        <w:ind w:left="6521" w:hanging="6521"/>
-        <w:rPr>
-          <w:rFonts w:ascii="Times New Roman" w:hAnsi="Times New Roman" w:cs="Times New Roman"/>
-          <w:sz w:val="20"/>
-          <w:szCs w:val="20"/>
-        </w:rPr>
-      </w:pPr>
-    </w:p>
-    <w:p>
-      <w:pPr>
-        <w:tabs>
-          <w:tab w:val="left" w:pos="420"/>
-          <w:tab w:val="left" w:pos="1701"/>
-          <w:tab w:val="left" w:pos="1843"/>
-          <w:tab w:val="left" w:pos="5670"/>
-          <w:tab w:val="left" w:pos="5812"/>
-          <w:tab w:val="left" w:pos="6521"/>
-          <w:tab w:val="left" w:pos="7655"/>
-        </w:tabs>
-        <w:spacing w:after="0"/>
-        <w:ind w:left="6521" w:hanging="6521"/>
-        <w:rPr>
-          <w:rFonts w:ascii="Times New Roman" w:hAnsi="Times New Roman" w:cs="Times New Roman"/>
-          <w:sz w:val="20"/>
-          <w:szCs w:val="20"/>
-        </w:rPr>
-      </w:pPr>
-    </w:p>
-    <w:p>
-      <w:pPr>
-        <w:tabs>
-          <w:tab w:val="left" w:pos="420"/>
-          <w:tab w:val="left" w:pos="1701"/>
-          <w:tab w:val="left" w:pos="1843"/>
-          <w:tab w:val="left" w:pos="5670"/>
-          <w:tab w:val="left" w:pos="5812"/>
-          <w:tab w:val="left" w:pos="6521"/>
-          <w:tab w:val="left" w:pos="7655"/>
-        </w:tabs>
-        <w:spacing w:after="0"/>
-        <w:ind w:left="6521" w:hanging="6521"/>
-        <w:rPr>
-          <w:rFonts w:ascii="Times New Roman" w:hAnsi="Times New Roman" w:cs="Times New Roman"/>
-          <w:b/>
-          <w:bCs/>
-          <w:sz w:val="20"/>
-          <w:szCs w:val="20"/>
-        </w:rPr>
-      </w:pPr>
-      <w:r>
-        <w:rPr>
-          <w:rFonts w:ascii="Times New Roman" w:hAnsi="Times New Roman" w:cs="Times New Roman"/>
-          <w:sz w:val="20"/>
-          <w:szCs w:val="20"/>
-        </w:rPr>
-        <w:tab/>
-      </w:r>
-      <w:r>
-        <w:rPr>
-          <w:rFonts w:ascii="Times New Roman" w:hAnsi="Times New Roman" w:cs="Times New Roman"/>
-          <w:sz w:val="20"/>
-          <w:szCs w:val="20"/>
-        </w:rPr>
-        <w:tab/>
-      </w:r>
-      <w:r>
-        <w:rPr>
-          <w:rFonts w:ascii="Times New Roman" w:hAnsi="Times New Roman" w:cs="Times New Roman"/>
-          <w:sz w:val="20"/>
-          <w:szCs w:val="20"/>
-        </w:rPr>
-        <w:tab/>
-      </w:r>
-      <w:r>
-        <w:rPr>
-          <w:rFonts w:ascii="Times New Roman" w:hAnsi="Times New Roman" w:cs="Times New Roman"/>
-          <w:sz w:val="20"/>
-          <w:szCs w:val="20"/>
-        </w:rPr>
-        <w:tab/>
-      </w:r>
-      <w:r>
-        <w:rPr>
-          <w:rFonts w:ascii="Times New Roman" w:hAnsi="Times New Roman" w:cs="Times New Roman"/>
-          <w:sz w:val="20"/>
-          <w:szCs w:val="20"/>
-        </w:rPr>
-        <w:tab/>
-      </w:r>
-      <w:r>
-        <w:rPr>
-          <w:rFonts w:ascii="Times New Roman" w:hAnsi="Times New Roman" w:cs="Times New Roman"/>
-          <w:b/>
-          <w:bCs/>
-          <w:sz w:val="20"/>
-          <w:szCs w:val="20"/>
-        </w:rPr>
-        <w:t>Akik Takjudin</w:t>
-      </w:r>
-    </w:p>
-    <w:p>
-      <w:pPr>
-        <w:tabs>
-          <w:tab w:val="left" w:pos="420"/>
-          <w:tab w:val="left" w:pos="1701"/>
-          <w:tab w:val="left" w:pos="1843"/>
-          <w:tab w:val="left" w:pos="5670"/>
-          <w:tab w:val="left" w:pos="5812"/>
-          <w:tab w:val="left" w:pos="6521"/>
-          <w:tab w:val="left" w:pos="7655"/>
-        </w:tabs>
-        <w:spacing w:after="0"/>
-        <w:ind w:left="6521" w:hanging="6521"/>
-        <w:rPr>
-          <w:rFonts w:ascii="Times New Roman" w:hAnsi="Times New Roman" w:cs="Times New Roman"/>
-          <w:sz w:val="18"/>
-          <w:szCs w:val="18"/>
-        </w:rPr>
-      </w:pPr>
-      <w:r>
-        <w:rPr>
-          <w:rFonts w:ascii="Times New Roman" w:hAnsi="Times New Roman" w:cs="Times New Roman"/>
-          <w:sz w:val="20"/>
-          <w:szCs w:val="20"/>
-        </w:rPr>
-        <w:tab/>
-      </w:r>
-      <w:r>
-        <w:rPr>
-          <w:rFonts w:ascii="Times New Roman" w:hAnsi="Times New Roman" w:cs="Times New Roman"/>
-          <w:sz w:val="20"/>
-          <w:szCs w:val="20"/>
-        </w:rPr>
-        <w:tab/>
-      </w:r>
-      <w:r>
-        <w:rPr>
-          <w:rFonts w:ascii="Times New Roman" w:hAnsi="Times New Roman" w:cs="Times New Roman"/>
-          <w:sz w:val="20"/>
-          <w:szCs w:val="20"/>
-        </w:rPr>
-        <w:tab/>
-      </w:r>
-      <w:r>
-        <w:rPr>
-          <w:rFonts w:ascii="Times New Roman" w:hAnsi="Times New Roman" w:cs="Times New Roman"/>
-          <w:sz w:val="20"/>
-          <w:szCs w:val="20"/>
-        </w:rPr>
-        <w:tab/>
-      </w:r>
-      <w:r>
-        <w:rPr>
-          <w:rFonts w:ascii="Times New Roman" w:hAnsi="Times New Roman" w:cs="Times New Roman"/>
-          <w:sz w:val="20"/>
-          <w:szCs w:val="20"/>
-        </w:rPr>
-        <w:tab/>
-        <w:t xml:space="preserve">NIP </w:t>
-      </w:r>
-      <w:r>
-        <w:rPr>
-          <w:rFonts w:ascii="Times New Roman" w:hAnsi="Times New Roman" w:cs="Times New Roman"/>
-          <w:sz w:val="20"/>
-          <w:szCs w:val="20"/>
-        </w:rPr>
-        <w:t>197507122006041001</w:t>
-      </w:r>
-      <w:r>
-        <w:rPr>
-          <w:rFonts w:ascii="Times New Roman" w:hAnsi="Times New Roman" w:cs="Times New Roman"/>
-          <w:sz w:val="20"/>
-          <w:szCs w:val="20"/>
-        </w:rPr>
-        <w:tab/>
-      </w:r>
-    </w:p>
-    <w:p>
-      <w:pPr>
-        <w:tabs>
           <w:tab w:val="left" w:pos="420"/>
           <w:tab w:val="left" w:pos="1701"/>
           <w:tab w:val="left" w:pos="1843"/>
@@ -7183,23 +4796,6 @@
     </w:p>
     <w:p>
       <w:pPr>
-        <w:rPr>
-          <w:rFonts w:ascii="Times New Roman" w:hAnsi="Times New Roman" w:cs="Times New Roman"/>
-          <w:sz w:val="18"/>
-          <w:szCs w:val="18"/>
-        </w:rPr>
-      </w:pPr>
-      <w:r>
-        <w:rPr>
-          <w:rFonts w:ascii="Times New Roman" w:hAnsi="Times New Roman" w:cs="Times New Roman"/>
-          <w:sz w:val="18"/>
-          <w:szCs w:val="18"/>
-        </w:rPr>
-        <w:br w:type="page"/>
-      </w:r>
-    </w:p>
-    <w:p>
-      <w:pPr>
         <w:tabs>
           <w:tab w:val="left" w:pos="420"/>
           <w:tab w:val="left" w:pos="1701"/>
@@ -7210,8 +4806,11 @@
         </w:tabs>
         <w:spacing w:after="0"/>
         <w:ind w:left="6521" w:hanging="6521"/>
-        <w:rPr>
-          <w:rFonts w:ascii="Times New Roman" w:hAnsi="Times New Roman" w:cs="Times New Roman"/>
+        <w:jc w:val="center"/>
+        <w:rPr>
+          <w:rFonts w:ascii="Times New Roman" w:hAnsi="Times New Roman" w:cs="Times New Roman"/>
+          <w:b/>
+          <w:bCs/>
           <w:sz w:val="18"/>
           <w:szCs w:val="18"/>
         </w:rPr>
@@ -7227,17 +4826,31 @@
           <w:tab w:val="left" w:pos="6521"/>
           <w:tab w:val="left" w:pos="7655"/>
         </w:tabs>
-        <w:spacing w:after="0"/>
+        <w:spacing w:after="0" w:line="360" w:lineRule="auto"/>
         <w:ind w:left="6521" w:hanging="6521"/>
         <w:jc w:val="center"/>
         <w:rPr>
           <w:rFonts w:ascii="Times New Roman" w:hAnsi="Times New Roman" w:cs="Times New Roman"/>
           <w:b/>
           <w:bCs/>
-          <w:sz w:val="18"/>
-          <w:szCs w:val="18"/>
-        </w:rPr>
-      </w:pPr>
+        </w:rPr>
+      </w:pPr>
+      <w:r>
+        <w:rPr>
+          <w:rFonts w:ascii="Times New Roman" w:hAnsi="Times New Roman" w:cs="Times New Roman"/>
+          <w:b/>
+          <w:bCs/>
+        </w:rPr>
+        <w:t>SURAT PERNYATAAN TANGGUNG JAWAB MUTLA</w:t>
+      </w:r>
+      <w:r>
+        <w:rPr>
+          <w:rFonts w:ascii="Times New Roman" w:hAnsi="Times New Roman" w:cs="Times New Roman"/>
+          <w:b/>
+          <w:bCs/>
+        </w:rPr>
+        <w:t>K</w:t>
+      </w:r>
     </w:p>
     <w:p>
       <w:pPr>
@@ -7258,14 +4871,6 @@
           <w:bCs/>
         </w:rPr>
       </w:pPr>
-      <w:r>
-        <w:rPr>
-          <w:rFonts w:ascii="Times New Roman" w:hAnsi="Times New Roman" w:cs="Times New Roman"/>
-          <w:b/>
-          <w:bCs/>
-        </w:rPr>
-        <w:t>SURAT PERNYATAAN TANGGUNG JAWAB MUTLAT</w:t>
-      </w:r>
     </w:p>
     <w:p>
       <w:pPr>
@@ -7279,13 +4884,17 @@
         </w:tabs>
         <w:spacing w:after="0" w:line="360" w:lineRule="auto"/>
         <w:ind w:left="6521" w:hanging="6521"/>
-        <w:jc w:val="center"/>
-        <w:rPr>
-          <w:rFonts w:ascii="Times New Roman" w:hAnsi="Times New Roman" w:cs="Times New Roman"/>
-          <w:b/>
-          <w:bCs/>
-        </w:rPr>
-      </w:pPr>
+        <w:jc w:val="both"/>
+        <w:rPr>
+          <w:rFonts w:ascii="Times New Roman" w:hAnsi="Times New Roman" w:cs="Times New Roman"/>
+        </w:rPr>
+      </w:pPr>
+      <w:r>
+        <w:rPr>
+          <w:rFonts w:ascii="Times New Roman" w:hAnsi="Times New Roman" w:cs="Times New Roman"/>
+        </w:rPr>
+        <w:t>Yang bertanda tangan di bawah ini:</w:t>
+      </w:r>
     </w:p>
     <w:p>
       <w:pPr>
@@ -7308,7 +4917,21 @@
         <w:rPr>
           <w:rFonts w:ascii="Times New Roman" w:hAnsi="Times New Roman" w:cs="Times New Roman"/>
         </w:rPr>
-        <w:t>Yang bertanda tangan di bawah ini:</w:t>
+        <w:t>Nama</w:t>
+      </w:r>
+      <w:r>
+        <w:rPr>
+          <w:rFonts w:ascii="Times New Roman" w:hAnsi="Times New Roman" w:cs="Times New Roman"/>
+        </w:rPr>
+        <w:tab/>
+        <w:t>:</w:t>
+      </w:r>
+      <w:r>
+        <w:rPr>
+          <w:rFonts w:ascii="Times New Roman" w:hAnsi="Times New Roman" w:cs="Times New Roman"/>
+        </w:rPr>
+        <w:tab/>
+        <w:t>{{ nama }}</w:t>
       </w:r>
     </w:p>
     <w:p>
@@ -7332,7 +4955,13 @@
         <w:rPr>
           <w:rFonts w:ascii="Times New Roman" w:hAnsi="Times New Roman" w:cs="Times New Roman"/>
         </w:rPr>
-        <w:t>Nama</w:t>
+        <w:t>NIP</w:t>
+      </w:r>
+      <w:r>
+        <w:rPr>
+          <w:rFonts w:ascii="Times New Roman" w:hAnsi="Times New Roman" w:cs="Times New Roman"/>
+        </w:rPr>
+        <w:tab/>
       </w:r>
       <w:r>
         <w:rPr>
@@ -7346,7 +4975,7 @@
           <w:rFonts w:ascii="Times New Roman" w:hAnsi="Times New Roman" w:cs="Times New Roman"/>
         </w:rPr>
         <w:tab/>
-        <w:t>{{ nama }}</w:t>
+        <w:t>{{ nip }}</w:t>
       </w:r>
     </w:p>
     <w:p>
@@ -7370,13 +4999,7 @@
         <w:rPr>
           <w:rFonts w:ascii="Times New Roman" w:hAnsi="Times New Roman" w:cs="Times New Roman"/>
         </w:rPr>
-        <w:t>NIP</w:t>
-      </w:r>
-      <w:r>
-        <w:rPr>
-          <w:rFonts w:ascii="Times New Roman" w:hAnsi="Times New Roman" w:cs="Times New Roman"/>
-        </w:rPr>
-        <w:tab/>
+        <w:t>Jabatan</w:t>
       </w:r>
       <w:r>
         <w:rPr>
@@ -7390,7 +5013,7 @@
           <w:rFonts w:ascii="Times New Roman" w:hAnsi="Times New Roman" w:cs="Times New Roman"/>
         </w:rPr>
         <w:tab/>
-        <w:t>{{ nip }}</w:t>
+        <w:t>{{ jabatan }}</w:t>
       </w:r>
     </w:p>
     <w:p>
@@ -7410,44 +5033,6 @@
           <w:rFonts w:ascii="Times New Roman" w:hAnsi="Times New Roman" w:cs="Times New Roman"/>
         </w:rPr>
       </w:pPr>
-      <w:r>
-        <w:rPr>
-          <w:rFonts w:ascii="Times New Roman" w:hAnsi="Times New Roman" w:cs="Times New Roman"/>
-        </w:rPr>
-        <w:t>Jabatan</w:t>
-      </w:r>
-      <w:r>
-        <w:rPr>
-          <w:rFonts w:ascii="Times New Roman" w:hAnsi="Times New Roman" w:cs="Times New Roman"/>
-        </w:rPr>
-        <w:tab/>
-        <w:t>:</w:t>
-      </w:r>
-      <w:r>
-        <w:rPr>
-          <w:rFonts w:ascii="Times New Roman" w:hAnsi="Times New Roman" w:cs="Times New Roman"/>
-        </w:rPr>
-        <w:tab/>
-        <w:t>{{ jabatan }}</w:t>
-      </w:r>
-    </w:p>
-    <w:p>
-      <w:pPr>
-        <w:tabs>
-          <w:tab w:val="left" w:pos="420"/>
-          <w:tab w:val="left" w:pos="1701"/>
-          <w:tab w:val="left" w:pos="1843"/>
-          <w:tab w:val="left" w:pos="5670"/>
-          <w:tab w:val="left" w:pos="6521"/>
-          <w:tab w:val="left" w:pos="7655"/>
-        </w:tabs>
-        <w:spacing w:after="0" w:line="360" w:lineRule="auto"/>
-        <w:ind w:left="6521" w:hanging="6521"/>
-        <w:jc w:val="both"/>
-        <w:rPr>
-          <w:rFonts w:ascii="Times New Roman" w:hAnsi="Times New Roman" w:cs="Times New Roman"/>
-        </w:rPr>
-      </w:pPr>
     </w:p>
     <w:p>
       <w:pPr>
@@ -7506,7 +5091,7 @@
           <w:tab w:val="left" w:pos="1701"/>
           <w:tab w:val="left" w:pos="1843"/>
           <w:tab w:val="left" w:pos="5670"/>
-          <w:tab w:val="left" w:pos="6237"/>
+          <w:tab w:val="left" w:pos="5812"/>
         </w:tabs>
         <w:spacing w:after="0" w:line="360" w:lineRule="auto"/>
         <w:jc w:val="both"/>
@@ -7564,7 +5149,7 @@
           <w:tab w:val="left" w:pos="1701"/>
           <w:tab w:val="left" w:pos="1843"/>
           <w:tab w:val="left" w:pos="5670"/>
-          <w:tab w:val="left" w:pos="6237"/>
+          <w:tab w:val="left" w:pos="5812"/>
         </w:tabs>
         <w:spacing w:after="0" w:line="360" w:lineRule="auto"/>
         <w:jc w:val="both"/>
@@ -7611,7 +5196,7 @@
           <w:tab w:val="left" w:pos="1701"/>
           <w:tab w:val="left" w:pos="1843"/>
           <w:tab w:val="left" w:pos="5670"/>
-          <w:tab w:val="left" w:pos="6237"/>
+          <w:tab w:val="left" w:pos="5812"/>
         </w:tabs>
         <w:spacing w:after="0" w:line="360" w:lineRule="auto"/>
         <w:jc w:val="both"/>
@@ -7627,7 +5212,7 @@
           <w:tab w:val="left" w:pos="1701"/>
           <w:tab w:val="left" w:pos="1843"/>
           <w:tab w:val="left" w:pos="5670"/>
-          <w:tab w:val="left" w:pos="6237"/>
+          <w:tab w:val="left" w:pos="5812"/>
         </w:tabs>
         <w:spacing w:after="0" w:line="360" w:lineRule="auto"/>
         <w:jc w:val="both"/>
@@ -7643,7 +5228,7 @@
           <w:tab w:val="left" w:pos="1701"/>
           <w:tab w:val="left" w:pos="1843"/>
           <w:tab w:val="left" w:pos="5670"/>
-          <w:tab w:val="left" w:pos="6237"/>
+          <w:tab w:val="left" w:pos="5812"/>
         </w:tabs>
         <w:spacing w:after="0" w:line="360" w:lineRule="auto"/>
         <w:jc w:val="both"/>
